--- a/00-首页/题组Word/习题书/第三篇-有机化学/5-亲核取代、消除与羧酸衍生物-学生版-打印版.docx
+++ b/00-首页/题组Word/习题书/第三篇-有机化学/5-亲核取代、消除与羧酸衍生物-学生版-打印版.docx
@@ -15054,86 +15054,199 @@
         <w:rPr>
           <w:rFonts w:hint="eastAsia" w:ascii="Times New Roman" w:hAnsi="Times New Roman" w:eastAsia="Times New Roman" w:cs="Times New Roman"/>
         </w:rPr>
-        <w:t xml:space="preserve">（1）$(CH_{3})</w:t>
-      </w:r>
-      <w:r>
-        <w:rPr>
-          <w:rFonts w:ascii="Times New Roman" w:hAnsi="Times New Roman" w:eastAsia="Times New Roman" w:cs="Times New Roman"/>
-          <w:i/>
-          <w:iCs/>
-        </w:rPr>
-        <w:t xml:space="preserve">{3}CBr + NaOH</w:t>
-      </w:r>
-      <w:r>
-        <w:rPr>
-          <w:rFonts w:ascii="Times New Roman" w:hAnsi="Times New Roman" w:eastAsia="Times New Roman" w:cs="Times New Roman"/>
-          <w:i/>
-          <w:iCs/>
+        <w:t xml:space="preserve">（1）</w:t>
+      </w:r>
+      <m:oMath>
+        <m:oMathPr>
+          <m:ctrlPr>
+            <w:rPr>
+              <w:sz w:val="28"/>
+              <w:szCs w:val="28"/>
+            </w:rPr>
+          </m:ctrlPr>
+        </m:oMathPr>
+        <m:r>
+          <m:rPr>
+            <m:sty m:val="p"/>
+          </m:rPr>
+          <m:t>(</m:t>
+        </m:r>
+        <m:r>
+          <m:t>C</m:t>
+        </m:r>
+        <m:sSub>
+          <m:e>
+            <m:r>
+              <m:t>H</m:t>
+            </m:r>
+          </m:e>
+          <m:sub>
+            <m:r>
+              <m:t>3</m:t>
+            </m:r>
+          </m:sub>
+        </m:sSub>
+        <m:sSub>
+          <m:e>
+            <m:r>
+              <m:rPr>
+                <m:sty m:val="p"/>
+              </m:rPr>
+              <m:t>)</m:t>
+            </m:r>
+          </m:e>
+          <m:sub>
+            <m:r>
+              <m:t>3</m:t>
+            </m:r>
+          </m:sub>
+        </m:sSub>
+        <m:r>
+          <m:t>C</m:t>
+        </m:r>
+        <m:r>
+          <m:t>B</m:t>
+        </m:r>
+        <m:r>
+          <m:t>r</m:t>
+        </m:r>
+        <m:r>
+          <m:rPr>
+            <m:sty m:val="p"/>
+          </m:rPr>
+          <m:t>+</m:t>
+        </m:r>
+        <m:r>
+          <m:t>N</m:t>
+        </m:r>
+        <m:r>
+          <m:t>a</m:t>
+        </m:r>
+        <m:r>
+          <m:t>O</m:t>
+        </m:r>
+        <m:r>
+          <m:t>H</m:t>
+        </m:r>
+        <m:r>
+          <m:rPr>
+            <m:sty m:val="p"/>
+          </m:rPr>
+          <m:t>→</m:t>
+        </m:r>
+      </m:oMath>
+      <w:r>
+        <w:rPr>
+          <w:rFonts w:ascii="Times New Roman" w:hAnsi="Times New Roman" w:eastAsia="Times New Roman" w:cs="Times New Roman"/>
         </w:rPr>
         <w:t xml:space="preserve"> </w:t>
       </w:r>
       <w:r>
         <w:rPr>
-          <w:rFonts w:ascii="Times New Roman" w:hAnsi="Times New Roman" w:eastAsia="Times New Roman" w:cs="Times New Roman"/>
-          <w:i/>
-          <w:iCs/>
-        </w:rPr>
-        <w:t xml:space="preserve">$ </w:t>
-      </w:r>
-      <w:r>
-        <w:rPr>
-          <w:rFonts w:hint="eastAsia" w:ascii="Times New Roman" w:hAnsi="Times New Roman" w:eastAsia="FangSong" w:cs="Times New Roman"/>
-          <w:i/>
-          <w:iCs/>
+          <w:rFonts w:hint="eastAsia" w:ascii="Times New Roman" w:hAnsi="Times New Roman" w:eastAsia="FangSong" w:cs="Times New Roman"/>
         </w:rPr>
         <w:t>产物</w:t>
       </w:r>
       <w:r>
         <w:rPr>
           <w:rFonts w:hint="eastAsia" w:ascii="Times New Roman" w:hAnsi="Times New Roman" w:eastAsia="Times New Roman" w:cs="Times New Roman"/>
-          <w:i/>
-          <w:iCs/>
         </w:rPr>
         <w:t>（</w:t>
       </w:r>
       <w:r>
         <w:rPr>
           <w:rFonts w:hint="eastAsia" w:ascii="Times New Roman" w:hAnsi="Times New Roman" w:eastAsia="FangSong" w:cs="Times New Roman"/>
-          <w:i/>
-          <w:iCs/>
         </w:rPr>
         <w:t>水溶液</w:t>
       </w:r>
       <w:r>
         <w:rPr>
           <w:rFonts w:hint="eastAsia" w:ascii="Times New Roman" w:hAnsi="Times New Roman" w:eastAsia="Times New Roman" w:cs="Times New Roman"/>
-          <w:i/>
-          <w:iCs/>
         </w:rPr>
         <w:t>）</w:t>
       </w:r>
       <w:r>
         <w:rPr>
           <w:rFonts w:ascii="Times New Roman" w:hAnsi="Times New Roman" w:eastAsia="Times New Roman" w:cs="Times New Roman"/>
-          <w:i/>
-          <w:iCs/>
         </w:rPr>
         <w:t xml:space="preserve"> </w:t>
       </w:r>
       <w:r>
         <w:rPr>
           <w:rFonts w:hint="eastAsia" w:ascii="Times New Roman" w:hAnsi="Times New Roman" w:eastAsia="Times New Roman" w:cs="Times New Roman"/>
-          <w:i/>
-          <w:iCs/>
-        </w:rPr>
-        <w:t xml:space="preserve">（2）$CH</w:t>
-      </w:r>
-      <w:r>
-        <w:rPr>
-          <w:rFonts w:ascii="Times New Roman" w:hAnsi="Times New Roman" w:eastAsia="Times New Roman" w:cs="Times New Roman"/>
-        </w:rPr>
-        <w:t xml:space="preserve">{3}CH_{2}Br + NaCN</w:t>
-      </w:r>
+        </w:rPr>
+        <w:t xml:space="preserve">（2）</w:t>
+      </w:r>
+      <m:oMath>
+        <m:oMathPr>
+          <m:ctrlPr>
+            <w:rPr>
+              <w:sz w:val="28"/>
+              <w:szCs w:val="28"/>
+            </w:rPr>
+          </m:ctrlPr>
+        </m:oMathPr>
+        <m:r>
+          <m:t>C</m:t>
+        </m:r>
+        <m:sSub>
+          <m:e>
+            <m:r>
+              <m:t>H</m:t>
+            </m:r>
+          </m:e>
+          <m:sub>
+            <m:r>
+              <m:t>3</m:t>
+            </m:r>
+          </m:sub>
+        </m:sSub>
+        <m:r>
+          <m:t>C</m:t>
+        </m:r>
+        <m:sSub>
+          <m:e>
+            <m:r>
+              <m:t>H</m:t>
+            </m:r>
+          </m:e>
+          <m:sub>
+            <m:r>
+              <m:t>2</m:t>
+            </m:r>
+          </m:sub>
+        </m:sSub>
+        <m:r>
+          <m:t>B</m:t>
+        </m:r>
+        <m:r>
+          <m:t>r</m:t>
+        </m:r>
+        <m:r>
+          <m:rPr>
+            <m:sty m:val="p"/>
+          </m:rPr>
+          <m:t>+</m:t>
+        </m:r>
+        <m:r>
+          <m:t>N</m:t>
+        </m:r>
+        <m:r>
+          <m:t>a</m:t>
+        </m:r>
+        <m:r>
+          <m:t>C</m:t>
+        </m:r>
+        <m:r>
+          <m:t>N</m:t>
+        </m:r>
+        <m:r>
+          <m:rPr>
+            <m:sty m:val="p"/>
+          </m:rPr>
+          <m:t>→</m:t>
+        </m:r>
+      </m:oMath>
       <w:r>
         <w:rPr>
           <w:rFonts w:ascii="Times New Roman" w:hAnsi="Times New Roman" w:eastAsia="Times New Roman" w:cs="Times New Roman"/>
@@ -15142,12 +15255,6 @@
       </w:r>
       <w:r>
         <w:rPr>
-          <w:rFonts w:ascii="Times New Roman" w:hAnsi="Times New Roman" w:eastAsia="Times New Roman" w:cs="Times New Roman"/>
-        </w:rPr>
-        <w:t xml:space="preserve">$ </w:t>
-      </w:r>
-      <w:r>
-        <w:rPr>
           <w:rFonts w:hint="eastAsia" w:ascii="Times New Roman" w:hAnsi="Times New Roman" w:eastAsia="FangSong" w:cs="Times New Roman"/>
         </w:rPr>
         <w:t>产物</w:t>
@@ -15180,14 +15287,87 @@
         <w:rPr>
           <w:rFonts w:hint="eastAsia" w:ascii="Times New Roman" w:hAnsi="Times New Roman" w:eastAsia="Times New Roman" w:cs="Times New Roman"/>
         </w:rPr>
-        <w:t xml:space="preserve">（3）$CH_{3}CHBrCH_{3}</w:t>
-      </w:r>
-      <w:r>
-        <w:rPr>
-          <w:rFonts w:ascii="Times New Roman" w:hAnsi="Times New Roman" w:eastAsia="Times New Roman" w:cs="Times New Roman"/>
-        </w:rPr>
-        <w:t xml:space="preserve"> + H_{2}O</w:t>
-      </w:r>
+        <w:t xml:space="preserve">（3）</w:t>
+      </w:r>
+      <m:oMath>
+        <m:oMathPr>
+          <m:ctrlPr>
+            <w:rPr>
+              <w:sz w:val="28"/>
+              <w:szCs w:val="28"/>
+            </w:rPr>
+          </m:ctrlPr>
+        </m:oMathPr>
+        <m:r>
+          <m:t>C</m:t>
+        </m:r>
+        <m:sSub>
+          <m:e>
+            <m:r>
+              <m:t>H</m:t>
+            </m:r>
+          </m:e>
+          <m:sub>
+            <m:r>
+              <m:t>3</m:t>
+            </m:r>
+          </m:sub>
+        </m:sSub>
+        <m:r>
+          <m:t>C</m:t>
+        </m:r>
+        <m:r>
+          <m:t>H</m:t>
+        </m:r>
+        <m:r>
+          <m:t>B</m:t>
+        </m:r>
+        <m:r>
+          <m:t>r</m:t>
+        </m:r>
+        <m:r>
+          <m:t>C</m:t>
+        </m:r>
+        <m:sSub>
+          <m:e>
+            <m:r>
+              <m:t>H</m:t>
+            </m:r>
+          </m:e>
+          <m:sub>
+            <m:r>
+              <m:t>3</m:t>
+            </m:r>
+          </m:sub>
+        </m:sSub>
+        <m:r>
+          <m:rPr>
+            <m:sty m:val="p"/>
+          </m:rPr>
+          <m:t>+</m:t>
+        </m:r>
+        <m:sSub>
+          <m:e>
+            <m:r>
+              <m:t>H</m:t>
+            </m:r>
+          </m:e>
+          <m:sub>
+            <m:r>
+              <m:t>2</m:t>
+            </m:r>
+          </m:sub>
+        </m:sSub>
+        <m:r>
+          <m:t>O</m:t>
+        </m:r>
+        <m:r>
+          <m:rPr>
+            <m:sty m:val="p"/>
+          </m:rPr>
+          <m:t>→</m:t>
+        </m:r>
+      </m:oMath>
       <w:r>
         <w:rPr>
           <w:rFonts w:ascii="Times New Roman" w:hAnsi="Times New Roman" w:eastAsia="Times New Roman" w:cs="Times New Roman"/>
@@ -15196,12 +15376,6 @@
       </w:r>
       <w:r>
         <w:rPr>
-          <w:rFonts w:ascii="Times New Roman" w:hAnsi="Times New Roman" w:eastAsia="Times New Roman" w:cs="Times New Roman"/>
-        </w:rPr>
-        <w:t xml:space="preserve">$ </w:t>
-      </w:r>
-      <w:r>
-        <w:rPr>
           <w:rFonts w:hint="eastAsia" w:ascii="Times New Roman" w:hAnsi="Times New Roman" w:eastAsia="FangSong" w:cs="Times New Roman"/>
         </w:rPr>
         <w:t>产物</w:t>
@@ -15234,14 +15408,81 @@
         <w:rPr>
           <w:rFonts w:hint="eastAsia" w:ascii="Times New Roman" w:hAnsi="Times New Roman" w:eastAsia="Times New Roman" w:cs="Times New Roman"/>
         </w:rPr>
-        <w:t xml:space="preserve">（4）$PhCH_{2}Cl</w:t>
-      </w:r>
-      <w:r>
-        <w:rPr>
-          <w:rFonts w:ascii="Times New Roman" w:hAnsi="Times New Roman" w:eastAsia="Times New Roman" w:cs="Times New Roman"/>
-        </w:rPr>
-        <w:t xml:space="preserve"> + NaOCH_{3}</w:t>
-      </w:r>
+        <w:t xml:space="preserve">（4）</w:t>
+      </w:r>
+      <m:oMath>
+        <m:oMathPr>
+          <m:ctrlPr>
+            <w:rPr>
+              <w:sz w:val="28"/>
+              <w:szCs w:val="28"/>
+            </w:rPr>
+          </m:ctrlPr>
+        </m:oMathPr>
+        <m:r>
+          <m:t>P</m:t>
+        </m:r>
+        <m:r>
+          <m:t>h</m:t>
+        </m:r>
+        <m:r>
+          <m:t>C</m:t>
+        </m:r>
+        <m:sSub>
+          <m:e>
+            <m:r>
+              <m:t>H</m:t>
+            </m:r>
+          </m:e>
+          <m:sub>
+            <m:r>
+              <m:t>2</m:t>
+            </m:r>
+          </m:sub>
+        </m:sSub>
+        <m:r>
+          <m:t>C</m:t>
+        </m:r>
+        <m:r>
+          <m:t>l</m:t>
+        </m:r>
+        <m:r>
+          <m:rPr>
+            <m:sty m:val="p"/>
+          </m:rPr>
+          <m:t>+</m:t>
+        </m:r>
+        <m:r>
+          <m:t>N</m:t>
+        </m:r>
+        <m:r>
+          <m:t>a</m:t>
+        </m:r>
+        <m:r>
+          <m:t>O</m:t>
+        </m:r>
+        <m:r>
+          <m:t>C</m:t>
+        </m:r>
+        <m:sSub>
+          <m:e>
+            <m:r>
+              <m:t>H</m:t>
+            </m:r>
+          </m:e>
+          <m:sub>
+            <m:r>
+              <m:t>3</m:t>
+            </m:r>
+          </m:sub>
+        </m:sSub>
+        <m:r>
+          <m:rPr>
+            <m:sty m:val="p"/>
+          </m:rPr>
+          <m:t>→</m:t>
+        </m:r>
+      </m:oMath>
       <w:r>
         <w:rPr>
           <w:rFonts w:ascii="Times New Roman" w:hAnsi="Times New Roman" w:eastAsia="Times New Roman" w:cs="Times New Roman"/>
@@ -15250,12 +15491,6 @@
       </w:r>
       <w:r>
         <w:rPr>
-          <w:rFonts w:ascii="Times New Roman" w:hAnsi="Times New Roman" w:eastAsia="Times New Roman" w:cs="Times New Roman"/>
-        </w:rPr>
-        <w:t xml:space="preserve">$ </w:t>
-      </w:r>
-      <w:r>
-        <w:rPr>
           <w:rFonts w:hint="eastAsia" w:ascii="Times New Roman" w:hAnsi="Times New Roman" w:eastAsia="FangSong" w:cs="Times New Roman"/>
         </w:rPr>
         <w:t>产物</w:t>
@@ -15288,33 +15523,101 @@
         <w:rPr>
           <w:rFonts w:hint="eastAsia" w:ascii="Times New Roman" w:hAnsi="Times New Roman" w:eastAsia="Times New Roman" w:cs="Times New Roman"/>
         </w:rPr>
-        <w:t xml:space="preserve">（5）$(CH_{3})</w:t>
-      </w:r>
-      <w:r>
-        <w:rPr>
-          <w:rFonts w:ascii="Times New Roman" w:hAnsi="Times New Roman" w:eastAsia="Times New Roman" w:cs="Times New Roman"/>
-          <w:i/>
-          <w:iCs/>
-        </w:rPr>
-        <w:t xml:space="preserve">{3}CCl + AgNO</w:t>
-      </w:r>
-      <w:r>
-        <w:rPr>
-          <w:rFonts w:ascii="Times New Roman" w:hAnsi="Times New Roman" w:eastAsia="Times New Roman" w:cs="Times New Roman"/>
-        </w:rPr>
-        <w:t xml:space="preserve">{3}</w:t>
-      </w:r>
+        <w:t xml:space="preserve">（5）</w:t>
+      </w:r>
+      <m:oMath>
+        <m:oMathPr>
+          <m:ctrlPr>
+            <w:rPr>
+              <w:sz w:val="28"/>
+              <w:szCs w:val="28"/>
+            </w:rPr>
+          </m:ctrlPr>
+        </m:oMathPr>
+        <m:r>
+          <m:rPr>
+            <m:sty m:val="p"/>
+          </m:rPr>
+          <m:t>(</m:t>
+        </m:r>
+        <m:r>
+          <m:t>C</m:t>
+        </m:r>
+        <m:sSub>
+          <m:e>
+            <m:r>
+              <m:t>H</m:t>
+            </m:r>
+          </m:e>
+          <m:sub>
+            <m:r>
+              <m:t>3</m:t>
+            </m:r>
+          </m:sub>
+        </m:sSub>
+        <m:sSub>
+          <m:e>
+            <m:r>
+              <m:rPr>
+                <m:sty m:val="p"/>
+              </m:rPr>
+              <m:t>)</m:t>
+            </m:r>
+          </m:e>
+          <m:sub>
+            <m:r>
+              <m:t>3</m:t>
+            </m:r>
+          </m:sub>
+        </m:sSub>
+        <m:r>
+          <m:t>C</m:t>
+        </m:r>
+        <m:r>
+          <m:t>C</m:t>
+        </m:r>
+        <m:r>
+          <m:t>l</m:t>
+        </m:r>
+        <m:r>
+          <m:rPr>
+            <m:sty m:val="p"/>
+          </m:rPr>
+          <m:t>+</m:t>
+        </m:r>
+        <m:r>
+          <m:t>A</m:t>
+        </m:r>
+        <m:r>
+          <m:t>g</m:t>
+        </m:r>
+        <m:r>
+          <m:t>N</m:t>
+        </m:r>
+        <m:sSub>
+          <m:e>
+            <m:r>
+              <m:t>O</m:t>
+            </m:r>
+          </m:e>
+          <m:sub>
+            <m:r>
+              <m:t>3</m:t>
+            </m:r>
+          </m:sub>
+        </m:sSub>
+        <m:r>
+          <m:rPr>
+            <m:sty m:val="p"/>
+          </m:rPr>
+          <m:t>→</m:t>
+        </m:r>
+      </m:oMath>
       <w:r>
         <w:rPr>
           <w:rFonts w:ascii="Times New Roman" w:hAnsi="Times New Roman" w:eastAsia="Times New Roman" w:cs="Times New Roman"/>
         </w:rPr>
         <w:t xml:space="preserve"> </w:t>
-      </w:r>
-      <w:r>
-        <w:rPr>
-          <w:rFonts w:ascii="Times New Roman" w:hAnsi="Times New Roman" w:eastAsia="Times New Roman" w:cs="Times New Roman"/>
-        </w:rPr>
-        <w:t xml:space="preserve">$ </w:t>
       </w:r>
       <w:r>
         <w:rPr>
@@ -15485,239 +15788,7 @@
         <w:rPr>
           <w:rFonts w:hint="eastAsia" w:ascii="Times New Roman" w:hAnsi="Times New Roman" w:eastAsia="Times New Roman" w:cs="Times New Roman"/>
         </w:rPr>
-        <w:t xml:space="preserve">（1）$CH_{3}CHBrCH_{2}CH_{3}</w:t>
-      </w:r>
-      <w:r>
-        <w:rPr>
-          <w:rFonts w:ascii="Times New Roman" w:hAnsi="Times New Roman" w:eastAsia="Times New Roman" w:cs="Times New Roman"/>
-        </w:rPr>
-        <w:t xml:space="preserve"> + t-BuOK/t-BuOH</w:t>
-      </w:r>
-      <w:r>
-        <w:rPr>
-          <w:rFonts w:ascii="Times New Roman" w:hAnsi="Times New Roman" w:eastAsia="Times New Roman" w:cs="Times New Roman"/>
-        </w:rPr>
-        <w:t xml:space="preserve"> </w:t>
-      </w:r>
-      <w:r>
-        <w:rPr>
-          <w:rFonts w:ascii="Times New Roman" w:hAnsi="Times New Roman" w:eastAsia="Times New Roman" w:cs="Times New Roman"/>
-        </w:rPr>
-        <w:t xml:space="preserve">$ </w:t>
-      </w:r>
-      <w:r>
-        <w:rPr>
-          <w:rFonts w:hint="eastAsia" w:ascii="Times New Roman" w:hAnsi="Times New Roman" w:eastAsia="FangSong" w:cs="Times New Roman"/>
-        </w:rPr>
-        <w:t xml:space="preserve">产物</w:t>
-      </w:r>
-      <w:r>
-        <w:rPr>
-          <w:rFonts w:ascii="Times New Roman" w:hAnsi="Times New Roman" w:eastAsia="Times New Roman" w:cs="Times New Roman"/>
-        </w:rPr>
-        <w:t xml:space="preserve"> </w:t>
-      </w:r>
-      <w:r>
-        <w:rPr>
-          <w:rFonts w:hint="eastAsia" w:ascii="Times New Roman" w:hAnsi="Times New Roman" w:eastAsia="Times New Roman" w:cs="Times New Roman"/>
-        </w:rPr>
-        <w:t xml:space="preserve">（2）$CH_{3}CHBrCH_{2}CH_{3}</w:t>
-      </w:r>
-      <w:r>
-        <w:rPr>
-          <w:rFonts w:ascii="Times New Roman" w:hAnsi="Times New Roman" w:eastAsia="Times New Roman" w:cs="Times New Roman"/>
-        </w:rPr>
-        <w:t xml:space="preserve"> + LDA/THF</w:t>
-      </w:r>
-      <w:r>
-        <w:rPr>
-          <w:rFonts w:ascii="Times New Roman" w:hAnsi="Times New Roman" w:eastAsia="Times New Roman" w:cs="Times New Roman"/>
-        </w:rPr>
-        <w:t xml:space="preserve"> </w:t>
-      </w:r>
-      <w:r>
-        <w:rPr>
-          <w:rFonts w:ascii="Times New Roman" w:hAnsi="Times New Roman" w:eastAsia="Times New Roman" w:cs="Times New Roman"/>
-        </w:rPr>
-        <w:t xml:space="preserve">$ </w:t>
-      </w:r>
-      <w:r>
-        <w:rPr>
-          <w:rFonts w:hint="eastAsia" w:ascii="Times New Roman" w:hAnsi="Times New Roman" w:eastAsia="FangSong" w:cs="Times New Roman"/>
-        </w:rPr>
-        <w:t xml:space="preserve">产物</w:t>
-      </w:r>
-      <w:r>
-        <w:rPr>
-          <w:rFonts w:ascii="Times New Roman" w:hAnsi="Times New Roman" w:eastAsia="Times New Roman" w:cs="Times New Roman"/>
-        </w:rPr>
-        <w:t xml:space="preserve"> </w:t>
-      </w:r>
-      <w:r>
-        <w:rPr>
-          <w:rFonts w:hint="eastAsia" w:ascii="Times New Roman" w:hAnsi="Times New Roman" w:eastAsia="Times New Roman" w:cs="Times New Roman"/>
-        </w:rPr>
-        <w:t xml:space="preserve">（3）$(CH_{3})</w:t>
-      </w:r>
-      <w:r>
-        <w:rPr>
-          <w:rFonts w:ascii="Times New Roman" w:hAnsi="Times New Roman" w:eastAsia="Times New Roman" w:cs="Times New Roman"/>
-          <w:i/>
-          <w:iCs/>
-        </w:rPr>
-        <w:t xml:space="preserve">{3}CCHBrCH</w:t>
-      </w:r>
-      <w:r>
-        <w:rPr>
-          <w:rFonts w:ascii="Times New Roman" w:hAnsi="Times New Roman" w:eastAsia="Times New Roman" w:cs="Times New Roman"/>
-        </w:rPr>
-        <w:t xml:space="preserve">{3} + NaOEt/EtOH</w:t>
-      </w:r>
-      <w:r>
-        <w:rPr>
-          <w:rFonts w:ascii="Times New Roman" w:hAnsi="Times New Roman" w:eastAsia="Times New Roman" w:cs="Times New Roman"/>
-        </w:rPr>
-        <w:t xml:space="preserve"> </w:t>
-      </w:r>
-      <w:r>
-        <w:rPr>
-          <w:rFonts w:ascii="Times New Roman" w:hAnsi="Times New Roman" w:eastAsia="Times New Roman" w:cs="Times New Roman"/>
-        </w:rPr>
-        <w:t xml:space="preserve">$ </w:t>
-      </w:r>
-      <w:r>
-        <w:rPr>
-          <w:rFonts w:hint="eastAsia" w:ascii="Times New Roman" w:hAnsi="Times New Roman" w:eastAsia="FangSong" w:cs="Times New Roman"/>
-        </w:rPr>
-        <w:t xml:space="preserve">产物</w:t>
-      </w:r>
-      <w:r>
-        <w:rPr>
-          <w:rFonts w:ascii="Times New Roman" w:hAnsi="Times New Roman" w:eastAsia="Times New Roman" w:cs="Times New Roman"/>
-        </w:rPr>
-        <w:t xml:space="preserve"> </w:t>
-      </w:r>
-      <w:r>
-        <w:rPr>
-          <w:rFonts w:hint="eastAsia" w:ascii="Times New Roman" w:hAnsi="Times New Roman" w:eastAsia="Times New Roman" w:cs="Times New Roman"/>
-        </w:rPr>
-        <w:t xml:space="preserve">（4）$(CH_{3})</w:t>
-      </w:r>
-      <w:r>
-        <w:rPr>
-          <w:rFonts w:ascii="Times New Roman" w:hAnsi="Times New Roman" w:eastAsia="Times New Roman" w:cs="Times New Roman"/>
-          <w:i/>
-          <w:iCs/>
-        </w:rPr>
-        <w:t xml:space="preserve">{3}CCHBrCH</w:t>
-      </w:r>
-      <w:r>
-        <w:rPr>
-          <w:rFonts w:ascii="Times New Roman" w:hAnsi="Times New Roman" w:eastAsia="Times New Roman" w:cs="Times New Roman"/>
-        </w:rPr>
-        <w:t xml:space="preserve">{3} + LDA/THF</w:t>
-      </w:r>
-      <w:r>
-        <w:rPr>
-          <w:rFonts w:ascii="Times New Roman" w:hAnsi="Times New Roman" w:eastAsia="Times New Roman" w:cs="Times New Roman"/>
-        </w:rPr>
-        <w:t xml:space="preserve"> </w:t>
-      </w:r>
-      <w:r>
-        <w:rPr>
-          <w:rFonts w:ascii="Times New Roman" w:hAnsi="Times New Roman" w:eastAsia="Times New Roman" w:cs="Times New Roman"/>
-        </w:rPr>
-        <w:t xml:space="preserve">$ </w:t>
-      </w:r>
-      <w:r>
-        <w:rPr>
-          <w:rFonts w:hint="eastAsia" w:ascii="Times New Roman" w:hAnsi="Times New Roman" w:eastAsia="FangSong" w:cs="Times New Roman"/>
-        </w:rPr>
-        <w:t xml:space="preserve">产物</w:t>
-      </w:r>
-    </w:p>
-    <w:p>
-      <w:pPr>
-        <w:spacing w:before="160" w:after="80"/>
-      </w:pPr>
-      <w:r>
-        <w:pict>
-          <v:rect style="width:0;height:1.5pt" o:hralign="center" o:hrstd="t" o:hr="t"/>
-        </w:pict>
-      </w:r>
-    </w:p>
-    <w:bookmarkEnd w:id="171"/>
-    <w:bookmarkStart w:id="172" w:name="消除-霍夫曼消除反应机理"/>
-    <w:p>
-      <w:pPr>
-        <w:pStyle w:val="Heading2"/>
-        <w:spacing w:before="280" w:after="80"/>
-        <w:keepNext/>
-      </w:pPr>
-      <w:r>
-        <w:rPr>
-          <w:rFonts w:ascii="Times New Roman" w:hAnsi="Times New Roman" w:eastAsia="Times New Roman" w:cs="Times New Roman"/>
-        </w:rPr>
-        <w:t xml:space="preserve">5.52 </w:t>
-      </w:r>
-      <w:r>
-        <w:rPr>
-          <w:rFonts w:hint="eastAsia" w:ascii="Times New Roman" w:hAnsi="Times New Roman" w:eastAsia="SimHei" w:cs="Times New Roman"/>
-        </w:rPr>
-        <w:t>消除</w:t>
-      </w:r>
-      <w:r>
-        <w:rPr>
-          <w:rFonts w:hint="eastAsia" w:ascii="Times New Roman" w:hAnsi="Times New Roman" w:eastAsia="Times New Roman" w:cs="Times New Roman"/>
-        </w:rPr>
-        <w:t>-</w:t>
-      </w:r>
-      <w:r>
-        <w:rPr>
-          <w:rFonts w:hint="eastAsia" w:ascii="Times New Roman" w:hAnsi="Times New Roman" w:eastAsia="SimHei" w:cs="Times New Roman"/>
-        </w:rPr>
-        <w:t>霍夫曼消除反应机理</w:t>
-      </w:r>
-    </w:p>
-    <w:p>
-      <w:pPr>
-        <w:pStyle w:val="FirstParagraph"/>
-      </w:pPr>
-      <w:r>
-        <w:rPr>
-          <w:rFonts w:hint="eastAsia" w:ascii="Times New Roman" w:hAnsi="Times New Roman" w:eastAsia="Times New Roman" w:cs="Times New Roman"/>
-        </w:rPr>
-        <w:t>（1）</w:t>
-      </w:r>
-      <w:r>
-        <w:rPr>
-          <w:rFonts w:hint="eastAsia" w:ascii="Times New Roman" w:hAnsi="Times New Roman" w:eastAsia="FangSong" w:cs="Times New Roman"/>
-        </w:rPr>
-        <w:t>写出以下化合物经霍夫曼消除后的烯烃产物</w:t>
-      </w:r>
-      <w:r>
-        <w:rPr>
-          <w:rFonts w:hint="eastAsia" w:ascii="Times New Roman" w:hAnsi="Times New Roman" w:eastAsia="Times New Roman" w:cs="Times New Roman"/>
-        </w:rPr>
-        <w:t>：</w:t>
-      </w:r>
-      <w:r>
-        <w:rPr>
-          <w:rFonts w:ascii="Times New Roman" w:hAnsi="Times New Roman" w:eastAsia="Times New Roman" w:cs="Times New Roman"/>
-        </w:rPr>
-        <w:t xml:space="preserve"> </w:t>
-      </w:r>
-      <w:r>
-        <w:rPr>
-          <w:rFonts w:hint="eastAsia" w:ascii="Times New Roman" w:hAnsi="Times New Roman" w:eastAsia="FangSong" w:cs="Times New Roman"/>
-        </w:rPr>
-        <w:t>丁胺</w:t>
-      </w:r>
-      <w:r>
-        <w:rPr>
-          <w:rFonts w:hint="eastAsia" w:ascii="Times New Roman" w:hAnsi="Times New Roman" w:eastAsia="Times New Roman" w:cs="Times New Roman"/>
-        </w:rPr>
-        <w:t>（</w:t>
+        <w:t xml:space="preserve">（1）</w:t>
       </w:r>
       <m:oMath>
         <m:oMathPr>
@@ -15746,6 +15817,18 @@
         <m:r>
           <m:t>C</m:t>
         </m:r>
+        <m:r>
+          <m:t>H</m:t>
+        </m:r>
+        <m:r>
+          <m:t>B</m:t>
+        </m:r>
+        <m:r>
+          <m:t>r</m:t>
+        </m:r>
+        <m:r>
+          <m:t>C</m:t>
+        </m:r>
         <m:sSub>
           <m:e>
             <m:r>
@@ -15769,90 +15852,94 @@
           </m:e>
           <m:sub>
             <m:r>
-              <m:t>2</m:t>
+              <m:t>3</m:t>
             </m:r>
           </m:sub>
         </m:sSub>
         <m:r>
-          <m:t>C</m:t>
-        </m:r>
-        <m:sSub>
-          <m:e>
-            <m:r>
-              <m:t>H</m:t>
-            </m:r>
-          </m:e>
-          <m:sub>
-            <m:r>
-              <m:t>2</m:t>
-            </m:r>
-          </m:sub>
-        </m:sSub>
-        <m:r>
-          <m:t>N</m:t>
-        </m:r>
-        <m:sSub>
-          <m:e>
-            <m:r>
-              <m:t>H</m:t>
-            </m:r>
-          </m:e>
-          <m:sub>
-            <m:r>
-              <m:t>2</m:t>
-            </m:r>
-          </m:sub>
-        </m:sSub>
+          <m:rPr>
+            <m:sty m:val="p"/>
+          </m:rPr>
+          <m:t>+</m:t>
+        </m:r>
+        <m:r>
+          <m:t>t</m:t>
+        </m:r>
+        <m:r>
+          <m:rPr>
+            <m:sty m:val="p"/>
+          </m:rPr>
+          <m:t>−</m:t>
+        </m:r>
+        <m:r>
+          <m:t>B</m:t>
+        </m:r>
+        <m:r>
+          <m:t>u</m:t>
+        </m:r>
+        <m:r>
+          <m:t>O</m:t>
+        </m:r>
+        <m:r>
+          <m:t>K</m:t>
+        </m:r>
+        <m:r>
+          <m:rPr>
+            <m:sty m:val="p"/>
+          </m:rPr>
+          <m:t>/</m:t>
+        </m:r>
+        <m:r>
+          <m:t>t</m:t>
+        </m:r>
+        <m:r>
+          <m:rPr>
+            <m:sty m:val="p"/>
+          </m:rPr>
+          <m:t>−</m:t>
+        </m:r>
+        <m:r>
+          <m:t>B</m:t>
+        </m:r>
+        <m:r>
+          <m:t>u</m:t>
+        </m:r>
+        <m:r>
+          <m:t>O</m:t>
+        </m:r>
+        <m:r>
+          <m:t>H</m:t>
+        </m:r>
+        <m:r>
+          <m:rPr>
+            <m:sty m:val="p"/>
+          </m:rPr>
+          <m:t>→</m:t>
+        </m:r>
       </m:oMath>
       <w:r>
         <w:rPr>
-          <w:rFonts w:hint="eastAsia" w:ascii="Times New Roman" w:hAnsi="Times New Roman" w:eastAsia="Times New Roman" w:cs="Times New Roman"/>
-        </w:rPr>
-        <w:t>）</w:t>
-      </w:r>
-      <w:r>
-        <w:rPr>
-          <w:rFonts w:hint="eastAsia" w:ascii="Times New Roman" w:hAnsi="Times New Roman" w:eastAsia="FangSong" w:cs="Times New Roman"/>
-        </w:rPr>
-        <w:t>先与过量</w:t>
-      </w:r>
-      <m:oMath>
-        <m:r>
-          <m:t>C</m:t>
-        </m:r>
-        <m:sSub>
-          <m:e>
-            <m:r>
-              <m:t>H</m:t>
-            </m:r>
-          </m:e>
-          <m:sub>
-            <m:r>
-              <m:t>3</m:t>
-            </m:r>
-          </m:sub>
-        </m:sSub>
-        <m:r>
-          <m:t>I</m:t>
-        </m:r>
-      </m:oMath>
-      <w:r>
-        <w:rPr>
-          <w:rFonts w:hint="eastAsia" w:ascii="Times New Roman" w:hAnsi="Times New Roman" w:eastAsia="FangSong" w:cs="Times New Roman"/>
-        </w:rPr>
-        <w:t>反应</w:t>
-      </w:r>
-      <w:r>
-        <w:rPr>
-          <w:rFonts w:hint="eastAsia" w:ascii="Times New Roman" w:hAnsi="Times New Roman" w:eastAsia="Times New Roman" w:cs="Times New Roman"/>
-        </w:rPr>
-        <w:t>，</w:t>
-      </w:r>
-      <w:r>
-        <w:rPr>
-          <w:rFonts w:hint="eastAsia" w:ascii="Times New Roman" w:hAnsi="Times New Roman" w:eastAsia="FangSong" w:cs="Times New Roman"/>
-        </w:rPr>
-        <w:t>再用</w:t>
+          <w:rFonts w:ascii="Times New Roman" w:hAnsi="Times New Roman" w:eastAsia="Times New Roman" w:cs="Times New Roman"/>
+        </w:rPr>
+        <w:t xml:space="preserve"> </w:t>
+      </w:r>
+      <w:r>
+        <w:rPr>
+          <w:rFonts w:hint="eastAsia" w:ascii="Times New Roman" w:hAnsi="Times New Roman" w:eastAsia="FangSong" w:cs="Times New Roman"/>
+        </w:rPr>
+        <w:t xml:space="preserve">产物</w:t>
+      </w:r>
+      <w:r>
+        <w:rPr>
+          <w:rFonts w:ascii="Times New Roman" w:hAnsi="Times New Roman" w:eastAsia="Times New Roman" w:cs="Times New Roman"/>
+        </w:rPr>
+        <w:t xml:space="preserve"> </w:t>
+      </w:r>
+      <w:r>
+        <w:rPr>
+          <w:rFonts w:hint="eastAsia" w:ascii="Times New Roman" w:hAnsi="Times New Roman" w:eastAsia="Times New Roman" w:cs="Times New Roman"/>
+        </w:rPr>
+        <w:t xml:space="preserve">（2）</w:t>
       </w:r>
       <m:oMath>
         <m:oMathPr>
@@ -15864,22 +15951,76 @@
           </m:ctrlPr>
         </m:oMathPr>
         <m:r>
-          <m:t>A</m:t>
+          <m:t>C</m:t>
         </m:r>
         <m:sSub>
           <m:e>
             <m:r>
-              <m:t>g</m:t>
+              <m:t>H</m:t>
             </m:r>
           </m:e>
           <m:sub>
             <m:r>
-              <m:t>2</m:t>
+              <m:t>3</m:t>
             </m:r>
           </m:sub>
         </m:sSub>
         <m:r>
-          <m:t>O</m:t>
+          <m:t>C</m:t>
+        </m:r>
+        <m:r>
+          <m:t>H</m:t>
+        </m:r>
+        <m:r>
+          <m:t>B</m:t>
+        </m:r>
+        <m:r>
+          <m:t>r</m:t>
+        </m:r>
+        <m:r>
+          <m:t>C</m:t>
+        </m:r>
+        <m:sSub>
+          <m:e>
+            <m:r>
+              <m:t>H</m:t>
+            </m:r>
+          </m:e>
+          <m:sub>
+            <m:r>
+              <m:t>2</m:t>
+            </m:r>
+          </m:sub>
+        </m:sSub>
+        <m:r>
+          <m:t>C</m:t>
+        </m:r>
+        <m:sSub>
+          <m:e>
+            <m:r>
+              <m:t>H</m:t>
+            </m:r>
+          </m:e>
+          <m:sub>
+            <m:r>
+              <m:t>3</m:t>
+            </m:r>
+          </m:sub>
+        </m:sSub>
+        <m:r>
+          <m:rPr>
+            <m:sty m:val="p"/>
+          </m:rPr>
+          <m:t>+</m:t>
+        </m:r>
+        <m:r>
+          <m:t>L</m:t>
+        </m:r>
+        <m:r>
+          <m:t>D</m:t>
+        </m:r>
+        <m:r>
+          <m:t>A</m:t>
         </m:r>
         <m:r>
           <m:rPr>
@@ -15887,6 +16028,64 @@
           </m:rPr>
           <m:t>/</m:t>
         </m:r>
+        <m:r>
+          <m:t>T</m:t>
+        </m:r>
+        <m:r>
+          <m:t>H</m:t>
+        </m:r>
+        <m:r>
+          <m:t>F</m:t>
+        </m:r>
+        <m:r>
+          <m:rPr>
+            <m:sty m:val="p"/>
+          </m:rPr>
+          <m:t>→</m:t>
+        </m:r>
+      </m:oMath>
+      <w:r>
+        <w:rPr>
+          <w:rFonts w:ascii="Times New Roman" w:hAnsi="Times New Roman" w:eastAsia="Times New Roman" w:cs="Times New Roman"/>
+        </w:rPr>
+        <w:t xml:space="preserve"> </w:t>
+      </w:r>
+      <w:r>
+        <w:rPr>
+          <w:rFonts w:hint="eastAsia" w:ascii="Times New Roman" w:hAnsi="Times New Roman" w:eastAsia="FangSong" w:cs="Times New Roman"/>
+        </w:rPr>
+        <w:t xml:space="preserve">产物</w:t>
+      </w:r>
+      <w:r>
+        <w:rPr>
+          <w:rFonts w:ascii="Times New Roman" w:hAnsi="Times New Roman" w:eastAsia="Times New Roman" w:cs="Times New Roman"/>
+        </w:rPr>
+        <w:t xml:space="preserve"> </w:t>
+      </w:r>
+      <w:r>
+        <w:rPr>
+          <w:rFonts w:hint="eastAsia" w:ascii="Times New Roman" w:hAnsi="Times New Roman" w:eastAsia="Times New Roman" w:cs="Times New Roman"/>
+        </w:rPr>
+        <w:t xml:space="preserve">（3）</w:t>
+      </w:r>
+      <m:oMath>
+        <m:oMathPr>
+          <m:ctrlPr>
+            <w:rPr>
+              <w:sz w:val="28"/>
+              <w:szCs w:val="28"/>
+            </w:rPr>
+          </m:ctrlPr>
+        </m:oMathPr>
+        <m:r>
+          <m:rPr>
+            <m:sty m:val="p"/>
+          </m:rPr>
+          <m:t>(</m:t>
+        </m:r>
+        <m:r>
+          <m:t>C</m:t>
+        </m:r>
         <m:sSub>
           <m:e>
             <m:r>
@@ -15895,119 +16094,248 @@
           </m:e>
           <m:sub>
             <m:r>
-              <m:t>2</m:t>
+              <m:t>3</m:t>
             </m:r>
           </m:sub>
         </m:sSub>
+        <m:sSub>
+          <m:e>
+            <m:r>
+              <m:rPr>
+                <m:sty m:val="p"/>
+              </m:rPr>
+              <m:t>)</m:t>
+            </m:r>
+          </m:e>
+          <m:sub>
+            <m:r>
+              <m:t>3</m:t>
+            </m:r>
+          </m:sub>
+        </m:sSub>
+        <m:r>
+          <m:t>C</m:t>
+        </m:r>
+        <m:r>
+          <m:t>C</m:t>
+        </m:r>
+        <m:r>
+          <m:t>H</m:t>
+        </m:r>
+        <m:r>
+          <m:t>B</m:t>
+        </m:r>
+        <m:r>
+          <m:t>r</m:t>
+        </m:r>
+        <m:r>
+          <m:t>C</m:t>
+        </m:r>
+        <m:sSub>
+          <m:e>
+            <m:r>
+              <m:t>H</m:t>
+            </m:r>
+          </m:e>
+          <m:sub>
+            <m:r>
+              <m:t>3</m:t>
+            </m:r>
+          </m:sub>
+        </m:sSub>
+        <m:r>
+          <m:rPr>
+            <m:sty m:val="p"/>
+          </m:rPr>
+          <m:t>+</m:t>
+        </m:r>
+        <m:r>
+          <m:t>N</m:t>
+        </m:r>
+        <m:r>
+          <m:t>a</m:t>
+        </m:r>
         <m:r>
           <m:t>O</m:t>
         </m:r>
+        <m:r>
+          <m:t>E</m:t>
+        </m:r>
+        <m:r>
+          <m:t>t</m:t>
+        </m:r>
+        <m:r>
+          <m:rPr>
+            <m:sty m:val="p"/>
+          </m:rPr>
+          <m:t>/</m:t>
+        </m:r>
+        <m:r>
+          <m:t>E</m:t>
+        </m:r>
+        <m:r>
+          <m:t>t</m:t>
+        </m:r>
+        <m:r>
+          <m:t>O</m:t>
+        </m:r>
+        <m:r>
+          <m:t>H</m:t>
+        </m:r>
+        <m:r>
+          <m:rPr>
+            <m:sty m:val="p"/>
+          </m:rPr>
+          <m:t>→</m:t>
+        </m:r>
       </m:oMath>
       <w:r>
         <w:rPr>
-          <w:rFonts w:hint="eastAsia" w:ascii="Times New Roman" w:hAnsi="Times New Roman" w:eastAsia="FangSong" w:cs="Times New Roman"/>
-        </w:rPr>
-        <w:t>处理</w:t>
-      </w:r>
-      <w:r>
-        <w:rPr>
-          <w:rFonts w:hint="eastAsia" w:ascii="Times New Roman" w:hAnsi="Times New Roman" w:eastAsia="Times New Roman" w:cs="Times New Roman"/>
-        </w:rPr>
-        <w:t>，</w:t>
-      </w:r>
-      <w:r>
-        <w:rPr>
-          <w:rFonts w:hint="eastAsia" w:ascii="Times New Roman" w:hAnsi="Times New Roman" w:eastAsia="FangSong" w:cs="Times New Roman"/>
-        </w:rPr>
-        <w:t>最后加热</w:t>
-      </w:r>
-      <w:r>
-        <w:rPr>
-          <w:rFonts w:hint="eastAsia" w:ascii="Times New Roman" w:hAnsi="Times New Roman" w:eastAsia="Times New Roman" w:cs="Times New Roman"/>
-        </w:rPr>
-        <w:t>。</w:t>
-      </w:r>
-    </w:p>
-    <w:p>
-      <w:pPr>
-        <w:pStyle w:val="BodyText"/>
-      </w:pPr>
-      <w:r>
-        <w:rPr>
-          <w:rFonts w:hint="eastAsia" w:ascii="Times New Roman" w:hAnsi="Times New Roman" w:eastAsia="Times New Roman" w:cs="Times New Roman"/>
-        </w:rPr>
-        <w:t>（2）</w:t>
-      </w:r>
-      <w:r>
-        <w:rPr>
-          <w:rFonts w:hint="eastAsia" w:ascii="Times New Roman" w:hAnsi="Times New Roman" w:eastAsia="FangSong" w:cs="Times New Roman"/>
-        </w:rPr>
-        <w:t>解释为什么霍夫曼消除主要生成取代最少的烯烃</w:t>
-      </w:r>
-      <w:r>
-        <w:rPr>
-          <w:rFonts w:hint="eastAsia" w:ascii="Times New Roman" w:hAnsi="Times New Roman" w:eastAsia="Times New Roman" w:cs="Times New Roman"/>
-        </w:rPr>
-        <w:t>（</w:t>
-      </w:r>
-      <w:r>
-        <w:rPr>
-          <w:rFonts w:hint="eastAsia" w:ascii="Times New Roman" w:hAnsi="Times New Roman" w:eastAsia="FangSong" w:cs="Times New Roman"/>
-        </w:rPr>
-        <w:t>霍夫曼产物</w:t>
-      </w:r>
-      <w:r>
-        <w:rPr>
-          <w:rFonts w:hint="eastAsia" w:ascii="Times New Roman" w:hAnsi="Times New Roman" w:eastAsia="Times New Roman" w:cs="Times New Roman"/>
-        </w:rPr>
-        <w:t>）。</w:t>
-      </w:r>
-    </w:p>
-    <w:p>
-      <w:pPr>
-        <w:pStyle w:val="BodyText"/>
-      </w:pPr>
-      <w:r>
-        <w:rPr>
-          <w:rFonts w:hint="eastAsia" w:ascii="Times New Roman" w:hAnsi="Times New Roman" w:eastAsia="Times New Roman" w:cs="Times New Roman"/>
-        </w:rPr>
-        <w:t>（3）</w:t>
-      </w:r>
-      <w:r>
-        <w:rPr>
-          <w:rFonts w:hint="eastAsia" w:ascii="Times New Roman" w:hAnsi="Times New Roman" w:eastAsia="FangSong" w:cs="Times New Roman"/>
-        </w:rPr>
-        <w:t>在环己烷体系中</w:t>
-      </w:r>
-      <w:r>
-        <w:rPr>
-          <w:rFonts w:hint="eastAsia" w:ascii="Times New Roman" w:hAnsi="Times New Roman" w:eastAsia="Times New Roman" w:cs="Times New Roman"/>
-        </w:rPr>
-        <w:t>，</w:t>
-      </w:r>
-      <w:r>
-        <w:rPr>
-          <w:rFonts w:hint="eastAsia" w:ascii="Times New Roman" w:hAnsi="Times New Roman" w:eastAsia="FangSong" w:cs="Times New Roman"/>
-        </w:rPr>
-        <w:t>霍夫曼消除对</w:t>
-      </w:r>
-      <w:r>
-        <w:rPr>
-          <w:rFonts w:hint="eastAsia" w:ascii="Times New Roman" w:hAnsi="Times New Roman" w:eastAsia="Times New Roman" w:cs="Times New Roman"/>
-        </w:rPr>
-        <w:t>β-H</w:t>
-      </w:r>
-      <w:r>
-        <w:rPr>
-          <w:rFonts w:hint="eastAsia" w:ascii="Times New Roman" w:hAnsi="Times New Roman" w:eastAsia="FangSong" w:cs="Times New Roman"/>
-        </w:rPr>
-        <w:t>的立体化学有什么要求</w:t>
-      </w:r>
-      <w:r>
-        <w:rPr>
-          <w:rFonts w:hint="eastAsia" w:ascii="Times New Roman" w:hAnsi="Times New Roman" w:eastAsia="Times New Roman" w:cs="Times New Roman"/>
-        </w:rPr>
-        <w:t>？</w:t>
+          <w:rFonts w:ascii="Times New Roman" w:hAnsi="Times New Roman" w:eastAsia="Times New Roman" w:cs="Times New Roman"/>
+        </w:rPr>
+        <w:t xml:space="preserve"> </w:t>
+      </w:r>
+      <w:r>
+        <w:rPr>
+          <w:rFonts w:hint="eastAsia" w:ascii="Times New Roman" w:hAnsi="Times New Roman" w:eastAsia="FangSong" w:cs="Times New Roman"/>
+        </w:rPr>
+        <w:t xml:space="preserve">产物</w:t>
+      </w:r>
+      <w:r>
+        <w:rPr>
+          <w:rFonts w:ascii="Times New Roman" w:hAnsi="Times New Roman" w:eastAsia="Times New Roman" w:cs="Times New Roman"/>
+        </w:rPr>
+        <w:t xml:space="preserve"> </w:t>
+      </w:r>
+      <w:r>
+        <w:rPr>
+          <w:rFonts w:hint="eastAsia" w:ascii="Times New Roman" w:hAnsi="Times New Roman" w:eastAsia="Times New Roman" w:cs="Times New Roman"/>
+        </w:rPr>
+        <w:t xml:space="preserve">（4）</w:t>
+      </w:r>
+      <m:oMath>
+        <m:oMathPr>
+          <m:ctrlPr>
+            <w:rPr>
+              <w:sz w:val="28"/>
+              <w:szCs w:val="28"/>
+            </w:rPr>
+          </m:ctrlPr>
+        </m:oMathPr>
+        <m:r>
+          <m:rPr>
+            <m:sty m:val="p"/>
+          </m:rPr>
+          <m:t>(</m:t>
+        </m:r>
+        <m:r>
+          <m:t>C</m:t>
+        </m:r>
+        <m:sSub>
+          <m:e>
+            <m:r>
+              <m:t>H</m:t>
+            </m:r>
+          </m:e>
+          <m:sub>
+            <m:r>
+              <m:t>3</m:t>
+            </m:r>
+          </m:sub>
+        </m:sSub>
+        <m:sSub>
+          <m:e>
+            <m:r>
+              <m:rPr>
+                <m:sty m:val="p"/>
+              </m:rPr>
+              <m:t>)</m:t>
+            </m:r>
+          </m:e>
+          <m:sub>
+            <m:r>
+              <m:t>3</m:t>
+            </m:r>
+          </m:sub>
+        </m:sSub>
+        <m:r>
+          <m:t>C</m:t>
+        </m:r>
+        <m:r>
+          <m:t>C</m:t>
+        </m:r>
+        <m:r>
+          <m:t>H</m:t>
+        </m:r>
+        <m:r>
+          <m:t>B</m:t>
+        </m:r>
+        <m:r>
+          <m:t>r</m:t>
+        </m:r>
+        <m:r>
+          <m:t>C</m:t>
+        </m:r>
+        <m:sSub>
+          <m:e>
+            <m:r>
+              <m:t>H</m:t>
+            </m:r>
+          </m:e>
+          <m:sub>
+            <m:r>
+              <m:t>3</m:t>
+            </m:r>
+          </m:sub>
+        </m:sSub>
+        <m:r>
+          <m:rPr>
+            <m:sty m:val="p"/>
+          </m:rPr>
+          <m:t>+</m:t>
+        </m:r>
+        <m:r>
+          <m:t>L</m:t>
+        </m:r>
+        <m:r>
+          <m:t>D</m:t>
+        </m:r>
+        <m:r>
+          <m:t>A</m:t>
+        </m:r>
+        <m:r>
+          <m:rPr>
+            <m:sty m:val="p"/>
+          </m:rPr>
+          <m:t>/</m:t>
+        </m:r>
+        <m:r>
+          <m:t>T</m:t>
+        </m:r>
+        <m:r>
+          <m:t>H</m:t>
+        </m:r>
+        <m:r>
+          <m:t>F</m:t>
+        </m:r>
+        <m:r>
+          <m:rPr>
+            <m:sty m:val="p"/>
+          </m:rPr>
+          <m:t>→</m:t>
+        </m:r>
+      </m:oMath>
+      <w:r>
+        <w:rPr>
+          <w:rFonts w:ascii="Times New Roman" w:hAnsi="Times New Roman" w:eastAsia="Times New Roman" w:cs="Times New Roman"/>
+        </w:rPr>
+        <w:t xml:space="preserve"> </w:t>
+      </w:r>
+      <w:r>
+        <w:rPr>
+          <w:rFonts w:hint="eastAsia" w:ascii="Times New Roman" w:hAnsi="Times New Roman" w:eastAsia="FangSong" w:cs="Times New Roman"/>
+        </w:rPr>
+        <w:t xml:space="preserve">产物</w:t>
       </w:r>
     </w:p>
     <w:p>
@@ -16020,8 +16348,8 @@
         </w:pict>
       </w:r>
     </w:p>
-    <w:bookmarkEnd w:id="172"/>
-    <w:bookmarkStart w:id="173" w:name="重排-频哪醇重排机理与迁移规则"/>
+    <w:bookmarkEnd w:id="171"/>
+    <w:bookmarkStart w:id="172" w:name="消除-霍夫曼消除反应机理"/>
     <w:p>
       <w:pPr>
         <w:pStyle w:val="Heading2"/>
@@ -16032,6 +16360,380 @@
         <w:rPr>
           <w:rFonts w:ascii="Times New Roman" w:hAnsi="Times New Roman" w:eastAsia="Times New Roman" w:cs="Times New Roman"/>
         </w:rPr>
+        <w:t xml:space="preserve">5.52 </w:t>
+      </w:r>
+      <w:r>
+        <w:rPr>
+          <w:rFonts w:hint="eastAsia" w:ascii="Times New Roman" w:hAnsi="Times New Roman" w:eastAsia="SimHei" w:cs="Times New Roman"/>
+        </w:rPr>
+        <w:t>消除</w:t>
+      </w:r>
+      <w:r>
+        <w:rPr>
+          <w:rFonts w:hint="eastAsia" w:ascii="Times New Roman" w:hAnsi="Times New Roman" w:eastAsia="Times New Roman" w:cs="Times New Roman"/>
+        </w:rPr>
+        <w:t>-</w:t>
+      </w:r>
+      <w:r>
+        <w:rPr>
+          <w:rFonts w:hint="eastAsia" w:ascii="Times New Roman" w:hAnsi="Times New Roman" w:eastAsia="SimHei" w:cs="Times New Roman"/>
+        </w:rPr>
+        <w:t>霍夫曼消除反应机理</w:t>
+      </w:r>
+    </w:p>
+    <w:p>
+      <w:pPr>
+        <w:pStyle w:val="FirstParagraph"/>
+      </w:pPr>
+      <w:r>
+        <w:rPr>
+          <w:rFonts w:hint="eastAsia" w:ascii="Times New Roman" w:hAnsi="Times New Roman" w:eastAsia="Times New Roman" w:cs="Times New Roman"/>
+        </w:rPr>
+        <w:t>（1）</w:t>
+      </w:r>
+      <w:r>
+        <w:rPr>
+          <w:rFonts w:hint="eastAsia" w:ascii="Times New Roman" w:hAnsi="Times New Roman" w:eastAsia="FangSong" w:cs="Times New Roman"/>
+        </w:rPr>
+        <w:t>写出以下化合物经霍夫曼消除后的烯烃产物</w:t>
+      </w:r>
+      <w:r>
+        <w:rPr>
+          <w:rFonts w:hint="eastAsia" w:ascii="Times New Roman" w:hAnsi="Times New Roman" w:eastAsia="Times New Roman" w:cs="Times New Roman"/>
+        </w:rPr>
+        <w:t>：</w:t>
+      </w:r>
+      <w:r>
+        <w:rPr>
+          <w:rFonts w:ascii="Times New Roman" w:hAnsi="Times New Roman" w:eastAsia="Times New Roman" w:cs="Times New Roman"/>
+        </w:rPr>
+        <w:t xml:space="preserve"> </w:t>
+      </w:r>
+      <w:r>
+        <w:rPr>
+          <w:rFonts w:hint="eastAsia" w:ascii="Times New Roman" w:hAnsi="Times New Roman" w:eastAsia="FangSong" w:cs="Times New Roman"/>
+        </w:rPr>
+        <w:t>丁胺</w:t>
+      </w:r>
+      <w:r>
+        <w:rPr>
+          <w:rFonts w:hint="eastAsia" w:ascii="Times New Roman" w:hAnsi="Times New Roman" w:eastAsia="Times New Roman" w:cs="Times New Roman"/>
+        </w:rPr>
+        <w:t>（</w:t>
+      </w:r>
+      <m:oMath>
+        <m:oMathPr>
+          <m:ctrlPr>
+            <w:rPr>
+              <w:sz w:val="28"/>
+              <w:szCs w:val="28"/>
+            </w:rPr>
+          </m:ctrlPr>
+        </m:oMathPr>
+        <m:r>
+          <m:t>C</m:t>
+        </m:r>
+        <m:sSub>
+          <m:e>
+            <m:r>
+              <m:t>H</m:t>
+            </m:r>
+          </m:e>
+          <m:sub>
+            <m:r>
+              <m:t>3</m:t>
+            </m:r>
+          </m:sub>
+        </m:sSub>
+        <m:r>
+          <m:t>C</m:t>
+        </m:r>
+        <m:sSub>
+          <m:e>
+            <m:r>
+              <m:t>H</m:t>
+            </m:r>
+          </m:e>
+          <m:sub>
+            <m:r>
+              <m:t>2</m:t>
+            </m:r>
+          </m:sub>
+        </m:sSub>
+        <m:r>
+          <m:t>C</m:t>
+        </m:r>
+        <m:sSub>
+          <m:e>
+            <m:r>
+              <m:t>H</m:t>
+            </m:r>
+          </m:e>
+          <m:sub>
+            <m:r>
+              <m:t>2</m:t>
+            </m:r>
+          </m:sub>
+        </m:sSub>
+        <m:r>
+          <m:t>C</m:t>
+        </m:r>
+        <m:sSub>
+          <m:e>
+            <m:r>
+              <m:t>H</m:t>
+            </m:r>
+          </m:e>
+          <m:sub>
+            <m:r>
+              <m:t>2</m:t>
+            </m:r>
+          </m:sub>
+        </m:sSub>
+        <m:r>
+          <m:t>N</m:t>
+        </m:r>
+        <m:sSub>
+          <m:e>
+            <m:r>
+              <m:t>H</m:t>
+            </m:r>
+          </m:e>
+          <m:sub>
+            <m:r>
+              <m:t>2</m:t>
+            </m:r>
+          </m:sub>
+        </m:sSub>
+      </m:oMath>
+      <w:r>
+        <w:rPr>
+          <w:rFonts w:hint="eastAsia" w:ascii="Times New Roman" w:hAnsi="Times New Roman" w:eastAsia="Times New Roman" w:cs="Times New Roman"/>
+        </w:rPr>
+        <w:t>）</w:t>
+      </w:r>
+      <w:r>
+        <w:rPr>
+          <w:rFonts w:hint="eastAsia" w:ascii="Times New Roman" w:hAnsi="Times New Roman" w:eastAsia="FangSong" w:cs="Times New Roman"/>
+        </w:rPr>
+        <w:t>先与过量</w:t>
+      </w:r>
+      <m:oMath>
+        <m:r>
+          <m:t>C</m:t>
+        </m:r>
+        <m:sSub>
+          <m:e>
+            <m:r>
+              <m:t>H</m:t>
+            </m:r>
+          </m:e>
+          <m:sub>
+            <m:r>
+              <m:t>3</m:t>
+            </m:r>
+          </m:sub>
+        </m:sSub>
+        <m:r>
+          <m:t>I</m:t>
+        </m:r>
+      </m:oMath>
+      <w:r>
+        <w:rPr>
+          <w:rFonts w:hint="eastAsia" w:ascii="Times New Roman" w:hAnsi="Times New Roman" w:eastAsia="FangSong" w:cs="Times New Roman"/>
+        </w:rPr>
+        <w:t>反应</w:t>
+      </w:r>
+      <w:r>
+        <w:rPr>
+          <w:rFonts w:hint="eastAsia" w:ascii="Times New Roman" w:hAnsi="Times New Roman" w:eastAsia="Times New Roman" w:cs="Times New Roman"/>
+        </w:rPr>
+        <w:t>，</w:t>
+      </w:r>
+      <w:r>
+        <w:rPr>
+          <w:rFonts w:hint="eastAsia" w:ascii="Times New Roman" w:hAnsi="Times New Roman" w:eastAsia="FangSong" w:cs="Times New Roman"/>
+        </w:rPr>
+        <w:t>再用</w:t>
+      </w:r>
+      <m:oMath>
+        <m:oMathPr>
+          <m:ctrlPr>
+            <w:rPr>
+              <w:sz w:val="28"/>
+              <w:szCs w:val="28"/>
+            </w:rPr>
+          </m:ctrlPr>
+        </m:oMathPr>
+        <m:r>
+          <m:t>A</m:t>
+        </m:r>
+        <m:sSub>
+          <m:e>
+            <m:r>
+              <m:t>g</m:t>
+            </m:r>
+          </m:e>
+          <m:sub>
+            <m:r>
+              <m:t>2</m:t>
+            </m:r>
+          </m:sub>
+        </m:sSub>
+        <m:r>
+          <m:t>O</m:t>
+        </m:r>
+        <m:r>
+          <m:rPr>
+            <m:sty m:val="p"/>
+          </m:rPr>
+          <m:t>/</m:t>
+        </m:r>
+        <m:sSub>
+          <m:e>
+            <m:r>
+              <m:t>H</m:t>
+            </m:r>
+          </m:e>
+          <m:sub>
+            <m:r>
+              <m:t>2</m:t>
+            </m:r>
+          </m:sub>
+        </m:sSub>
+        <m:r>
+          <m:t>O</m:t>
+        </m:r>
+      </m:oMath>
+      <w:r>
+        <w:rPr>
+          <w:rFonts w:hint="eastAsia" w:ascii="Times New Roman" w:hAnsi="Times New Roman" w:eastAsia="FangSong" w:cs="Times New Roman"/>
+        </w:rPr>
+        <w:t>处理</w:t>
+      </w:r>
+      <w:r>
+        <w:rPr>
+          <w:rFonts w:hint="eastAsia" w:ascii="Times New Roman" w:hAnsi="Times New Roman" w:eastAsia="Times New Roman" w:cs="Times New Roman"/>
+        </w:rPr>
+        <w:t>，</w:t>
+      </w:r>
+      <w:r>
+        <w:rPr>
+          <w:rFonts w:hint="eastAsia" w:ascii="Times New Roman" w:hAnsi="Times New Roman" w:eastAsia="FangSong" w:cs="Times New Roman"/>
+        </w:rPr>
+        <w:t>最后加热</w:t>
+      </w:r>
+      <w:r>
+        <w:rPr>
+          <w:rFonts w:hint="eastAsia" w:ascii="Times New Roman" w:hAnsi="Times New Roman" w:eastAsia="Times New Roman" w:cs="Times New Roman"/>
+        </w:rPr>
+        <w:t>。</w:t>
+      </w:r>
+    </w:p>
+    <w:p>
+      <w:pPr>
+        <w:pStyle w:val="BodyText"/>
+      </w:pPr>
+      <w:r>
+        <w:rPr>
+          <w:rFonts w:hint="eastAsia" w:ascii="Times New Roman" w:hAnsi="Times New Roman" w:eastAsia="Times New Roman" w:cs="Times New Roman"/>
+        </w:rPr>
+        <w:t>（2）</w:t>
+      </w:r>
+      <w:r>
+        <w:rPr>
+          <w:rFonts w:hint="eastAsia" w:ascii="Times New Roman" w:hAnsi="Times New Roman" w:eastAsia="FangSong" w:cs="Times New Roman"/>
+        </w:rPr>
+        <w:t>解释为什么霍夫曼消除主要生成取代最少的烯烃</w:t>
+      </w:r>
+      <w:r>
+        <w:rPr>
+          <w:rFonts w:hint="eastAsia" w:ascii="Times New Roman" w:hAnsi="Times New Roman" w:eastAsia="Times New Roman" w:cs="Times New Roman"/>
+        </w:rPr>
+        <w:t>（</w:t>
+      </w:r>
+      <w:r>
+        <w:rPr>
+          <w:rFonts w:hint="eastAsia" w:ascii="Times New Roman" w:hAnsi="Times New Roman" w:eastAsia="FangSong" w:cs="Times New Roman"/>
+        </w:rPr>
+        <w:t>霍夫曼产物</w:t>
+      </w:r>
+      <w:r>
+        <w:rPr>
+          <w:rFonts w:hint="eastAsia" w:ascii="Times New Roman" w:hAnsi="Times New Roman" w:eastAsia="Times New Roman" w:cs="Times New Roman"/>
+        </w:rPr>
+        <w:t>）。</w:t>
+      </w:r>
+    </w:p>
+    <w:p>
+      <w:pPr>
+        <w:pStyle w:val="BodyText"/>
+      </w:pPr>
+      <w:r>
+        <w:rPr>
+          <w:rFonts w:hint="eastAsia" w:ascii="Times New Roman" w:hAnsi="Times New Roman" w:eastAsia="Times New Roman" w:cs="Times New Roman"/>
+        </w:rPr>
+        <w:t>（3）</w:t>
+      </w:r>
+      <w:r>
+        <w:rPr>
+          <w:rFonts w:hint="eastAsia" w:ascii="Times New Roman" w:hAnsi="Times New Roman" w:eastAsia="FangSong" w:cs="Times New Roman"/>
+        </w:rPr>
+        <w:t>在环己烷体系中</w:t>
+      </w:r>
+      <w:r>
+        <w:rPr>
+          <w:rFonts w:hint="eastAsia" w:ascii="Times New Roman" w:hAnsi="Times New Roman" w:eastAsia="Times New Roman" w:cs="Times New Roman"/>
+        </w:rPr>
+        <w:t>，</w:t>
+      </w:r>
+      <w:r>
+        <w:rPr>
+          <w:rFonts w:hint="eastAsia" w:ascii="Times New Roman" w:hAnsi="Times New Roman" w:eastAsia="FangSong" w:cs="Times New Roman"/>
+        </w:rPr>
+        <w:t>霍夫曼消除对</w:t>
+      </w:r>
+      <w:r>
+        <w:rPr>
+          <w:rFonts w:hint="eastAsia" w:ascii="Times New Roman" w:hAnsi="Times New Roman" w:eastAsia="Times New Roman" w:cs="Times New Roman"/>
+        </w:rPr>
+        <w:t>β-H</w:t>
+      </w:r>
+      <w:r>
+        <w:rPr>
+          <w:rFonts w:hint="eastAsia" w:ascii="Times New Roman" w:hAnsi="Times New Roman" w:eastAsia="FangSong" w:cs="Times New Roman"/>
+        </w:rPr>
+        <w:t>的立体化学有什么要求</w:t>
+      </w:r>
+      <w:r>
+        <w:rPr>
+          <w:rFonts w:hint="eastAsia" w:ascii="Times New Roman" w:hAnsi="Times New Roman" w:eastAsia="Times New Roman" w:cs="Times New Roman"/>
+        </w:rPr>
+        <w:t>？</w:t>
+      </w:r>
+    </w:p>
+    <w:p>
+      <w:pPr>
+        <w:spacing w:before="160" w:after="80"/>
+      </w:pPr>
+      <w:r>
+        <w:pict>
+          <v:rect style="width:0;height:1.5pt" o:hralign="center" o:hrstd="t" o:hr="t"/>
+        </w:pict>
+      </w:r>
+    </w:p>
+    <w:bookmarkEnd w:id="172"/>
+    <w:bookmarkStart w:id="173" w:name="重排-频哪醇重排机理与迁移规则"/>
+    <w:p>
+      <w:pPr>
+        <w:pStyle w:val="Heading2"/>
+        <w:spacing w:before="280" w:after="80"/>
+        <w:keepNext/>
+      </w:pPr>
+      <w:r>
+        <w:rPr>
+          <w:rFonts w:ascii="Times New Roman" w:hAnsi="Times New Roman" w:eastAsia="Times New Roman" w:cs="Times New Roman"/>
+        </w:rPr>
         <w:t xml:space="preserve">5.53 </w:t>
       </w:r>
       <w:r>
@@ -16090,22 +16792,165 @@
         <w:rPr>
           <w:rFonts w:hint="eastAsia" w:ascii="Times New Roman" w:hAnsi="Times New Roman" w:eastAsia="Times New Roman" w:cs="Times New Roman"/>
         </w:rPr>
-        <w:t xml:space="preserve">（1）$(CH_{3})</w:t>
-      </w:r>
-      <w:r>
-        <w:rPr>
-          <w:rFonts w:ascii="Times New Roman" w:hAnsi="Times New Roman" w:eastAsia="Times New Roman" w:cs="Times New Roman"/>
-          <w:i/>
-          <w:iCs/>
-        </w:rPr>
-        <w:t xml:space="preserve">{2}C(OH)-C(OH)(CH</w:t>
-      </w:r>
-      <w:r>
-        <w:rPr>
-          <w:rFonts w:ascii="Times New Roman" w:hAnsi="Times New Roman" w:eastAsia="Times New Roman" w:cs="Times New Roman"/>
-        </w:rPr>
-        <w:t xml:space="preserve">{3})_{2} + H^{+}</w:t>
-      </w:r>
+        <w:t xml:space="preserve">（1）</w:t>
+      </w:r>
+      <m:oMath>
+        <m:oMathPr>
+          <m:ctrlPr>
+            <w:rPr>
+              <w:sz w:val="28"/>
+              <w:szCs w:val="28"/>
+            </w:rPr>
+          </m:ctrlPr>
+        </m:oMathPr>
+        <m:r>
+          <m:rPr>
+            <m:sty m:val="p"/>
+          </m:rPr>
+          <m:t>(</m:t>
+        </m:r>
+        <m:r>
+          <m:t>C</m:t>
+        </m:r>
+        <m:sSub>
+          <m:e>
+            <m:r>
+              <m:t>H</m:t>
+            </m:r>
+          </m:e>
+          <m:sub>
+            <m:r>
+              <m:t>3</m:t>
+            </m:r>
+          </m:sub>
+        </m:sSub>
+        <m:sSub>
+          <m:e>
+            <m:r>
+              <m:rPr>
+                <m:sty m:val="p"/>
+              </m:rPr>
+              <m:t>)</m:t>
+            </m:r>
+          </m:e>
+          <m:sub>
+            <m:r>
+              <m:t>2</m:t>
+            </m:r>
+          </m:sub>
+        </m:sSub>
+        <m:r>
+          <m:t>C</m:t>
+        </m:r>
+        <m:r>
+          <m:rPr>
+            <m:sty m:val="p"/>
+          </m:rPr>
+          <m:t>(</m:t>
+        </m:r>
+        <m:r>
+          <m:t>O</m:t>
+        </m:r>
+        <m:r>
+          <m:t>H</m:t>
+        </m:r>
+        <m:r>
+          <m:rPr>
+            <m:sty m:val="p"/>
+          </m:rPr>
+          <m:t>)</m:t>
+        </m:r>
+        <m:r>
+          <m:rPr>
+            <m:sty m:val="p"/>
+          </m:rPr>
+          <m:t>−</m:t>
+        </m:r>
+        <m:r>
+          <m:t>C</m:t>
+        </m:r>
+        <m:r>
+          <m:rPr>
+            <m:sty m:val="p"/>
+          </m:rPr>
+          <m:t>(</m:t>
+        </m:r>
+        <m:r>
+          <m:t>O</m:t>
+        </m:r>
+        <m:r>
+          <m:t>H</m:t>
+        </m:r>
+        <m:r>
+          <m:rPr>
+            <m:sty m:val="p"/>
+          </m:rPr>
+          <m:t>)</m:t>
+        </m:r>
+        <m:r>
+          <m:rPr>
+            <m:sty m:val="p"/>
+          </m:rPr>
+          <m:t>(</m:t>
+        </m:r>
+        <m:r>
+          <m:t>C</m:t>
+        </m:r>
+        <m:sSub>
+          <m:e>
+            <m:r>
+              <m:t>H</m:t>
+            </m:r>
+          </m:e>
+          <m:sub>
+            <m:r>
+              <m:t>3</m:t>
+            </m:r>
+          </m:sub>
+        </m:sSub>
+        <m:sSub>
+          <m:e>
+            <m:r>
+              <m:rPr>
+                <m:sty m:val="p"/>
+              </m:rPr>
+              <m:t>)</m:t>
+            </m:r>
+          </m:e>
+          <m:sub>
+            <m:r>
+              <m:t>2</m:t>
+            </m:r>
+          </m:sub>
+        </m:sSub>
+        <m:r>
+          <m:rPr>
+            <m:sty m:val="p"/>
+          </m:rPr>
+          <m:t>+</m:t>
+        </m:r>
+        <m:sSup>
+          <m:e>
+            <m:r>
+              <m:t>H</m:t>
+            </m:r>
+          </m:e>
+          <m:sup>
+            <m:r>
+              <m:rPr>
+                <m:sty m:val="p"/>
+              </m:rPr>
+              <m:t>+</m:t>
+            </m:r>
+          </m:sup>
+        </m:sSup>
+        <m:r>
+          <m:rPr>
+            <m:sty m:val="p"/>
+          </m:rPr>
+          <m:t>→</m:t>
+        </m:r>
+      </m:oMath>
       <w:r>
         <w:rPr>
           <w:rFonts w:ascii="Times New Roman" w:hAnsi="Times New Roman" w:eastAsia="Times New Roman" w:cs="Times New Roman"/>
@@ -16114,12 +16959,6 @@
       </w:r>
       <w:r>
         <w:rPr>
-          <w:rFonts w:ascii="Times New Roman" w:hAnsi="Times New Roman" w:eastAsia="Times New Roman" w:cs="Times New Roman"/>
-        </w:rPr>
-        <w:t xml:space="preserve">$ </w:t>
-      </w:r>
-      <w:r>
-        <w:rPr>
           <w:rFonts w:hint="eastAsia" w:ascii="Times New Roman" w:hAnsi="Times New Roman" w:eastAsia="FangSong" w:cs="Times New Roman"/>
         </w:rPr>
         <w:t xml:space="preserve">产物</w:t>
@@ -16133,14 +16972,162 @@
         <w:rPr>
           <w:rFonts w:hint="eastAsia" w:ascii="Times New Roman" w:hAnsi="Times New Roman" w:eastAsia="Times New Roman" w:cs="Times New Roman"/>
         </w:rPr>
-        <w:t xml:space="preserve">（2）$PhC(OH)(CH_{3})-C(OH)(CH_{3})_{2}</w:t>
-      </w:r>
-      <w:r>
-        <w:rPr>
-          <w:rFonts w:ascii="Times New Roman" w:hAnsi="Times New Roman" w:eastAsia="Times New Roman" w:cs="Times New Roman"/>
-        </w:rPr>
-        <w:t xml:space="preserve"> + H^{+}</w:t>
-      </w:r>
+        <w:t xml:space="preserve">（2）</w:t>
+      </w:r>
+      <m:oMath>
+        <m:oMathPr>
+          <m:ctrlPr>
+            <w:rPr>
+              <w:sz w:val="28"/>
+              <w:szCs w:val="28"/>
+            </w:rPr>
+          </m:ctrlPr>
+        </m:oMathPr>
+        <m:r>
+          <m:t>P</m:t>
+        </m:r>
+        <m:r>
+          <m:t>h</m:t>
+        </m:r>
+        <m:r>
+          <m:t>C</m:t>
+        </m:r>
+        <m:r>
+          <m:rPr>
+            <m:sty m:val="p"/>
+          </m:rPr>
+          <m:t>(</m:t>
+        </m:r>
+        <m:r>
+          <m:t>O</m:t>
+        </m:r>
+        <m:r>
+          <m:t>H</m:t>
+        </m:r>
+        <m:r>
+          <m:rPr>
+            <m:sty m:val="p"/>
+          </m:rPr>
+          <m:t>)</m:t>
+        </m:r>
+        <m:r>
+          <m:rPr>
+            <m:sty m:val="p"/>
+          </m:rPr>
+          <m:t>(</m:t>
+        </m:r>
+        <m:r>
+          <m:t>C</m:t>
+        </m:r>
+        <m:sSub>
+          <m:e>
+            <m:r>
+              <m:t>H</m:t>
+            </m:r>
+          </m:e>
+          <m:sub>
+            <m:r>
+              <m:t>3</m:t>
+            </m:r>
+          </m:sub>
+        </m:sSub>
+        <m:r>
+          <m:rPr>
+            <m:sty m:val="p"/>
+          </m:rPr>
+          <m:t>)</m:t>
+        </m:r>
+        <m:r>
+          <m:rPr>
+            <m:sty m:val="p"/>
+          </m:rPr>
+          <m:t>−</m:t>
+        </m:r>
+        <m:r>
+          <m:t>C</m:t>
+        </m:r>
+        <m:r>
+          <m:rPr>
+            <m:sty m:val="p"/>
+          </m:rPr>
+          <m:t>(</m:t>
+        </m:r>
+        <m:r>
+          <m:t>O</m:t>
+        </m:r>
+        <m:r>
+          <m:t>H</m:t>
+        </m:r>
+        <m:r>
+          <m:rPr>
+            <m:sty m:val="p"/>
+          </m:rPr>
+          <m:t>)</m:t>
+        </m:r>
+        <m:r>
+          <m:rPr>
+            <m:sty m:val="p"/>
+          </m:rPr>
+          <m:t>(</m:t>
+        </m:r>
+        <m:r>
+          <m:t>C</m:t>
+        </m:r>
+        <m:sSub>
+          <m:e>
+            <m:r>
+              <m:t>H</m:t>
+            </m:r>
+          </m:e>
+          <m:sub>
+            <m:r>
+              <m:t>3</m:t>
+            </m:r>
+          </m:sub>
+        </m:sSub>
+        <m:sSub>
+          <m:e>
+            <m:r>
+              <m:rPr>
+                <m:sty m:val="p"/>
+              </m:rPr>
+              <m:t>)</m:t>
+            </m:r>
+          </m:e>
+          <m:sub>
+            <m:r>
+              <m:t>2</m:t>
+            </m:r>
+          </m:sub>
+        </m:sSub>
+        <m:r>
+          <m:rPr>
+            <m:sty m:val="p"/>
+          </m:rPr>
+          <m:t>+</m:t>
+        </m:r>
+        <m:sSup>
+          <m:e>
+            <m:r>
+              <m:t>H</m:t>
+            </m:r>
+          </m:e>
+          <m:sup>
+            <m:r>
+              <m:rPr>
+                <m:sty m:val="p"/>
+              </m:rPr>
+              <m:t>+</m:t>
+            </m:r>
+          </m:sup>
+        </m:sSup>
+        <m:r>
+          <m:rPr>
+            <m:sty m:val="p"/>
+          </m:rPr>
+          <m:t>→</m:t>
+        </m:r>
+      </m:oMath>
       <w:r>
         <w:rPr>
           <w:rFonts w:ascii="Times New Roman" w:hAnsi="Times New Roman" w:eastAsia="Times New Roman" w:cs="Times New Roman"/>
@@ -16149,12 +17136,6 @@
       </w:r>
       <w:r>
         <w:rPr>
-          <w:rFonts w:ascii="Times New Roman" w:hAnsi="Times New Roman" w:eastAsia="Times New Roman" w:cs="Times New Roman"/>
-        </w:rPr>
-        <w:t xml:space="preserve">$ </w:t>
-      </w:r>
-      <w:r>
-        <w:rPr>
           <w:rFonts w:hint="eastAsia" w:ascii="Times New Roman" w:hAnsi="Times New Roman" w:eastAsia="FangSong" w:cs="Times New Roman"/>
         </w:rPr>
         <w:t xml:space="preserve">产物</w:t>
@@ -16168,33 +17149,167 @@
         <w:rPr>
           <w:rFonts w:hint="eastAsia" w:ascii="Times New Roman" w:hAnsi="Times New Roman" w:eastAsia="Times New Roman" w:cs="Times New Roman"/>
         </w:rPr>
-        <w:t xml:space="preserve">（3）$(CH_{3})</w:t>
-      </w:r>
-      <w:r>
-        <w:rPr>
-          <w:rFonts w:ascii="Times New Roman" w:hAnsi="Times New Roman" w:eastAsia="Times New Roman" w:cs="Times New Roman"/>
-          <w:i/>
-          <w:iCs/>
-        </w:rPr>
-        <w:t xml:space="preserve">{2}C(OH)-C(OH)(CH</w:t>
-      </w:r>
-      <w:r>
-        <w:rPr>
-          <w:rFonts w:ascii="Times New Roman" w:hAnsi="Times New Roman" w:eastAsia="Times New Roman" w:cs="Times New Roman"/>
-        </w:rPr>
-        <w:t xml:space="preserve">{3})Ph + H^{+}</w:t>
-      </w:r>
+        <w:t xml:space="preserve">（3）</w:t>
+      </w:r>
+      <m:oMath>
+        <m:oMathPr>
+          <m:ctrlPr>
+            <w:rPr>
+              <w:sz w:val="28"/>
+              <w:szCs w:val="28"/>
+            </w:rPr>
+          </m:ctrlPr>
+        </m:oMathPr>
+        <m:r>
+          <m:rPr>
+            <m:sty m:val="p"/>
+          </m:rPr>
+          <m:t>(</m:t>
+        </m:r>
+        <m:r>
+          <m:t>C</m:t>
+        </m:r>
+        <m:sSub>
+          <m:e>
+            <m:r>
+              <m:t>H</m:t>
+            </m:r>
+          </m:e>
+          <m:sub>
+            <m:r>
+              <m:t>3</m:t>
+            </m:r>
+          </m:sub>
+        </m:sSub>
+        <m:sSub>
+          <m:e>
+            <m:r>
+              <m:rPr>
+                <m:sty m:val="p"/>
+              </m:rPr>
+              <m:t>)</m:t>
+            </m:r>
+          </m:e>
+          <m:sub>
+            <m:r>
+              <m:t>2</m:t>
+            </m:r>
+          </m:sub>
+        </m:sSub>
+        <m:r>
+          <m:t>C</m:t>
+        </m:r>
+        <m:r>
+          <m:rPr>
+            <m:sty m:val="p"/>
+          </m:rPr>
+          <m:t>(</m:t>
+        </m:r>
+        <m:r>
+          <m:t>O</m:t>
+        </m:r>
+        <m:r>
+          <m:t>H</m:t>
+        </m:r>
+        <m:r>
+          <m:rPr>
+            <m:sty m:val="p"/>
+          </m:rPr>
+          <m:t>)</m:t>
+        </m:r>
+        <m:r>
+          <m:rPr>
+            <m:sty m:val="p"/>
+          </m:rPr>
+          <m:t>−</m:t>
+        </m:r>
+        <m:r>
+          <m:t>C</m:t>
+        </m:r>
+        <m:r>
+          <m:rPr>
+            <m:sty m:val="p"/>
+          </m:rPr>
+          <m:t>(</m:t>
+        </m:r>
+        <m:r>
+          <m:t>O</m:t>
+        </m:r>
+        <m:r>
+          <m:t>H</m:t>
+        </m:r>
+        <m:r>
+          <m:rPr>
+            <m:sty m:val="p"/>
+          </m:rPr>
+          <m:t>)</m:t>
+        </m:r>
+        <m:r>
+          <m:rPr>
+            <m:sty m:val="p"/>
+          </m:rPr>
+          <m:t>(</m:t>
+        </m:r>
+        <m:r>
+          <m:t>C</m:t>
+        </m:r>
+        <m:sSub>
+          <m:e>
+            <m:r>
+              <m:t>H</m:t>
+            </m:r>
+          </m:e>
+          <m:sub>
+            <m:r>
+              <m:t>3</m:t>
+            </m:r>
+          </m:sub>
+        </m:sSub>
+        <m:r>
+          <m:rPr>
+            <m:sty m:val="p"/>
+          </m:rPr>
+          <m:t>)</m:t>
+        </m:r>
+        <m:r>
+          <m:t>P</m:t>
+        </m:r>
+        <m:r>
+          <m:t>h</m:t>
+        </m:r>
+        <m:r>
+          <m:rPr>
+            <m:sty m:val="p"/>
+          </m:rPr>
+          <m:t>+</m:t>
+        </m:r>
+        <m:sSup>
+          <m:e>
+            <m:r>
+              <m:t>H</m:t>
+            </m:r>
+          </m:e>
+          <m:sup>
+            <m:r>
+              <m:rPr>
+                <m:sty m:val="p"/>
+              </m:rPr>
+              <m:t>+</m:t>
+            </m:r>
+          </m:sup>
+        </m:sSup>
+        <m:r>
+          <m:rPr>
+            <m:sty m:val="p"/>
+          </m:rPr>
+          <m:t>→</m:t>
+        </m:r>
+      </m:oMath>
       <w:r>
         <w:rPr>
           <w:rFonts w:ascii="Times New Roman" w:hAnsi="Times New Roman" w:eastAsia="Times New Roman" w:cs="Times New Roman"/>
         </w:rPr>
         <w:t xml:space="preserve"> </w:t>
-      </w:r>
-      <w:r>
-        <w:rPr>
-          <w:rFonts w:ascii="Times New Roman" w:hAnsi="Times New Roman" w:eastAsia="Times New Roman" w:cs="Times New Roman"/>
-        </w:rPr>
-        <w:t xml:space="preserve">$ </w:t>
       </w:r>
       <w:r>
         <w:rPr>

--- a/00-首页/题组Word/习题书/第三篇-有机化学/5-亲核取代、消除与羧酸衍生物-学生版-打印版.docx
+++ b/00-首页/题组Word/习题书/第三篇-有机化学/5-亲核取代、消除与羧酸衍生物-学生版-打印版.docx
@@ -7341,7 +7341,45 @@
         <w:rPr>
           <w:rFonts w:ascii="Times New Roman" w:hAnsi="Times New Roman" w:eastAsia="Times New Roman" w:cs="Times New Roman"/>
         </w:rPr>
-        <w:t xml:space="preserve">Heating the diazonium salt below in the presence of methyl acrylate gives a reasonable yield of a chloroacid. Why is this unlikely to be nucleophilic aromatic substitution by the S_N1 mechanism? Suggest an alternative mechanism that explains the regioselectivity.</w:t>
+        <w:t xml:space="preserve">Heating the diazonium salt below in the presence of methyl acrylate gives a reasonable yield of a chloroacid. Why is this unlikely to be nucleophilic aromatic substitution by the</w:t>
+      </w:r>
+      <w:r>
+        <w:rPr>
+          <w:rFonts w:ascii="Times New Roman" w:hAnsi="Times New Roman" w:eastAsia="Times New Roman" w:cs="Times New Roman"/>
+        </w:rPr>
+        <w:t xml:space="preserve"> </w:t>
+      </w:r>
+      <m:oMath>
+        <m:sSub>
+          <m:e>
+            <m:r>
+              <m:t>S</m:t>
+            </m:r>
+          </m:e>
+          <m:sub>
+            <m:r>
+              <m:rPr>
+                <m:sty m:val="p"/>
+              </m:rPr>
+              <m:t>N</m:t>
+            </m:r>
+          </m:sub>
+        </m:sSub>
+        <m:r>
+          <m:t>1</m:t>
+        </m:r>
+      </m:oMath>
+      <w:r>
+        <w:rPr>
+          <w:rFonts w:ascii="Times New Roman" w:hAnsi="Times New Roman" w:eastAsia="Times New Roman" w:cs="Times New Roman"/>
+        </w:rPr>
+        <w:t xml:space="preserve"> </w:t>
+      </w:r>
+      <w:r>
+        <w:rPr>
+          <w:rFonts w:ascii="Times New Roman" w:hAnsi="Times New Roman" w:eastAsia="Times New Roman" w:cs="Times New Roman"/>
+        </w:rPr>
+        <w:t xml:space="preserve">mechanism? Suggest an alternative mechanism that explains the regioselectivity.</w:t>
       </w:r>
     </w:p>
     <w:p>
@@ -7418,7 +7456,45 @@
         <w:rPr>
           <w:rFonts w:ascii="Times New Roman" w:hAnsi="Times New Roman" w:eastAsia="Times New Roman" w:cs="Times New Roman"/>
         </w:rPr>
-        <w:t xml:space="preserve"> the diazonium salt below in the presence of methyl acrylate gives a reasonable yield of a chloroacid. Why is this unlikely to be nucleophilic aromatic substitution by the S_N1 mechanism (p. 520 of the textbook)? Suggest an alternative mechanism that explains the regioselectivity.</w:t>
+        <w:t xml:space="preserve"> the diazonium salt below in the presence of methyl acrylate gives a reasonable yield of a chloroacid. Why is this unlikely to be nucleophilic aromatic substitution by the</w:t>
+      </w:r>
+      <w:r>
+        <w:rPr>
+          <w:rFonts w:ascii="Times New Roman" w:hAnsi="Times New Roman" w:eastAsia="Times New Roman" w:cs="Times New Roman"/>
+        </w:rPr>
+        <w:t xml:space="preserve"> </w:t>
+      </w:r>
+      <m:oMath>
+        <m:sSub>
+          <m:e>
+            <m:r>
+              <m:t>S</m:t>
+            </m:r>
+          </m:e>
+          <m:sub>
+            <m:r>
+              <m:rPr>
+                <m:sty m:val="p"/>
+              </m:rPr>
+              <m:t>N</m:t>
+            </m:r>
+          </m:sub>
+        </m:sSub>
+        <m:r>
+          <m:t>1</m:t>
+        </m:r>
+      </m:oMath>
+      <w:r>
+        <w:rPr>
+          <w:rFonts w:ascii="Times New Roman" w:hAnsi="Times New Roman" w:eastAsia="Times New Roman" w:cs="Times New Roman"/>
+        </w:rPr>
+        <w:t xml:space="preserve"> </w:t>
+      </w:r>
+      <w:r>
+        <w:rPr>
+          <w:rFonts w:ascii="Times New Roman" w:hAnsi="Times New Roman" w:eastAsia="Times New Roman" w:cs="Times New Roman"/>
+        </w:rPr>
+        <w:t xml:space="preserve">mechanism (p. 520 of the textbook)? Suggest an alternative mechanism that explains the regioselectivity.</w:t>
       </w:r>
     </w:p>
     <w:p>

--- a/00-首页/题组Word/习题书/第三篇-有机化学/5-亲核取代、消除与羧酸衍生物-学生版-打印版.docx
+++ b/00-首页/题组Word/习题书/第三篇-有机化学/5-亲核取代、消除与羧酸衍生物-学生版-打印版.docx
@@ -30923,18 +30923,100 @@
               <w:pStyle w:val="Compact"/>
               <w:jc w:val="center"/>
             </w:pPr>
+            <m:oMath>
+              <m:sSub>
+                <m:e>
+                  <m:r>
+                    <m:t>c</m:t>
+                  </m:r>
+                </m:e>
+                <m:sub>
+                  <m:r>
+                    <m:rPr>
+                      <m:sty m:val="p"/>
+                    </m:rPr>
+                    <m:t>K</m:t>
+                  </m:r>
+                  <m:r>
+                    <m:rPr>
+                      <m:sty m:val="p"/>
+                    </m:rPr>
+                    <m:t>O</m:t>
+                  </m:r>
+                  <m:r>
+                    <m:rPr>
+                      <m:sty m:val="p"/>
+                    </m:rPr>
+                    <m:t>H</m:t>
+                  </m:r>
+                </m:sub>
+              </m:sSub>
+              <m:r>
+                <m:rPr>
+                  <m:sty m:val="p"/>
+                </m:rPr>
+                <m:t>/</m:t>
+              </m:r>
+              <m:r>
+                <m:rPr>
+                  <m:sty m:val="p"/>
+                </m:rPr>
+                <m:t>m</m:t>
+              </m:r>
+              <m:r>
+                <m:rPr>
+                  <m:sty m:val="p"/>
+                </m:rPr>
+                <m:t>o</m:t>
+              </m:r>
+              <m:r>
+                <m:rPr>
+                  <m:sty m:val="p"/>
+                </m:rPr>
+                <m:t>l</m:t>
+              </m:r>
+              <m:r>
+                <m:rPr>
+                  <m:sty m:val="p"/>
+                </m:rPr>
+                <m:t>⋅</m:t>
+              </m:r>
+              <m:r>
+                <m:rPr>
+                  <m:sty m:val="p"/>
+                </m:rPr>
+                <m:t>d</m:t>
+              </m:r>
+              <m:sSup>
+                <m:e>
+                  <m:r>
+                    <m:rPr>
+                      <m:sty m:val="p"/>
+                    </m:rPr>
+                    <m:t>m</m:t>
+                  </m:r>
+                </m:e>
+                <m:sup>
+                  <m:r>
+                    <m:rPr>
+                      <m:sty m:val="p"/>
+                    </m:rPr>
+                    <m:t>−</m:t>
+                  </m:r>
+                  <m:r>
+                    <m:rPr>
+                      <m:sty m:val="p"/>
+                    </m:rPr>
+                    <m:t>3</m:t>
+                  </m:r>
+                </m:sup>
+              </m:sSup>
+            </m:oMath>
             <w:r>
               <w:rPr>
                 <w:rFonts w:ascii="Times New Roman" w:hAnsi="Times New Roman" w:eastAsia="Times New Roman" w:cs="Times New Roman"/>
               </w:rPr>
-              <w:t>c_KOH/mol·dm</w:t>
-            </w:r>
-            <w:r>
-              <w:rPr>
-                <w:rFonts w:ascii="Times New Roman" w:hAnsi="Times New Roman" w:eastAsia="Times New Roman" w:cs="Times New Roman"/>
-                <w:vertAlign w:val="superscript"/>
-              </w:rPr>
-              <w:t>-3</w:t>
+              <w:t xml:space="preserve">​</w:t>
             </w:r>
           </w:p>
         </w:tc>

--- a/00-首页/题组Word/习题书/第三篇-有机化学/5-亲核取代、消除与羧酸衍生物-学生版-打印版.docx
+++ b/00-首页/题组Word/习题书/第三篇-有机化学/5-亲核取代、消除与羧酸衍生物-学生版-打印版.docx
@@ -328,6 +328,46 @@
     </w:p>
     <w:p>
       <w:pPr>
+        <w:spacing w:before="0" w:after="0"/>
+      </w:pPr>
+    </w:p>
+    <w:p>
+      <w:pPr>
+        <w:spacing w:before="0" w:after="0"/>
+      </w:pPr>
+    </w:p>
+    <w:p>
+      <w:pPr>
+        <w:spacing w:before="0" w:after="0"/>
+      </w:pPr>
+    </w:p>
+    <w:p>
+      <w:pPr>
+        <w:spacing w:before="0" w:after="0"/>
+      </w:pPr>
+    </w:p>
+    <w:p>
+      <w:pPr>
+        <w:spacing w:before="0" w:after="0"/>
+      </w:pPr>
+    </w:p>
+    <w:p>
+      <w:pPr>
+        <w:spacing w:before="0" w:after="0"/>
+      </w:pPr>
+    </w:p>
+    <w:p>
+      <w:pPr>
+        <w:spacing w:before="0" w:after="0"/>
+      </w:pPr>
+    </w:p>
+    <w:p>
+      <w:pPr>
+        <w:spacing w:before="0" w:after="0"/>
+      </w:pPr>
+    </w:p>
+    <w:p>
+      <w:pPr>
         <w:spacing w:before="160" w:after="80"/>
       </w:pPr>
       <w:r>
@@ -380,7 +420,7 @@
         </w:rPr>
         <w:drawing>
           <wp:inline>
-            <wp:extent cx="3600000" cy="1670689"/>
+            <wp:extent cx="3600000" cy="1659499"/>
             <wp:effectExtent b="0" l="0" r="0" t="0"/>
             <wp:docPr descr="" title="" id="12" name="Picture"/>
             <a:graphic>
@@ -401,7 +441,7 @@
                   <pic:spPr bwMode="auto">
                     <a:xfrm>
                       <a:off x="0" y="0"/>
-                      <a:ext cx="3600000" cy="1670689"/>
+                      <a:ext cx="3600000" cy="1659499"/>
                     </a:xfrm>
                     <a:prstGeom prst="rect">
                       <a:avLst/>
@@ -453,6 +493,21 @@
     </w:p>
     <w:p>
       <w:pPr>
+        <w:spacing w:before="0" w:after="0"/>
+      </w:pPr>
+    </w:p>
+    <w:p>
+      <w:pPr>
+        <w:spacing w:before="0" w:after="0"/>
+      </w:pPr>
+    </w:p>
+    <w:p>
+      <w:pPr>
+        <w:spacing w:before="0" w:after="0"/>
+      </w:pPr>
+    </w:p>
+    <w:p>
+      <w:pPr>
         <w:spacing w:before="160" w:after="80"/>
       </w:pPr>
       <w:r>
@@ -639,6 +694,46 @@
     </w:p>
     <w:p>
       <w:pPr>
+        <w:spacing w:before="0" w:after="0"/>
+      </w:pPr>
+    </w:p>
+    <w:p>
+      <w:pPr>
+        <w:spacing w:before="0" w:after="0"/>
+      </w:pPr>
+    </w:p>
+    <w:p>
+      <w:pPr>
+        <w:spacing w:before="0" w:after="0"/>
+      </w:pPr>
+    </w:p>
+    <w:p>
+      <w:pPr>
+        <w:spacing w:before="0" w:after="0"/>
+      </w:pPr>
+    </w:p>
+    <w:p>
+      <w:pPr>
+        <w:spacing w:before="0" w:after="0"/>
+      </w:pPr>
+    </w:p>
+    <w:p>
+      <w:pPr>
+        <w:spacing w:before="0" w:after="0"/>
+      </w:pPr>
+    </w:p>
+    <w:p>
+      <w:pPr>
+        <w:spacing w:before="0" w:after="0"/>
+      </w:pPr>
+    </w:p>
+    <w:p>
+      <w:pPr>
+        <w:spacing w:before="0" w:after="0"/>
+      </w:pPr>
+    </w:p>
+    <w:p>
+      <w:pPr>
         <w:spacing w:before="160" w:after="80"/>
       </w:pPr>
       <w:r>
@@ -697,7 +792,7 @@
         </w:rPr>
         <w:drawing>
           <wp:inline>
-            <wp:extent cx="3600000" cy="1567741"/>
+            <wp:extent cx="3600000" cy="1544140"/>
             <wp:effectExtent b="0" l="0" r="0" t="0"/>
             <wp:docPr descr="" title="" id="17" name="Picture"/>
             <a:graphic>
@@ -718,7 +813,7 @@
                   <pic:spPr bwMode="auto">
                     <a:xfrm>
                       <a:off x="0" y="0"/>
-                      <a:ext cx="3600000" cy="1567741"/>
+                      <a:ext cx="3600000" cy="1544140"/>
                     </a:xfrm>
                     <a:prstGeom prst="rect">
                       <a:avLst/>
@@ -764,6 +859,31 @@
     </w:p>
     <w:p>
       <w:pPr>
+        <w:spacing w:before="0" w:after="0"/>
+      </w:pPr>
+    </w:p>
+    <w:p>
+      <w:pPr>
+        <w:spacing w:before="0" w:after="0"/>
+      </w:pPr>
+    </w:p>
+    <w:p>
+      <w:pPr>
+        <w:spacing w:before="0" w:after="0"/>
+      </w:pPr>
+    </w:p>
+    <w:p>
+      <w:pPr>
+        <w:spacing w:before="0" w:after="0"/>
+      </w:pPr>
+    </w:p>
+    <w:p>
+      <w:pPr>
+        <w:spacing w:before="0" w:after="0"/>
+      </w:pPr>
+    </w:p>
+    <w:p>
+      <w:pPr>
         <w:spacing w:before="160" w:after="80"/>
       </w:pPr>
       <w:r>
@@ -816,7 +936,7 @@
         </w:rPr>
         <w:drawing>
           <wp:inline>
-            <wp:extent cx="3600000" cy="832216"/>
+            <wp:extent cx="3600000" cy="819231"/>
             <wp:effectExtent b="0" l="0" r="0" t="0"/>
             <wp:docPr descr="" title="" id="21" name="Picture"/>
             <a:graphic>
@@ -837,7 +957,7 @@
                   <pic:spPr bwMode="auto">
                     <a:xfrm>
                       <a:off x="0" y="0"/>
-                      <a:ext cx="3600000" cy="832216"/>
+                      <a:ext cx="3600000" cy="819231"/>
                     </a:xfrm>
                     <a:prstGeom prst="rect">
                       <a:avLst/>
@@ -883,6 +1003,46 @@
     </w:p>
     <w:p>
       <w:pPr>
+        <w:spacing w:before="0" w:after="0"/>
+      </w:pPr>
+    </w:p>
+    <w:p>
+      <w:pPr>
+        <w:spacing w:before="0" w:after="0"/>
+      </w:pPr>
+    </w:p>
+    <w:p>
+      <w:pPr>
+        <w:spacing w:before="0" w:after="0"/>
+      </w:pPr>
+    </w:p>
+    <w:p>
+      <w:pPr>
+        <w:spacing w:before="0" w:after="0"/>
+      </w:pPr>
+    </w:p>
+    <w:p>
+      <w:pPr>
+        <w:spacing w:before="0" w:after="0"/>
+      </w:pPr>
+    </w:p>
+    <w:p>
+      <w:pPr>
+        <w:spacing w:before="0" w:after="0"/>
+      </w:pPr>
+    </w:p>
+    <w:p>
+      <w:pPr>
+        <w:spacing w:before="0" w:after="0"/>
+      </w:pPr>
+    </w:p>
+    <w:p>
+      <w:pPr>
+        <w:spacing w:before="0" w:after="0"/>
+      </w:pPr>
+    </w:p>
+    <w:p>
+      <w:pPr>
         <w:spacing w:before="160" w:after="80"/>
       </w:pPr>
       <w:r>
@@ -935,7 +1095,7 @@
         </w:rPr>
         <w:drawing>
           <wp:inline>
-            <wp:extent cx="3600000" cy="664615"/>
+            <wp:extent cx="3600000" cy="644476"/>
             <wp:effectExtent b="0" l="0" r="0" t="0"/>
             <wp:docPr descr="" title="" id="25" name="Picture"/>
             <a:graphic>
@@ -956,7 +1116,7 @@
                   <pic:spPr bwMode="auto">
                     <a:xfrm>
                       <a:off x="0" y="0"/>
-                      <a:ext cx="3600000" cy="664615"/>
+                      <a:ext cx="3600000" cy="644476"/>
                     </a:xfrm>
                     <a:prstGeom prst="rect">
                       <a:avLst/>
@@ -1002,6 +1162,31 @@
     </w:p>
     <w:p>
       <w:pPr>
+        <w:spacing w:before="0" w:after="0"/>
+      </w:pPr>
+    </w:p>
+    <w:p>
+      <w:pPr>
+        <w:spacing w:before="0" w:after="0"/>
+      </w:pPr>
+    </w:p>
+    <w:p>
+      <w:pPr>
+        <w:spacing w:before="0" w:after="0"/>
+      </w:pPr>
+    </w:p>
+    <w:p>
+      <w:pPr>
+        <w:spacing w:before="0" w:after="0"/>
+      </w:pPr>
+    </w:p>
+    <w:p>
+      <w:pPr>
+        <w:spacing w:before="0" w:after="0"/>
+      </w:pPr>
+    </w:p>
+    <w:p>
+      <w:pPr>
         <w:spacing w:before="160" w:after="80"/>
       </w:pPr>
       <w:r>
@@ -1262,6 +1447,31 @@
     </w:p>
     <w:p>
       <w:pPr>
+        <w:spacing w:before="0" w:after="0"/>
+      </w:pPr>
+    </w:p>
+    <w:p>
+      <w:pPr>
+        <w:spacing w:before="0" w:after="0"/>
+      </w:pPr>
+    </w:p>
+    <w:p>
+      <w:pPr>
+        <w:spacing w:before="0" w:after="0"/>
+      </w:pPr>
+    </w:p>
+    <w:p>
+      <w:pPr>
+        <w:spacing w:before="0" w:after="0"/>
+      </w:pPr>
+    </w:p>
+    <w:p>
+      <w:pPr>
+        <w:spacing w:before="0" w:after="0"/>
+      </w:pPr>
+    </w:p>
+    <w:p>
+      <w:pPr>
         <w:spacing w:before="160" w:after="80"/>
       </w:pPr>
       <w:r>
@@ -1466,7 +1676,7 @@
         </w:rPr>
         <w:drawing>
           <wp:inline>
-            <wp:extent cx="1841500" cy="1244600"/>
+            <wp:extent cx="1841500" cy="1218835"/>
             <wp:effectExtent b="0" l="0" r="0" t="0"/>
             <wp:docPr descr="" title="" id="31" name="Picture"/>
             <a:graphic>
@@ -1487,7 +1697,7 @@
                   <pic:spPr bwMode="auto">
                     <a:xfrm>
                       <a:off x="0" y="0"/>
-                      <a:ext cx="1841500" cy="1244600"/>
+                      <a:ext cx="1841500" cy="1218835"/>
                     </a:xfrm>
                     <a:prstGeom prst="rect">
                       <a:avLst/>
@@ -1518,7 +1728,7 @@
         </w:rPr>
         <w:drawing>
           <wp:inline>
-            <wp:extent cx="1587500" cy="1066800"/>
+            <wp:extent cx="1587500" cy="1013866"/>
             <wp:effectExtent b="0" l="0" r="0" t="0"/>
             <wp:docPr descr="" title="" id="34" name="Picture"/>
             <a:graphic>
@@ -1539,7 +1749,7 @@
                   <pic:spPr bwMode="auto">
                     <a:xfrm>
                       <a:off x="0" y="0"/>
-                      <a:ext cx="1587500" cy="1066800"/>
+                      <a:ext cx="1587500" cy="1013866"/>
                     </a:xfrm>
                     <a:prstGeom prst="rect">
                       <a:avLst/>
@@ -1936,6 +2146,31 @@
     </w:p>
     <w:p>
       <w:pPr>
+        <w:spacing w:before="0" w:after="0"/>
+      </w:pPr>
+    </w:p>
+    <w:p>
+      <w:pPr>
+        <w:spacing w:before="0" w:after="0"/>
+      </w:pPr>
+    </w:p>
+    <w:p>
+      <w:pPr>
+        <w:spacing w:before="0" w:after="0"/>
+      </w:pPr>
+    </w:p>
+    <w:p>
+      <w:pPr>
+        <w:spacing w:before="0" w:after="0"/>
+      </w:pPr>
+    </w:p>
+    <w:p>
+      <w:pPr>
+        <w:spacing w:before="0" w:after="0"/>
+      </w:pPr>
+    </w:p>
+    <w:p>
+      <w:pPr>
         <w:spacing w:before="160" w:after="80"/>
       </w:pPr>
       <w:r>
@@ -1988,7 +2223,7 @@
         </w:rPr>
         <w:drawing>
           <wp:inline>
-            <wp:extent cx="3600000" cy="634163"/>
+            <wp:extent cx="3600000" cy="622460"/>
             <wp:effectExtent b="0" l="0" r="0" t="0"/>
             <wp:docPr descr="" title="" id="41" name="Picture"/>
             <a:graphic>
@@ -2009,7 +2244,7 @@
                   <pic:spPr bwMode="auto">
                     <a:xfrm>
                       <a:off x="0" y="0"/>
-                      <a:ext cx="3600000" cy="634163"/>
+                      <a:ext cx="3600000" cy="622460"/>
                     </a:xfrm>
                     <a:prstGeom prst="rect">
                       <a:avLst/>
@@ -2073,6 +2308,31 @@
     </w:p>
     <w:p>
       <w:pPr>
+        <w:spacing w:before="0" w:after="0"/>
+      </w:pPr>
+    </w:p>
+    <w:p>
+      <w:pPr>
+        <w:spacing w:before="0" w:after="0"/>
+      </w:pPr>
+    </w:p>
+    <w:p>
+      <w:pPr>
+        <w:spacing w:before="0" w:after="0"/>
+      </w:pPr>
+    </w:p>
+    <w:p>
+      <w:pPr>
+        <w:spacing w:before="0" w:after="0"/>
+      </w:pPr>
+    </w:p>
+    <w:p>
+      <w:pPr>
+        <w:spacing w:before="0" w:after="0"/>
+      </w:pPr>
+    </w:p>
+    <w:p>
+      <w:pPr>
         <w:spacing w:before="160" w:after="80"/>
       </w:pPr>
       <w:r>
@@ -2337,6 +2597,46 @@
     </w:p>
     <w:p>
       <w:pPr>
+        <w:spacing w:before="0" w:after="0"/>
+      </w:pPr>
+    </w:p>
+    <w:p>
+      <w:pPr>
+        <w:spacing w:before="0" w:after="0"/>
+      </w:pPr>
+    </w:p>
+    <w:p>
+      <w:pPr>
+        <w:spacing w:before="0" w:after="0"/>
+      </w:pPr>
+    </w:p>
+    <w:p>
+      <w:pPr>
+        <w:spacing w:before="0" w:after="0"/>
+      </w:pPr>
+    </w:p>
+    <w:p>
+      <w:pPr>
+        <w:spacing w:before="0" w:after="0"/>
+      </w:pPr>
+    </w:p>
+    <w:p>
+      <w:pPr>
+        <w:spacing w:before="0" w:after="0"/>
+      </w:pPr>
+    </w:p>
+    <w:p>
+      <w:pPr>
+        <w:spacing w:before="0" w:after="0"/>
+      </w:pPr>
+    </w:p>
+    <w:p>
+      <w:pPr>
+        <w:spacing w:before="0" w:after="0"/>
+      </w:pPr>
+    </w:p>
+    <w:p>
+      <w:pPr>
         <w:spacing w:before="160" w:after="80"/>
       </w:pPr>
       <w:r>
@@ -2595,6 +2895,46 @@
     </w:p>
     <w:p>
       <w:pPr>
+        <w:spacing w:before="0" w:after="0"/>
+      </w:pPr>
+    </w:p>
+    <w:p>
+      <w:pPr>
+        <w:spacing w:before="0" w:after="0"/>
+      </w:pPr>
+    </w:p>
+    <w:p>
+      <w:pPr>
+        <w:spacing w:before="0" w:after="0"/>
+      </w:pPr>
+    </w:p>
+    <w:p>
+      <w:pPr>
+        <w:spacing w:before="0" w:after="0"/>
+      </w:pPr>
+    </w:p>
+    <w:p>
+      <w:pPr>
+        <w:spacing w:before="0" w:after="0"/>
+      </w:pPr>
+    </w:p>
+    <w:p>
+      <w:pPr>
+        <w:spacing w:before="0" w:after="0"/>
+      </w:pPr>
+    </w:p>
+    <w:p>
+      <w:pPr>
+        <w:spacing w:before="0" w:after="0"/>
+      </w:pPr>
+    </w:p>
+    <w:p>
+      <w:pPr>
+        <w:spacing w:before="0" w:after="0"/>
+      </w:pPr>
+    </w:p>
+    <w:p>
+      <w:pPr>
         <w:spacing w:before="160" w:after="80"/>
       </w:pPr>
       <w:r>
@@ -2833,6 +3173,46 @@
         </w:rPr>
         <w:t>。</w:t>
       </w:r>
+    </w:p>
+    <w:p>
+      <w:pPr>
+        <w:spacing w:before="0" w:after="0"/>
+      </w:pPr>
+    </w:p>
+    <w:p>
+      <w:pPr>
+        <w:spacing w:before="0" w:after="0"/>
+      </w:pPr>
+    </w:p>
+    <w:p>
+      <w:pPr>
+        <w:spacing w:before="0" w:after="0"/>
+      </w:pPr>
+    </w:p>
+    <w:p>
+      <w:pPr>
+        <w:spacing w:before="0" w:after="0"/>
+      </w:pPr>
+    </w:p>
+    <w:p>
+      <w:pPr>
+        <w:spacing w:before="0" w:after="0"/>
+      </w:pPr>
+    </w:p>
+    <w:p>
+      <w:pPr>
+        <w:spacing w:before="0" w:after="0"/>
+      </w:pPr>
+    </w:p>
+    <w:p>
+      <w:pPr>
+        <w:spacing w:before="0" w:after="0"/>
+      </w:pPr>
+    </w:p>
+    <w:p>
+      <w:pPr>
+        <w:spacing w:before="0" w:after="0"/>
+      </w:pPr>
     </w:p>
     <w:p>
       <w:pPr>
@@ -3085,6 +3465,46 @@
     </w:p>
     <w:p>
       <w:pPr>
+        <w:spacing w:before="0" w:after="0"/>
+      </w:pPr>
+    </w:p>
+    <w:p>
+      <w:pPr>
+        <w:spacing w:before="0" w:after="0"/>
+      </w:pPr>
+    </w:p>
+    <w:p>
+      <w:pPr>
+        <w:spacing w:before="0" w:after="0"/>
+      </w:pPr>
+    </w:p>
+    <w:p>
+      <w:pPr>
+        <w:spacing w:before="0" w:after="0"/>
+      </w:pPr>
+    </w:p>
+    <w:p>
+      <w:pPr>
+        <w:spacing w:before="0" w:after="0"/>
+      </w:pPr>
+    </w:p>
+    <w:p>
+      <w:pPr>
+        <w:spacing w:before="0" w:after="0"/>
+      </w:pPr>
+    </w:p>
+    <w:p>
+      <w:pPr>
+        <w:spacing w:before="0" w:after="0"/>
+      </w:pPr>
+    </w:p>
+    <w:p>
+      <w:pPr>
+        <w:spacing w:before="0" w:after="0"/>
+      </w:pPr>
+    </w:p>
+    <w:p>
+      <w:pPr>
         <w:spacing w:before="160" w:after="80"/>
       </w:pPr>
       <w:r>
@@ -3177,6 +3597,46 @@
     </w:p>
     <w:p>
       <w:pPr>
+        <w:spacing w:before="0" w:after="0"/>
+      </w:pPr>
+    </w:p>
+    <w:p>
+      <w:pPr>
+        <w:spacing w:before="0" w:after="0"/>
+      </w:pPr>
+    </w:p>
+    <w:p>
+      <w:pPr>
+        <w:spacing w:before="0" w:after="0"/>
+      </w:pPr>
+    </w:p>
+    <w:p>
+      <w:pPr>
+        <w:spacing w:before="0" w:after="0"/>
+      </w:pPr>
+    </w:p>
+    <w:p>
+      <w:pPr>
+        <w:spacing w:before="0" w:after="0"/>
+      </w:pPr>
+    </w:p>
+    <w:p>
+      <w:pPr>
+        <w:spacing w:before="0" w:after="0"/>
+      </w:pPr>
+    </w:p>
+    <w:p>
+      <w:pPr>
+        <w:spacing w:before="0" w:after="0"/>
+      </w:pPr>
+    </w:p>
+    <w:p>
+      <w:pPr>
+        <w:spacing w:before="0" w:after="0"/>
+      </w:pPr>
+    </w:p>
+    <w:p>
+      <w:pPr>
         <w:spacing w:before="160" w:after="80"/>
       </w:pPr>
       <w:r>
@@ -3247,7 +3707,7 @@
         </w:rPr>
         <w:drawing>
           <wp:inline>
-            <wp:extent cx="3600000" cy="1314461"/>
+            <wp:extent cx="3600000" cy="1192523"/>
             <wp:effectExtent b="0" l="0" r="0" t="0"/>
             <wp:docPr descr="" title="" id="51" name="Picture"/>
             <a:graphic>
@@ -3268,7 +3728,7 @@
                   <pic:spPr bwMode="auto">
                     <a:xfrm>
                       <a:off x="0" y="0"/>
-                      <a:ext cx="3600000" cy="1314461"/>
+                      <a:ext cx="3600000" cy="1192523"/>
                     </a:xfrm>
                     <a:prstGeom prst="rect">
                       <a:avLst/>
@@ -3409,6 +3869,46 @@
     </w:p>
     <w:p>
       <w:pPr>
+        <w:spacing w:before="0" w:after="0"/>
+      </w:pPr>
+    </w:p>
+    <w:p>
+      <w:pPr>
+        <w:spacing w:before="0" w:after="0"/>
+      </w:pPr>
+    </w:p>
+    <w:p>
+      <w:pPr>
+        <w:spacing w:before="0" w:after="0"/>
+      </w:pPr>
+    </w:p>
+    <w:p>
+      <w:pPr>
+        <w:spacing w:before="0" w:after="0"/>
+      </w:pPr>
+    </w:p>
+    <w:p>
+      <w:pPr>
+        <w:spacing w:before="0" w:after="0"/>
+      </w:pPr>
+    </w:p>
+    <w:p>
+      <w:pPr>
+        <w:spacing w:before="0" w:after="0"/>
+      </w:pPr>
+    </w:p>
+    <w:p>
+      <w:pPr>
+        <w:spacing w:before="0" w:after="0"/>
+      </w:pPr>
+    </w:p>
+    <w:p>
+      <w:pPr>
+        <w:spacing w:before="0" w:after="0"/>
+      </w:pPr>
+    </w:p>
+    <w:p>
+      <w:pPr>
         <w:spacing w:before="160" w:after="80"/>
       </w:pPr>
       <w:r>
@@ -3598,6 +4098,46 @@
         </w:rPr>
         <w:t>？</w:t>
       </w:r>
+    </w:p>
+    <w:p>
+      <w:pPr>
+        <w:spacing w:before="0" w:after="0"/>
+      </w:pPr>
+    </w:p>
+    <w:p>
+      <w:pPr>
+        <w:spacing w:before="0" w:after="0"/>
+      </w:pPr>
+    </w:p>
+    <w:p>
+      <w:pPr>
+        <w:spacing w:before="0" w:after="0"/>
+      </w:pPr>
+    </w:p>
+    <w:p>
+      <w:pPr>
+        <w:spacing w:before="0" w:after="0"/>
+      </w:pPr>
+    </w:p>
+    <w:p>
+      <w:pPr>
+        <w:spacing w:before="0" w:after="0"/>
+      </w:pPr>
+    </w:p>
+    <w:p>
+      <w:pPr>
+        <w:spacing w:before="0" w:after="0"/>
+      </w:pPr>
+    </w:p>
+    <w:p>
+      <w:pPr>
+        <w:spacing w:before="0" w:after="0"/>
+      </w:pPr>
+    </w:p>
+    <w:p>
+      <w:pPr>
+        <w:spacing w:before="0" w:after="0"/>
+      </w:pPr>
     </w:p>
     <w:p>
       <w:pPr>
@@ -3683,7 +4223,7 @@
         </w:rPr>
         <w:drawing>
           <wp:inline>
-            <wp:extent cx="3600000" cy="1517572"/>
+            <wp:extent cx="3600000" cy="1385226"/>
             <wp:effectExtent b="0" l="0" r="0" t="0"/>
             <wp:docPr descr="" title="" id="56" name="Picture"/>
             <a:graphic>
@@ -3704,7 +4244,7 @@
                   <pic:spPr bwMode="auto">
                     <a:xfrm>
                       <a:off x="0" y="0"/>
-                      <a:ext cx="3600000" cy="1517572"/>
+                      <a:ext cx="3600000" cy="1385226"/>
                     </a:xfrm>
                     <a:prstGeom prst="rect">
                       <a:avLst/>
@@ -3863,6 +4403,46 @@
     </w:p>
     <w:p>
       <w:pPr>
+        <w:spacing w:before="0" w:after="0"/>
+      </w:pPr>
+    </w:p>
+    <w:p>
+      <w:pPr>
+        <w:spacing w:before="0" w:after="0"/>
+      </w:pPr>
+    </w:p>
+    <w:p>
+      <w:pPr>
+        <w:spacing w:before="0" w:after="0"/>
+      </w:pPr>
+    </w:p>
+    <w:p>
+      <w:pPr>
+        <w:spacing w:before="0" w:after="0"/>
+      </w:pPr>
+    </w:p>
+    <w:p>
+      <w:pPr>
+        <w:spacing w:before="0" w:after="0"/>
+      </w:pPr>
+    </w:p>
+    <w:p>
+      <w:pPr>
+        <w:spacing w:before="0" w:after="0"/>
+      </w:pPr>
+    </w:p>
+    <w:p>
+      <w:pPr>
+        <w:spacing w:before="0" w:after="0"/>
+      </w:pPr>
+    </w:p>
+    <w:p>
+      <w:pPr>
+        <w:spacing w:before="0" w:after="0"/>
+      </w:pPr>
+    </w:p>
+    <w:p>
+      <w:pPr>
         <w:spacing w:before="160" w:after="80"/>
       </w:pPr>
       <w:r>
@@ -3983,7 +4563,7 @@
         </w:rPr>
         <w:drawing>
           <wp:inline>
-            <wp:extent cx="3600000" cy="811914"/>
+            <wp:extent cx="3600000" cy="778490"/>
             <wp:effectExtent b="0" l="0" r="0" t="0"/>
             <wp:docPr descr="" title="" id="60" name="Picture"/>
             <a:graphic>
@@ -4004,7 +4584,7 @@
                   <pic:spPr bwMode="auto">
                     <a:xfrm>
                       <a:off x="0" y="0"/>
-                      <a:ext cx="3600000" cy="811914"/>
+                      <a:ext cx="3600000" cy="778490"/>
                     </a:xfrm>
                     <a:prstGeom prst="rect">
                       <a:avLst/>
@@ -4249,6 +4829,46 @@
     </w:p>
     <w:p>
       <w:pPr>
+        <w:spacing w:before="0" w:after="0"/>
+      </w:pPr>
+    </w:p>
+    <w:p>
+      <w:pPr>
+        <w:spacing w:before="0" w:after="0"/>
+      </w:pPr>
+    </w:p>
+    <w:p>
+      <w:pPr>
+        <w:spacing w:before="0" w:after="0"/>
+      </w:pPr>
+    </w:p>
+    <w:p>
+      <w:pPr>
+        <w:spacing w:before="0" w:after="0"/>
+      </w:pPr>
+    </w:p>
+    <w:p>
+      <w:pPr>
+        <w:spacing w:before="0" w:after="0"/>
+      </w:pPr>
+    </w:p>
+    <w:p>
+      <w:pPr>
+        <w:spacing w:before="0" w:after="0"/>
+      </w:pPr>
+    </w:p>
+    <w:p>
+      <w:pPr>
+        <w:spacing w:before="0" w:after="0"/>
+      </w:pPr>
+    </w:p>
+    <w:p>
+      <w:pPr>
+        <w:spacing w:before="0" w:after="0"/>
+      </w:pPr>
+    </w:p>
+    <w:p>
+      <w:pPr>
         <w:spacing w:before="160" w:after="80"/>
       </w:pPr>
       <w:r>
@@ -4298,6 +4918,8 @@
     <w:p>
       <w:pPr>
         <w:pStyle w:val="BodyText"/>
+        <w:ind w:left="480" w:hanging="480"/>
+        <w:spacing w:after="0"/>
       </w:pPr>
       <w:r>
         <w:rPr>
@@ -4311,6 +4933,13 @@
         </w:rPr>
         <w:t xml:space="preserve"> </w:t>
       </w:r>
+    </w:p>
+    <w:p>
+      <w:pPr>
+        <w:pStyle w:val="BodyText"/>
+        <w:ind w:left="480" w:hanging="480"/>
+        <w:spacing w:before="0" w:after="0"/>
+      </w:pPr>
       <w:r>
         <w:rPr>
           <w:rFonts w:ascii="Times New Roman" w:hAnsi="Times New Roman" w:eastAsia="Times New Roman" w:cs="Times New Roman"/>
@@ -4323,6 +4952,13 @@
         </w:rPr>
         <w:t xml:space="preserve"> </w:t>
       </w:r>
+    </w:p>
+    <w:p>
+      <w:pPr>
+        <w:pStyle w:val="BodyText"/>
+        <w:ind w:left="480" w:hanging="480"/>
+        <w:spacing w:before="0" w:after="0"/>
+      </w:pPr>
       <w:r>
         <w:rPr>
           <w:rFonts w:ascii="Times New Roman" w:hAnsi="Times New Roman" w:eastAsia="Times New Roman" w:cs="Times New Roman"/>
@@ -4335,6 +4971,13 @@
         </w:rPr>
         <w:t xml:space="preserve"> </w:t>
       </w:r>
+    </w:p>
+    <w:p>
+      <w:pPr>
+        <w:pStyle w:val="BodyText"/>
+        <w:ind w:left="480" w:hanging="480"/>
+        <w:spacing w:before="0" w:after="180"/>
+      </w:pPr>
       <w:r>
         <w:rPr>
           <w:rFonts w:ascii="Times New Roman" w:hAnsi="Times New Roman" w:eastAsia="Times New Roman" w:cs="Times New Roman"/>
@@ -4366,7 +5009,7 @@
         </w:rPr>
         <w:drawing>
           <wp:inline>
-            <wp:extent cx="3600000" cy="731249"/>
+            <wp:extent cx="3600000" cy="721511"/>
             <wp:effectExtent b="0" l="0" r="0" t="0"/>
             <wp:docPr descr="" title="" id="64" name="Picture"/>
             <a:graphic>
@@ -4387,7 +5030,7 @@
                   <pic:spPr bwMode="auto">
                     <a:xfrm>
                       <a:off x="0" y="0"/>
-                      <a:ext cx="3600000" cy="731249"/>
+                      <a:ext cx="3600000" cy="721511"/>
                     </a:xfrm>
                     <a:prstGeom prst="rect">
                       <a:avLst/>
@@ -4475,6 +5118,8 @@
     <w:p>
       <w:pPr>
         <w:pStyle w:val="BodyText"/>
+        <w:ind w:left="480" w:hanging="480"/>
+        <w:spacing w:after="0"/>
       </w:pPr>
       <w:r>
         <w:rPr>
@@ -4524,6 +5169,13 @@
         </w:rPr>
         <w:t xml:space="preserve"> </w:t>
       </w:r>
+    </w:p>
+    <w:p>
+      <w:pPr>
+        <w:pStyle w:val="BodyText"/>
+        <w:ind w:left="480" w:hanging="480"/>
+        <w:spacing w:before="0" w:after="0"/>
+      </w:pPr>
       <w:r>
         <w:rPr>
           <w:rFonts w:ascii="Times New Roman" w:hAnsi="Times New Roman" w:eastAsia="Times New Roman" w:cs="Times New Roman"/>
@@ -4572,6 +5224,13 @@
         </w:rPr>
         <w:t xml:space="preserve"> </w:t>
       </w:r>
+    </w:p>
+    <w:p>
+      <w:pPr>
+        <w:pStyle w:val="BodyText"/>
+        <w:ind w:left="480" w:hanging="480"/>
+        <w:spacing w:before="0" w:after="0"/>
+      </w:pPr>
       <w:r>
         <w:rPr>
           <w:rFonts w:ascii="Times New Roman" w:hAnsi="Times New Roman" w:eastAsia="Times New Roman" w:cs="Times New Roman"/>
@@ -4602,6 +5261,13 @@
         </w:rPr>
         <w:t xml:space="preserve"> </w:t>
       </w:r>
+    </w:p>
+    <w:p>
+      <w:pPr>
+        <w:pStyle w:val="BodyText"/>
+        <w:ind w:left="480" w:hanging="480"/>
+        <w:spacing w:before="0" w:after="180"/>
+      </w:pPr>
       <w:r>
         <w:rPr>
           <w:rFonts w:ascii="Times New Roman" w:hAnsi="Times New Roman" w:eastAsia="Times New Roman" w:cs="Times New Roman"/>
@@ -4662,6 +5328,16 @@
         </w:rPr>
         <w:t>二酮</w:t>
       </w:r>
+    </w:p>
+    <w:p>
+      <w:pPr>
+        <w:spacing w:before="0" w:after="0"/>
+      </w:pPr>
+    </w:p>
+    <w:p>
+      <w:pPr>
+        <w:spacing w:before="0" w:after="0"/>
+      </w:pPr>
     </w:p>
     <w:p>
       <w:pPr>
@@ -5184,6 +5860,46 @@
     </w:p>
     <w:p>
       <w:pPr>
+        <w:spacing w:before="0" w:after="0"/>
+      </w:pPr>
+    </w:p>
+    <w:p>
+      <w:pPr>
+        <w:spacing w:before="0" w:after="0"/>
+      </w:pPr>
+    </w:p>
+    <w:p>
+      <w:pPr>
+        <w:spacing w:before="0" w:after="0"/>
+      </w:pPr>
+    </w:p>
+    <w:p>
+      <w:pPr>
+        <w:spacing w:before="0" w:after="0"/>
+      </w:pPr>
+    </w:p>
+    <w:p>
+      <w:pPr>
+        <w:spacing w:before="0" w:after="0"/>
+      </w:pPr>
+    </w:p>
+    <w:p>
+      <w:pPr>
+        <w:spacing w:before="0" w:after="0"/>
+      </w:pPr>
+    </w:p>
+    <w:p>
+      <w:pPr>
+        <w:spacing w:before="0" w:after="0"/>
+      </w:pPr>
+    </w:p>
+    <w:p>
+      <w:pPr>
+        <w:spacing w:before="0" w:after="0"/>
+      </w:pPr>
+    </w:p>
+    <w:p>
+      <w:pPr>
         <w:spacing w:before="160" w:after="80"/>
       </w:pPr>
       <w:r>
@@ -5277,7 +5993,7 @@
         </w:rPr>
         <w:drawing>
           <wp:inline>
-            <wp:extent cx="3600000" cy="1218236"/>
+            <wp:extent cx="3600000" cy="1121739"/>
             <wp:effectExtent b="0" l="0" r="0" t="0"/>
             <wp:docPr descr="" title="" id="69" name="Picture"/>
             <a:graphic>
@@ -5298,7 +6014,7 @@
                   <pic:spPr bwMode="auto">
                     <a:xfrm>
                       <a:off x="0" y="0"/>
-                      <a:ext cx="3600000" cy="1218236"/>
+                      <a:ext cx="3600000" cy="1121739"/>
                     </a:xfrm>
                     <a:prstGeom prst="rect">
                       <a:avLst/>
@@ -5379,6 +6095,46 @@
     </w:p>
     <w:p>
       <w:pPr>
+        <w:spacing w:before="0" w:after="0"/>
+      </w:pPr>
+    </w:p>
+    <w:p>
+      <w:pPr>
+        <w:spacing w:before="0" w:after="0"/>
+      </w:pPr>
+    </w:p>
+    <w:p>
+      <w:pPr>
+        <w:spacing w:before="0" w:after="0"/>
+      </w:pPr>
+    </w:p>
+    <w:p>
+      <w:pPr>
+        <w:spacing w:before="0" w:after="0"/>
+      </w:pPr>
+    </w:p>
+    <w:p>
+      <w:pPr>
+        <w:spacing w:before="0" w:after="0"/>
+      </w:pPr>
+    </w:p>
+    <w:p>
+      <w:pPr>
+        <w:spacing w:before="0" w:after="0"/>
+      </w:pPr>
+    </w:p>
+    <w:p>
+      <w:pPr>
+        <w:spacing w:before="0" w:after="0"/>
+      </w:pPr>
+    </w:p>
+    <w:p>
+      <w:pPr>
+        <w:spacing w:before="0" w:after="0"/>
+      </w:pPr>
+    </w:p>
+    <w:p>
+      <w:pPr>
         <w:spacing w:before="160" w:after="80"/>
       </w:pPr>
       <w:r>
@@ -5437,6 +6193,31 @@
         </w:rPr>
         <w:t xml:space="preserve">: Drawing mechanisms for nucleophilic substitution on important compounds including cyclic and dicarbonyl compounds.</w:t>
       </w:r>
+    </w:p>
+    <w:p>
+      <w:pPr>
+        <w:spacing w:before="0" w:after="0"/>
+      </w:pPr>
+    </w:p>
+    <w:p>
+      <w:pPr>
+        <w:spacing w:before="0" w:after="0"/>
+      </w:pPr>
+    </w:p>
+    <w:p>
+      <w:pPr>
+        <w:spacing w:before="0" w:after="0"/>
+      </w:pPr>
+    </w:p>
+    <w:p>
+      <w:pPr>
+        <w:spacing w:before="0" w:after="0"/>
+      </w:pPr>
+    </w:p>
+    <w:p>
+      <w:pPr>
+        <w:spacing w:before="0" w:after="0"/>
+      </w:pPr>
     </w:p>
     <w:p>
       <w:pPr>
@@ -5724,6 +6505,46 @@
     </w:p>
     <w:p>
       <w:pPr>
+        <w:spacing w:before="0" w:after="0"/>
+      </w:pPr>
+    </w:p>
+    <w:p>
+      <w:pPr>
+        <w:spacing w:before="0" w:after="0"/>
+      </w:pPr>
+    </w:p>
+    <w:p>
+      <w:pPr>
+        <w:spacing w:before="0" w:after="0"/>
+      </w:pPr>
+    </w:p>
+    <w:p>
+      <w:pPr>
+        <w:spacing w:before="0" w:after="0"/>
+      </w:pPr>
+    </w:p>
+    <w:p>
+      <w:pPr>
+        <w:spacing w:before="0" w:after="0"/>
+      </w:pPr>
+    </w:p>
+    <w:p>
+      <w:pPr>
+        <w:spacing w:before="0" w:after="0"/>
+      </w:pPr>
+    </w:p>
+    <w:p>
+      <w:pPr>
+        <w:spacing w:before="0" w:after="0"/>
+      </w:pPr>
+    </w:p>
+    <w:p>
+      <w:pPr>
+        <w:spacing w:before="0" w:after="0"/>
+      </w:pPr>
+    </w:p>
+    <w:p>
+      <w:pPr>
         <w:spacing w:before="160" w:after="80"/>
       </w:pPr>
       <w:r>
@@ -5788,7 +6609,7 @@
         </w:rPr>
         <w:drawing>
           <wp:inline>
-            <wp:extent cx="3600000" cy="1090908"/>
+            <wp:extent cx="3600000" cy="1082081"/>
             <wp:effectExtent b="0" l="0" r="0" t="0"/>
             <wp:docPr descr="" title="" id="75" name="Picture"/>
             <a:graphic>
@@ -5809,7 +6630,7 @@
                   <pic:spPr bwMode="auto">
                     <a:xfrm>
                       <a:off x="0" y="0"/>
-                      <a:ext cx="3600000" cy="1090908"/>
+                      <a:ext cx="3600000" cy="1082081"/>
                     </a:xfrm>
                     <a:prstGeom prst="rect">
                       <a:avLst/>
@@ -5855,6 +6676,46 @@
     </w:p>
     <w:p>
       <w:pPr>
+        <w:spacing w:before="0" w:after="0"/>
+      </w:pPr>
+    </w:p>
+    <w:p>
+      <w:pPr>
+        <w:spacing w:before="0" w:after="0"/>
+      </w:pPr>
+    </w:p>
+    <w:p>
+      <w:pPr>
+        <w:spacing w:before="0" w:after="0"/>
+      </w:pPr>
+    </w:p>
+    <w:p>
+      <w:pPr>
+        <w:spacing w:before="0" w:after="0"/>
+      </w:pPr>
+    </w:p>
+    <w:p>
+      <w:pPr>
+        <w:spacing w:before="0" w:after="0"/>
+      </w:pPr>
+    </w:p>
+    <w:p>
+      <w:pPr>
+        <w:spacing w:before="0" w:after="0"/>
+      </w:pPr>
+    </w:p>
+    <w:p>
+      <w:pPr>
+        <w:spacing w:before="0" w:after="0"/>
+      </w:pPr>
+    </w:p>
+    <w:p>
+      <w:pPr>
+        <w:spacing w:before="0" w:after="0"/>
+      </w:pPr>
+    </w:p>
+    <w:p>
+      <w:pPr>
         <w:spacing w:before="160" w:after="80"/>
       </w:pPr>
       <w:r>
@@ -5916,6 +6777,46 @@
     </w:p>
     <w:p>
       <w:pPr>
+        <w:spacing w:before="0" w:after="0"/>
+      </w:pPr>
+    </w:p>
+    <w:p>
+      <w:pPr>
+        <w:spacing w:before="0" w:after="0"/>
+      </w:pPr>
+    </w:p>
+    <w:p>
+      <w:pPr>
+        <w:spacing w:before="0" w:after="0"/>
+      </w:pPr>
+    </w:p>
+    <w:p>
+      <w:pPr>
+        <w:spacing w:before="0" w:after="0"/>
+      </w:pPr>
+    </w:p>
+    <w:p>
+      <w:pPr>
+        <w:spacing w:before="0" w:after="0"/>
+      </w:pPr>
+    </w:p>
+    <w:p>
+      <w:pPr>
+        <w:spacing w:before="0" w:after="0"/>
+      </w:pPr>
+    </w:p>
+    <w:p>
+      <w:pPr>
+        <w:spacing w:before="0" w:after="0"/>
+      </w:pPr>
+    </w:p>
+    <w:p>
+      <w:pPr>
+        <w:spacing w:before="0" w:after="0"/>
+      </w:pPr>
+    </w:p>
+    <w:p>
+      <w:pPr>
         <w:spacing w:before="160" w:after="80"/>
       </w:pPr>
       <w:r>
@@ -5968,7 +6869,7 @@
         </w:rPr>
         <w:drawing>
           <wp:inline>
-            <wp:extent cx="3600000" cy="627962"/>
+            <wp:extent cx="3599996" cy="627962"/>
             <wp:effectExtent b="0" l="0" r="0" t="0"/>
             <wp:docPr descr="" title="" id="80" name="Picture"/>
             <a:graphic>
@@ -5989,7 +6890,7 @@
                   <pic:spPr bwMode="auto">
                     <a:xfrm>
                       <a:off x="0" y="0"/>
-                      <a:ext cx="3600000" cy="627962"/>
+                      <a:ext cx="3599996" cy="627962"/>
                     </a:xfrm>
                     <a:prstGeom prst="rect">
                       <a:avLst/>
@@ -6035,6 +6936,46 @@
     </w:p>
     <w:p>
       <w:pPr>
+        <w:spacing w:before="0" w:after="0"/>
+      </w:pPr>
+    </w:p>
+    <w:p>
+      <w:pPr>
+        <w:spacing w:before="0" w:after="0"/>
+      </w:pPr>
+    </w:p>
+    <w:p>
+      <w:pPr>
+        <w:spacing w:before="0" w:after="0"/>
+      </w:pPr>
+    </w:p>
+    <w:p>
+      <w:pPr>
+        <w:spacing w:before="0" w:after="0"/>
+      </w:pPr>
+    </w:p>
+    <w:p>
+      <w:pPr>
+        <w:spacing w:before="0" w:after="0"/>
+      </w:pPr>
+    </w:p>
+    <w:p>
+      <w:pPr>
+        <w:spacing w:before="0" w:after="0"/>
+      </w:pPr>
+    </w:p>
+    <w:p>
+      <w:pPr>
+        <w:spacing w:before="0" w:after="0"/>
+      </w:pPr>
+    </w:p>
+    <w:p>
+      <w:pPr>
+        <w:spacing w:before="0" w:after="0"/>
+      </w:pPr>
+    </w:p>
+    <w:p>
+      <w:pPr>
         <w:spacing w:before="160" w:after="80"/>
       </w:pPr>
       <w:r>
@@ -6169,7 +7110,7 @@
         </w:rPr>
         <w:drawing>
           <wp:inline>
-            <wp:extent cx="2730500" cy="1320800"/>
+            <wp:extent cx="2730500" cy="1312231"/>
             <wp:effectExtent b="0" l="0" r="0" t="0"/>
             <wp:docPr descr="" title="" id="84" name="Picture"/>
             <a:graphic>
@@ -6190,7 +7131,7 @@
                   <pic:spPr bwMode="auto">
                     <a:xfrm>
                       <a:off x="0" y="0"/>
-                      <a:ext cx="2730500" cy="1320800"/>
+                      <a:ext cx="2730500" cy="1312231"/>
                     </a:xfrm>
                     <a:prstGeom prst="rect">
                       <a:avLst/>
@@ -6312,6 +7253,46 @@
     </w:p>
     <w:p>
       <w:pPr>
+        <w:spacing w:before="0" w:after="0"/>
+      </w:pPr>
+    </w:p>
+    <w:p>
+      <w:pPr>
+        <w:spacing w:before="0" w:after="0"/>
+      </w:pPr>
+    </w:p>
+    <w:p>
+      <w:pPr>
+        <w:spacing w:before="0" w:after="0"/>
+      </w:pPr>
+    </w:p>
+    <w:p>
+      <w:pPr>
+        <w:spacing w:before="0" w:after="0"/>
+      </w:pPr>
+    </w:p>
+    <w:p>
+      <w:pPr>
+        <w:spacing w:before="0" w:after="0"/>
+      </w:pPr>
+    </w:p>
+    <w:p>
+      <w:pPr>
+        <w:spacing w:before="0" w:after="0"/>
+      </w:pPr>
+    </w:p>
+    <w:p>
+      <w:pPr>
+        <w:spacing w:before="0" w:after="0"/>
+      </w:pPr>
+    </w:p>
+    <w:p>
+      <w:pPr>
+        <w:spacing w:before="0" w:after="0"/>
+      </w:pPr>
+    </w:p>
+    <w:p>
+      <w:pPr>
         <w:spacing w:before="160" w:after="80"/>
       </w:pPr>
       <w:r>
@@ -6394,7 +7375,7 @@
         </w:rPr>
         <w:drawing>
           <wp:inline>
-            <wp:extent cx="3600000" cy="773792"/>
+            <wp:extent cx="3571029" cy="773792"/>
             <wp:effectExtent b="0" l="0" r="0" t="0"/>
             <wp:docPr descr="" title="" id="88" name="Picture"/>
             <a:graphic>
@@ -6415,7 +7396,7 @@
                   <pic:spPr bwMode="auto">
                     <a:xfrm>
                       <a:off x="0" y="0"/>
-                      <a:ext cx="3600000" cy="773792"/>
+                      <a:ext cx="3571029" cy="773792"/>
                     </a:xfrm>
                     <a:prstGeom prst="rect">
                       <a:avLst/>
@@ -6461,6 +7442,46 @@
     </w:p>
     <w:p>
       <w:pPr>
+        <w:spacing w:before="0" w:after="0"/>
+      </w:pPr>
+    </w:p>
+    <w:p>
+      <w:pPr>
+        <w:spacing w:before="0" w:after="0"/>
+      </w:pPr>
+    </w:p>
+    <w:p>
+      <w:pPr>
+        <w:spacing w:before="0" w:after="0"/>
+      </w:pPr>
+    </w:p>
+    <w:p>
+      <w:pPr>
+        <w:spacing w:before="0" w:after="0"/>
+      </w:pPr>
+    </w:p>
+    <w:p>
+      <w:pPr>
+        <w:spacing w:before="0" w:after="0"/>
+      </w:pPr>
+    </w:p>
+    <w:p>
+      <w:pPr>
+        <w:spacing w:before="0" w:after="0"/>
+      </w:pPr>
+    </w:p>
+    <w:p>
+      <w:pPr>
+        <w:spacing w:before="0" w:after="0"/>
+      </w:pPr>
+    </w:p>
+    <w:p>
+      <w:pPr>
+        <w:spacing w:before="0" w:after="0"/>
+      </w:pPr>
+    </w:p>
+    <w:p>
+      <w:pPr>
         <w:spacing w:before="160" w:after="80"/>
       </w:pPr>
       <w:r>
@@ -6513,7 +7534,7 @@
         </w:rPr>
         <w:drawing>
           <wp:inline>
-            <wp:extent cx="3600000" cy="1212060"/>
+            <wp:extent cx="3600000" cy="1196954"/>
             <wp:effectExtent b="0" l="0" r="0" t="0"/>
             <wp:docPr descr="" title="" id="92" name="Picture"/>
             <a:graphic>
@@ -6534,7 +7555,7 @@
                   <pic:spPr bwMode="auto">
                     <a:xfrm>
                       <a:off x="0" y="0"/>
-                      <a:ext cx="3600000" cy="1212060"/>
+                      <a:ext cx="3600000" cy="1196954"/>
                     </a:xfrm>
                     <a:prstGeom prst="rect">
                       <a:avLst/>
@@ -6580,6 +7601,46 @@
     </w:p>
     <w:p>
       <w:pPr>
+        <w:spacing w:before="0" w:after="0"/>
+      </w:pPr>
+    </w:p>
+    <w:p>
+      <w:pPr>
+        <w:spacing w:before="0" w:after="0"/>
+      </w:pPr>
+    </w:p>
+    <w:p>
+      <w:pPr>
+        <w:spacing w:before="0" w:after="0"/>
+      </w:pPr>
+    </w:p>
+    <w:p>
+      <w:pPr>
+        <w:spacing w:before="0" w:after="0"/>
+      </w:pPr>
+    </w:p>
+    <w:p>
+      <w:pPr>
+        <w:spacing w:before="0" w:after="0"/>
+      </w:pPr>
+    </w:p>
+    <w:p>
+      <w:pPr>
+        <w:spacing w:before="0" w:after="0"/>
+      </w:pPr>
+    </w:p>
+    <w:p>
+      <w:pPr>
+        <w:spacing w:before="0" w:after="0"/>
+      </w:pPr>
+    </w:p>
+    <w:p>
+      <w:pPr>
+        <w:spacing w:before="0" w:after="0"/>
+      </w:pPr>
+    </w:p>
+    <w:p>
+      <w:pPr>
         <w:spacing w:before="160" w:after="80"/>
       </w:pPr>
       <w:r>
@@ -6632,7 +7693,7 @@
         </w:rPr>
         <w:drawing>
           <wp:inline>
-            <wp:extent cx="3600000" cy="549278"/>
+            <wp:extent cx="3588864" cy="549278"/>
             <wp:effectExtent b="0" l="0" r="0" t="0"/>
             <wp:docPr descr="" title="" id="96" name="Picture"/>
             <a:graphic>
@@ -6653,7 +7714,7 @@
                   <pic:spPr bwMode="auto">
                     <a:xfrm>
                       <a:off x="0" y="0"/>
-                      <a:ext cx="3600000" cy="549278"/>
+                      <a:ext cx="3588864" cy="549278"/>
                     </a:xfrm>
                     <a:prstGeom prst="rect">
                       <a:avLst/>
@@ -6699,6 +7760,31 @@
     </w:p>
     <w:p>
       <w:pPr>
+        <w:spacing w:before="0" w:after="0"/>
+      </w:pPr>
+    </w:p>
+    <w:p>
+      <w:pPr>
+        <w:spacing w:before="0" w:after="0"/>
+      </w:pPr>
+    </w:p>
+    <w:p>
+      <w:pPr>
+        <w:spacing w:before="0" w:after="0"/>
+      </w:pPr>
+    </w:p>
+    <w:p>
+      <w:pPr>
+        <w:spacing w:before="0" w:after="0"/>
+      </w:pPr>
+    </w:p>
+    <w:p>
+      <w:pPr>
+        <w:spacing w:before="0" w:after="0"/>
+      </w:pPr>
+    </w:p>
+    <w:p>
+      <w:pPr>
         <w:spacing w:before="160" w:after="80"/>
       </w:pPr>
       <w:r>
@@ -6751,7 +7837,7 @@
         </w:rPr>
         <w:drawing>
           <wp:inline>
-            <wp:extent cx="3600000" cy="779836"/>
+            <wp:extent cx="3599998" cy="779836"/>
             <wp:effectExtent b="0" l="0" r="0" t="0"/>
             <wp:docPr descr="" title="" id="100" name="Picture"/>
             <a:graphic>
@@ -6772,7 +7858,7 @@
                   <pic:spPr bwMode="auto">
                     <a:xfrm>
                       <a:off x="0" y="0"/>
-                      <a:ext cx="3600000" cy="779836"/>
+                      <a:ext cx="3599998" cy="779836"/>
                     </a:xfrm>
                     <a:prstGeom prst="rect">
                       <a:avLst/>
@@ -6818,6 +7904,46 @@
     </w:p>
     <w:p>
       <w:pPr>
+        <w:spacing w:before="0" w:after="0"/>
+      </w:pPr>
+    </w:p>
+    <w:p>
+      <w:pPr>
+        <w:spacing w:before="0" w:after="0"/>
+      </w:pPr>
+    </w:p>
+    <w:p>
+      <w:pPr>
+        <w:spacing w:before="0" w:after="0"/>
+      </w:pPr>
+    </w:p>
+    <w:p>
+      <w:pPr>
+        <w:spacing w:before="0" w:after="0"/>
+      </w:pPr>
+    </w:p>
+    <w:p>
+      <w:pPr>
+        <w:spacing w:before="0" w:after="0"/>
+      </w:pPr>
+    </w:p>
+    <w:p>
+      <w:pPr>
+        <w:spacing w:before="0" w:after="0"/>
+      </w:pPr>
+    </w:p>
+    <w:p>
+      <w:pPr>
+        <w:spacing w:before="0" w:after="0"/>
+      </w:pPr>
+    </w:p>
+    <w:p>
+      <w:pPr>
+        <w:spacing w:before="0" w:after="0"/>
+      </w:pPr>
+    </w:p>
+    <w:p>
+      <w:pPr>
         <w:spacing w:before="160" w:after="80"/>
       </w:pPr>
       <w:r>
@@ -6870,7 +7996,7 @@
         </w:rPr>
         <w:drawing>
           <wp:inline>
-            <wp:extent cx="3600000" cy="952940"/>
+            <wp:extent cx="3600000" cy="948609"/>
             <wp:effectExtent b="0" l="0" r="0" t="0"/>
             <wp:docPr descr="" title="" id="104" name="Picture"/>
             <a:graphic>
@@ -6891,7 +8017,7 @@
                   <pic:spPr bwMode="auto">
                     <a:xfrm>
                       <a:off x="0" y="0"/>
-                      <a:ext cx="3600000" cy="952940"/>
+                      <a:ext cx="3600000" cy="948609"/>
                     </a:xfrm>
                     <a:prstGeom prst="rect">
                       <a:avLst/>
@@ -6937,6 +8063,46 @@
     </w:p>
     <w:p>
       <w:pPr>
+        <w:spacing w:before="0" w:after="0"/>
+      </w:pPr>
+    </w:p>
+    <w:p>
+      <w:pPr>
+        <w:spacing w:before="0" w:after="0"/>
+      </w:pPr>
+    </w:p>
+    <w:p>
+      <w:pPr>
+        <w:spacing w:before="0" w:after="0"/>
+      </w:pPr>
+    </w:p>
+    <w:p>
+      <w:pPr>
+        <w:spacing w:before="0" w:after="0"/>
+      </w:pPr>
+    </w:p>
+    <w:p>
+      <w:pPr>
+        <w:spacing w:before="0" w:after="0"/>
+      </w:pPr>
+    </w:p>
+    <w:p>
+      <w:pPr>
+        <w:spacing w:before="0" w:after="0"/>
+      </w:pPr>
+    </w:p>
+    <w:p>
+      <w:pPr>
+        <w:spacing w:before="0" w:after="0"/>
+      </w:pPr>
+    </w:p>
+    <w:p>
+      <w:pPr>
+        <w:spacing w:before="0" w:after="0"/>
+      </w:pPr>
+    </w:p>
+    <w:p>
+      <w:pPr>
         <w:spacing w:before="160" w:after="80"/>
       </w:pPr>
       <w:r>
@@ -6989,7 +8155,7 @@
         </w:rPr>
         <w:drawing>
           <wp:inline>
-            <wp:extent cx="3600000" cy="1533534"/>
+            <wp:extent cx="3273356" cy="1533534"/>
             <wp:effectExtent b="0" l="0" r="0" t="0"/>
             <wp:docPr descr="" title="" id="108" name="Picture"/>
             <a:graphic>
@@ -7010,7 +8176,7 @@
                   <pic:spPr bwMode="auto">
                     <a:xfrm>
                       <a:off x="0" y="0"/>
-                      <a:ext cx="3600000" cy="1533534"/>
+                      <a:ext cx="3273356" cy="1533534"/>
                     </a:xfrm>
                     <a:prstGeom prst="rect">
                       <a:avLst/>
@@ -7056,6 +8222,46 @@
     </w:p>
     <w:p>
       <w:pPr>
+        <w:spacing w:before="0" w:after="0"/>
+      </w:pPr>
+    </w:p>
+    <w:p>
+      <w:pPr>
+        <w:spacing w:before="0" w:after="0"/>
+      </w:pPr>
+    </w:p>
+    <w:p>
+      <w:pPr>
+        <w:spacing w:before="0" w:after="0"/>
+      </w:pPr>
+    </w:p>
+    <w:p>
+      <w:pPr>
+        <w:spacing w:before="0" w:after="0"/>
+      </w:pPr>
+    </w:p>
+    <w:p>
+      <w:pPr>
+        <w:spacing w:before="0" w:after="0"/>
+      </w:pPr>
+    </w:p>
+    <w:p>
+      <w:pPr>
+        <w:spacing w:before="0" w:after="0"/>
+      </w:pPr>
+    </w:p>
+    <w:p>
+      <w:pPr>
+        <w:spacing w:before="0" w:after="0"/>
+      </w:pPr>
+    </w:p>
+    <w:p>
+      <w:pPr>
+        <w:spacing w:before="0" w:after="0"/>
+      </w:pPr>
+    </w:p>
+    <w:p>
+      <w:pPr>
         <w:spacing w:before="160" w:after="80"/>
       </w:pPr>
       <w:r>
@@ -7173,6 +8379,46 @@
     </w:p>
     <w:p>
       <w:pPr>
+        <w:spacing w:before="0" w:after="0"/>
+      </w:pPr>
+    </w:p>
+    <w:p>
+      <w:pPr>
+        <w:spacing w:before="0" w:after="0"/>
+      </w:pPr>
+    </w:p>
+    <w:p>
+      <w:pPr>
+        <w:spacing w:before="0" w:after="0"/>
+      </w:pPr>
+    </w:p>
+    <w:p>
+      <w:pPr>
+        <w:spacing w:before="0" w:after="0"/>
+      </w:pPr>
+    </w:p>
+    <w:p>
+      <w:pPr>
+        <w:spacing w:before="0" w:after="0"/>
+      </w:pPr>
+    </w:p>
+    <w:p>
+      <w:pPr>
+        <w:spacing w:before="0" w:after="0"/>
+      </w:pPr>
+    </w:p>
+    <w:p>
+      <w:pPr>
+        <w:spacing w:before="0" w:after="0"/>
+      </w:pPr>
+    </w:p>
+    <w:p>
+      <w:pPr>
+        <w:spacing w:before="0" w:after="0"/>
+      </w:pPr>
+    </w:p>
+    <w:p>
+      <w:pPr>
         <w:spacing w:before="160" w:after="80"/>
       </w:pPr>
       <w:r>
@@ -7225,7 +8471,7 @@
         </w:rPr>
         <w:drawing>
           <wp:inline>
-            <wp:extent cx="3600000" cy="741708"/>
+            <wp:extent cx="3600000" cy="729231"/>
             <wp:effectExtent b="0" l="0" r="0" t="0"/>
             <wp:docPr descr="" title="" id="113" name="Picture"/>
             <a:graphic>
@@ -7246,7 +8492,7 @@
                   <pic:spPr bwMode="auto">
                     <a:xfrm>
                       <a:off x="0" y="0"/>
-                      <a:ext cx="3600000" cy="741708"/>
+                      <a:ext cx="3600000" cy="729231"/>
                     </a:xfrm>
                     <a:prstGeom prst="rect">
                       <a:avLst/>
@@ -7292,6 +8538,31 @@
     </w:p>
     <w:p>
       <w:pPr>
+        <w:spacing w:before="0" w:after="0"/>
+      </w:pPr>
+    </w:p>
+    <w:p>
+      <w:pPr>
+        <w:spacing w:before="0" w:after="0"/>
+      </w:pPr>
+    </w:p>
+    <w:p>
+      <w:pPr>
+        <w:spacing w:before="0" w:after="0"/>
+      </w:pPr>
+    </w:p>
+    <w:p>
+      <w:pPr>
+        <w:spacing w:before="0" w:after="0"/>
+      </w:pPr>
+    </w:p>
+    <w:p>
+      <w:pPr>
+        <w:spacing w:before="0" w:after="0"/>
+      </w:pPr>
+    </w:p>
+    <w:p>
+      <w:pPr>
         <w:spacing w:before="160" w:after="80"/>
       </w:pPr>
       <w:r>
@@ -7394,7 +8665,7 @@
         </w:rPr>
         <w:drawing>
           <wp:inline>
-            <wp:extent cx="3600000" cy="664547"/>
+            <wp:extent cx="3599996" cy="664547"/>
             <wp:effectExtent b="0" l="0" r="0" t="0"/>
             <wp:docPr descr="" title="" id="117" name="Picture"/>
             <a:graphic>
@@ -7415,7 +8686,7 @@
                   <pic:spPr bwMode="auto">
                     <a:xfrm>
                       <a:off x="0" y="0"/>
-                      <a:ext cx="3600000" cy="664547"/>
+                      <a:ext cx="3599996" cy="664547"/>
                     </a:xfrm>
                     <a:prstGeom prst="rect">
                       <a:avLst/>
@@ -7499,6 +8770,46 @@
     </w:p>
     <w:p>
       <w:pPr>
+        <w:spacing w:before="0" w:after="0"/>
+      </w:pPr>
+    </w:p>
+    <w:p>
+      <w:pPr>
+        <w:spacing w:before="0" w:after="0"/>
+      </w:pPr>
+    </w:p>
+    <w:p>
+      <w:pPr>
+        <w:spacing w:before="0" w:after="0"/>
+      </w:pPr>
+    </w:p>
+    <w:p>
+      <w:pPr>
+        <w:spacing w:before="0" w:after="0"/>
+      </w:pPr>
+    </w:p>
+    <w:p>
+      <w:pPr>
+        <w:spacing w:before="0" w:after="0"/>
+      </w:pPr>
+    </w:p>
+    <w:p>
+      <w:pPr>
+        <w:spacing w:before="0" w:after="0"/>
+      </w:pPr>
+    </w:p>
+    <w:p>
+      <w:pPr>
+        <w:spacing w:before="0" w:after="0"/>
+      </w:pPr>
+    </w:p>
+    <w:p>
+      <w:pPr>
+        <w:spacing w:before="0" w:after="0"/>
+      </w:pPr>
+    </w:p>
+    <w:p>
+      <w:pPr>
         <w:spacing w:before="160" w:after="80"/>
       </w:pPr>
       <w:r>
@@ -7563,7 +8874,7 @@
         </w:rPr>
         <w:drawing>
           <wp:inline>
-            <wp:extent cx="3600000" cy="1353658"/>
+            <wp:extent cx="3600000" cy="1273904"/>
             <wp:effectExtent b="0" l="0" r="0" t="0"/>
             <wp:docPr descr="" title="" id="121" name="Picture"/>
             <a:graphic>
@@ -7584,7 +8895,7 @@
                   <pic:spPr bwMode="auto">
                     <a:xfrm>
                       <a:off x="0" y="0"/>
-                      <a:ext cx="3600000" cy="1353658"/>
+                      <a:ext cx="3600000" cy="1273904"/>
                     </a:xfrm>
                     <a:prstGeom prst="rect">
                       <a:avLst/>
@@ -7630,6 +8941,46 @@
     </w:p>
     <w:p>
       <w:pPr>
+        <w:spacing w:before="0" w:after="0"/>
+      </w:pPr>
+    </w:p>
+    <w:p>
+      <w:pPr>
+        <w:spacing w:before="0" w:after="0"/>
+      </w:pPr>
+    </w:p>
+    <w:p>
+      <w:pPr>
+        <w:spacing w:before="0" w:after="0"/>
+      </w:pPr>
+    </w:p>
+    <w:p>
+      <w:pPr>
+        <w:spacing w:before="0" w:after="0"/>
+      </w:pPr>
+    </w:p>
+    <w:p>
+      <w:pPr>
+        <w:spacing w:before="0" w:after="0"/>
+      </w:pPr>
+    </w:p>
+    <w:p>
+      <w:pPr>
+        <w:spacing w:before="0" w:after="0"/>
+      </w:pPr>
+    </w:p>
+    <w:p>
+      <w:pPr>
+        <w:spacing w:before="0" w:after="0"/>
+      </w:pPr>
+    </w:p>
+    <w:p>
+      <w:pPr>
+        <w:spacing w:before="0" w:after="0"/>
+      </w:pPr>
+    </w:p>
+    <w:p>
+      <w:pPr>
         <w:spacing w:before="160" w:after="80"/>
       </w:pPr>
       <w:r>
@@ -7682,7 +9033,7 @@
         </w:rPr>
         <w:drawing>
           <wp:inline>
-            <wp:extent cx="3600000" cy="1562068"/>
+            <wp:extent cx="3600000" cy="1542857"/>
             <wp:effectExtent b="0" l="0" r="0" t="0"/>
             <wp:docPr descr="" title="" id="125" name="Picture"/>
             <a:graphic>
@@ -7703,7 +9054,7 @@
                   <pic:spPr bwMode="auto">
                     <a:xfrm>
                       <a:off x="0" y="0"/>
-                      <a:ext cx="3600000" cy="1562068"/>
+                      <a:ext cx="3600000" cy="1542857"/>
                     </a:xfrm>
                     <a:prstGeom prst="rect">
                       <a:avLst/>
@@ -7734,7 +9085,7 @@
         </w:rPr>
         <w:drawing>
           <wp:inline>
-            <wp:extent cx="3600000" cy="1168695"/>
+            <wp:extent cx="3600000" cy="1154118"/>
             <wp:effectExtent b="0" l="0" r="0" t="0"/>
             <wp:docPr descr="" title="" id="128" name="Picture"/>
             <a:graphic>
@@ -7755,7 +9106,7 @@
                   <pic:spPr bwMode="auto">
                     <a:xfrm>
                       <a:off x="0" y="0"/>
-                      <a:ext cx="3600000" cy="1168695"/>
+                      <a:ext cx="3600000" cy="1154118"/>
                     </a:xfrm>
                     <a:prstGeom prst="rect">
                       <a:avLst/>
@@ -7786,7 +9137,7 @@
         </w:rPr>
         <w:drawing>
           <wp:inline>
-            <wp:extent cx="3600000" cy="1166550"/>
+            <wp:extent cx="3600000" cy="1147826"/>
             <wp:effectExtent b="0" l="0" r="0" t="0"/>
             <wp:docPr descr="" title="" id="131" name="Picture"/>
             <a:graphic>
@@ -7807,7 +9158,7 @@
                   <pic:spPr bwMode="auto">
                     <a:xfrm>
                       <a:off x="0" y="0"/>
-                      <a:ext cx="3600000" cy="1166550"/>
+                      <a:ext cx="3600000" cy="1147826"/>
                     </a:xfrm>
                     <a:prstGeom prst="rect">
                       <a:avLst/>
@@ -7838,7 +9189,7 @@
         </w:rPr>
         <w:drawing>
           <wp:inline>
-            <wp:extent cx="3600000" cy="1447058"/>
+            <wp:extent cx="3600000" cy="1422973"/>
             <wp:effectExtent b="0" l="0" r="0" t="0"/>
             <wp:docPr descr="" title="" id="134" name="Picture"/>
             <a:graphic>
@@ -7859,7 +9210,7 @@
                   <pic:spPr bwMode="auto">
                     <a:xfrm>
                       <a:off x="0" y="0"/>
-                      <a:ext cx="3600000" cy="1447058"/>
+                      <a:ext cx="3600000" cy="1422973"/>
                     </a:xfrm>
                     <a:prstGeom prst="rect">
                       <a:avLst/>
@@ -7905,6 +9256,46 @@
     </w:p>
     <w:p>
       <w:pPr>
+        <w:spacing w:before="0" w:after="0"/>
+      </w:pPr>
+    </w:p>
+    <w:p>
+      <w:pPr>
+        <w:spacing w:before="0" w:after="0"/>
+      </w:pPr>
+    </w:p>
+    <w:p>
+      <w:pPr>
+        <w:spacing w:before="0" w:after="0"/>
+      </w:pPr>
+    </w:p>
+    <w:p>
+      <w:pPr>
+        <w:spacing w:before="0" w:after="0"/>
+      </w:pPr>
+    </w:p>
+    <w:p>
+      <w:pPr>
+        <w:spacing w:before="0" w:after="0"/>
+      </w:pPr>
+    </w:p>
+    <w:p>
+      <w:pPr>
+        <w:spacing w:before="0" w:after="0"/>
+      </w:pPr>
+    </w:p>
+    <w:p>
+      <w:pPr>
+        <w:spacing w:before="0" w:after="0"/>
+      </w:pPr>
+    </w:p>
+    <w:p>
+      <w:pPr>
+        <w:spacing w:before="0" w:after="0"/>
+      </w:pPr>
+    </w:p>
+    <w:p>
+      <w:pPr>
         <w:spacing w:before="160" w:after="80"/>
       </w:pPr>
       <w:r>
@@ -7959,7 +9350,7 @@
         </w:rPr>
         <w:drawing>
           <wp:inline>
-            <wp:extent cx="1800000" cy="1712903"/>
+            <wp:extent cx="1774078" cy="1712903"/>
             <wp:effectExtent b="0" l="0" r="0" t="0"/>
             <wp:docPr descr="" title="" id="138" name="Picture"/>
             <a:graphic>
@@ -7980,7 +9371,7 @@
                   <pic:spPr bwMode="auto">
                     <a:xfrm>
                       <a:off x="0" y="0"/>
-                      <a:ext cx="1800000" cy="1712903"/>
+                      <a:ext cx="1774078" cy="1712903"/>
                     </a:xfrm>
                     <a:prstGeom prst="rect">
                       <a:avLst/>
@@ -8088,7 +9479,7 @@
         </w:rPr>
         <w:drawing>
           <wp:inline>
-            <wp:extent cx="3240000" cy="2685461"/>
+            <wp:extent cx="3240000" cy="2673000"/>
             <wp:effectExtent b="0" l="0" r="0" t="0"/>
             <wp:docPr descr="" title="" id="141" name="Picture"/>
             <a:graphic>
@@ -8109,7 +9500,7 @@
                   <pic:spPr bwMode="auto">
                     <a:xfrm>
                       <a:off x="0" y="0"/>
-                      <a:ext cx="3240000" cy="2685461"/>
+                      <a:ext cx="3240000" cy="2673000"/>
                     </a:xfrm>
                     <a:prstGeom prst="rect">
                       <a:avLst/>
@@ -8267,7 +9658,7 @@
         </w:rPr>
         <w:drawing>
           <wp:inline>
-            <wp:extent cx="3600000" cy="1728000"/>
+            <wp:extent cx="3600000" cy="1696552"/>
             <wp:effectExtent b="0" l="0" r="0" t="0"/>
             <wp:docPr descr="" title="" id="144" name="Picture"/>
             <a:graphic>
@@ -8288,7 +9679,7 @@
                   <pic:spPr bwMode="auto">
                     <a:xfrm>
                       <a:off x="0" y="0"/>
-                      <a:ext cx="3600000" cy="1728000"/>
+                      <a:ext cx="3600000" cy="1696552"/>
                     </a:xfrm>
                     <a:prstGeom prst="rect">
                       <a:avLst/>
@@ -11625,6 +13016,46 @@
     </w:p>
     <w:p>
       <w:pPr>
+        <w:spacing w:before="0" w:after="0"/>
+      </w:pPr>
+    </w:p>
+    <w:p>
+      <w:pPr>
+        <w:spacing w:before="0" w:after="0"/>
+      </w:pPr>
+    </w:p>
+    <w:p>
+      <w:pPr>
+        <w:spacing w:before="0" w:after="0"/>
+      </w:pPr>
+    </w:p>
+    <w:p>
+      <w:pPr>
+        <w:spacing w:before="0" w:after="0"/>
+      </w:pPr>
+    </w:p>
+    <w:p>
+      <w:pPr>
+        <w:spacing w:before="0" w:after="0"/>
+      </w:pPr>
+    </w:p>
+    <w:p>
+      <w:pPr>
+        <w:spacing w:before="0" w:after="0"/>
+      </w:pPr>
+    </w:p>
+    <w:p>
+      <w:pPr>
+        <w:spacing w:before="0" w:after="0"/>
+      </w:pPr>
+    </w:p>
+    <w:p>
+      <w:pPr>
+        <w:spacing w:before="0" w:after="0"/>
+      </w:pPr>
+    </w:p>
+    <w:p>
+      <w:pPr>
         <w:spacing w:before="160" w:after="80"/>
       </w:pPr>
       <w:r>
@@ -11664,6 +13095,8 @@
     <w:p>
       <w:pPr>
         <w:pStyle w:val="FirstParagraph"/>
+        <w:ind w:left="480" w:hanging="480"/>
+        <w:spacing w:after="0"/>
       </w:pPr>
       <w:r>
         <w:rPr>
@@ -11864,6 +13297,13 @@
         </w:rPr>
         <w:t xml:space="preserve"> </w:t>
       </w:r>
+    </w:p>
+    <w:p>
+      <w:pPr>
+        <w:pStyle w:val="FirstParagraph"/>
+        <w:ind w:left="480" w:hanging="480"/>
+        <w:spacing w:before="0" w:after="0"/>
+      </w:pPr>
       <w:r>
         <w:rPr>
           <w:rFonts w:ascii="Times New Roman" w:hAnsi="Times New Roman" w:eastAsia="Times New Roman" w:cs="Times New Roman"/>
@@ -11915,7 +13355,20 @@
         <w:rPr>
           <w:rFonts w:ascii="Times New Roman" w:hAnsi="Times New Roman" w:eastAsia="Times New Roman" w:cs="Times New Roman"/>
         </w:rPr>
-        <w:t xml:space="preserve">—1301　B.</w:t>
+        <w:t xml:space="preserve">—1301　</w:t>
+      </w:r>
+    </w:p>
+    <w:p>
+      <w:pPr>
+        <w:pStyle w:val="FirstParagraph"/>
+        <w:ind w:left="480" w:hanging="480"/>
+        <w:spacing w:before="0" w:after="0"/>
+      </w:pPr>
+      <w:r>
+        <w:rPr>
+          <w:rFonts w:ascii="Times New Roman" w:hAnsi="Times New Roman" w:eastAsia="Times New Roman" w:cs="Times New Roman"/>
+        </w:rPr>
+        <w:t xml:space="preserve">B.</w:t>
       </w:r>
       <w:r>
         <w:rPr>
@@ -11979,7 +13432,20 @@
         <w:rPr>
           <w:rFonts w:ascii="Times New Roman" w:hAnsi="Times New Roman" w:eastAsia="Times New Roman" w:cs="Times New Roman"/>
         </w:rPr>
-        <w:t xml:space="preserve">—122　C.</w:t>
+        <w:t xml:space="preserve">—122　</w:t>
+      </w:r>
+    </w:p>
+    <w:p>
+      <w:pPr>
+        <w:pStyle w:val="FirstParagraph"/>
+        <w:ind w:left="480" w:hanging="480"/>
+        <w:spacing w:before="0" w:after="0"/>
+      </w:pPr>
+      <w:r>
+        <w:rPr>
+          <w:rFonts w:ascii="Times New Roman" w:hAnsi="Times New Roman" w:eastAsia="Times New Roman" w:cs="Times New Roman"/>
+        </w:rPr>
+        <w:t xml:space="preserve">C.</w:t>
       </w:r>
       <w:r>
         <w:rPr>
@@ -12052,7 +13518,20 @@
         <w:rPr>
           <w:rFonts w:ascii="Times New Roman" w:hAnsi="Times New Roman" w:eastAsia="Times New Roman" w:cs="Times New Roman"/>
         </w:rPr>
-        <w:t xml:space="preserve">—242　D.</w:t>
+        <w:t xml:space="preserve">—242　</w:t>
+      </w:r>
+    </w:p>
+    <w:p>
+      <w:pPr>
+        <w:pStyle w:val="FirstParagraph"/>
+        <w:ind w:left="480" w:hanging="480"/>
+        <w:spacing w:before="0" w:after="180"/>
+      </w:pPr>
+      <w:r>
+        <w:rPr>
+          <w:rFonts w:ascii="Times New Roman" w:hAnsi="Times New Roman" w:eastAsia="Times New Roman" w:cs="Times New Roman"/>
+        </w:rPr>
+        <w:t xml:space="preserve">D.</w:t>
       </w:r>
       <w:r>
         <w:rPr>
@@ -12127,6 +13606,16 @@
     </w:p>
     <w:p>
       <w:pPr>
+        <w:spacing w:before="0" w:after="0"/>
+      </w:pPr>
+    </w:p>
+    <w:p>
+      <w:pPr>
+        <w:spacing w:before="0" w:after="0"/>
+      </w:pPr>
+    </w:p>
+    <w:p>
+      <w:pPr>
         <w:spacing w:before="160" w:after="80"/>
       </w:pPr>
       <w:r>
@@ -12168,7 +13657,7 @@
         </w:rPr>
         <w:drawing>
           <wp:inline>
-            <wp:extent cx="2095500" cy="2273300"/>
+            <wp:extent cx="2019300" cy="2273300"/>
             <wp:effectExtent b="0" l="0" r="0" t="0"/>
             <wp:docPr descr="" title="" id="150" name="Picture"/>
             <a:graphic>
@@ -12189,7 +13678,7 @@
                   <pic:spPr bwMode="auto">
                     <a:xfrm>
                       <a:off x="0" y="0"/>
-                      <a:ext cx="2095500" cy="2273300"/>
+                      <a:ext cx="2019300" cy="2273300"/>
                     </a:xfrm>
                     <a:prstGeom prst="rect">
                       <a:avLst/>
@@ -12211,6 +13700,8 @@
     <w:p>
       <w:pPr>
         <w:pStyle w:val="BodyText"/>
+        <w:ind w:left="480" w:hanging="480"/>
+        <w:spacing w:after="0"/>
       </w:pPr>
       <w:r>
         <w:rPr>
@@ -12242,6 +13733,13 @@
         </w:rPr>
         <w:t xml:space="preserve"> </w:t>
       </w:r>
+    </w:p>
+    <w:p>
+      <w:pPr>
+        <w:pStyle w:val="BodyText"/>
+        <w:ind w:left="480" w:hanging="480"/>
+        <w:spacing w:before="0" w:after="0"/>
+      </w:pPr>
       <w:r>
         <w:rPr>
           <w:rFonts w:ascii="Times New Roman" w:hAnsi="Times New Roman" w:eastAsia="Times New Roman" w:cs="Times New Roman"/>
@@ -12276,7 +13774,20 @@
         <w:rPr>
           <w:rFonts w:ascii="Times New Roman" w:hAnsi="Times New Roman" w:eastAsia="Times New Roman" w:cs="Times New Roman"/>
         </w:rPr>
-        <w:t xml:space="preserve">　B. </w:t>
+        <w:t xml:space="preserve">　</w:t>
+      </w:r>
+    </w:p>
+    <w:p>
+      <w:pPr>
+        <w:pStyle w:val="BodyText"/>
+        <w:ind w:left="480" w:hanging="480"/>
+        <w:spacing w:before="0" w:after="0"/>
+      </w:pPr>
+      <w:r>
+        <w:rPr>
+          <w:rFonts w:ascii="Times New Roman" w:hAnsi="Times New Roman" w:eastAsia="Times New Roman" w:cs="Times New Roman"/>
+        </w:rPr>
+        <w:t xml:space="preserve">B. </w:t>
       </w:r>
       <w:r>
         <w:rPr>
@@ -12308,6 +13819,13 @@
         </w:rPr>
         <w:t xml:space="preserve"> </w:t>
       </w:r>
+    </w:p>
+    <w:p>
+      <w:pPr>
+        <w:pStyle w:val="BodyText"/>
+        <w:ind w:left="480" w:hanging="480"/>
+        <w:spacing w:before="0" w:after="0"/>
+      </w:pPr>
       <w:r>
         <w:rPr>
           <w:rFonts w:ascii="Times New Roman" w:hAnsi="Times New Roman" w:eastAsia="Times New Roman" w:cs="Times New Roman"/>
@@ -12342,7 +13860,20 @@
         <w:rPr>
           <w:rFonts w:ascii="Times New Roman" w:hAnsi="Times New Roman" w:eastAsia="Times New Roman" w:cs="Times New Roman"/>
         </w:rPr>
-        <w:t xml:space="preserve">　D. </w:t>
+        <w:t xml:space="preserve">　</w:t>
+      </w:r>
+    </w:p>
+    <w:p>
+      <w:pPr>
+        <w:pStyle w:val="BodyText"/>
+        <w:ind w:left="480" w:hanging="480"/>
+        <w:spacing w:before="0" w:after="180"/>
+      </w:pPr>
+      <w:r>
+        <w:rPr>
+          <w:rFonts w:ascii="Times New Roman" w:hAnsi="Times New Roman" w:eastAsia="Times New Roman" w:cs="Times New Roman"/>
+        </w:rPr>
+        <w:t xml:space="preserve">D. </w:t>
       </w:r>
       <w:r>
         <w:rPr>
@@ -12368,6 +13899,16 @@
         </w:rPr>
         <w:t>环己烯</w:t>
       </w:r>
+    </w:p>
+    <w:p>
+      <w:pPr>
+        <w:spacing w:before="0" w:after="0"/>
+      </w:pPr>
+    </w:p>
+    <w:p>
+      <w:pPr>
+        <w:spacing w:before="0" w:after="0"/>
+      </w:pPr>
     </w:p>
     <w:p>
       <w:pPr>
@@ -12409,6 +13950,8 @@
     <w:p>
       <w:pPr>
         <w:pStyle w:val="FirstParagraph"/>
+        <w:ind w:left="480" w:hanging="480"/>
+        <w:spacing w:after="0"/>
       </w:pPr>
       <w:r>
         <w:rPr>
@@ -12500,6 +14043,13 @@
         </w:rPr>
         <w:t xml:space="preserve"> </w:t>
       </w:r>
+    </w:p>
+    <w:p>
+      <w:pPr>
+        <w:pStyle w:val="FirstParagraph"/>
+        <w:ind w:left="480" w:hanging="480"/>
+        <w:spacing w:before="0" w:after="0"/>
+      </w:pPr>
       <w:r>
         <w:rPr>
           <w:rFonts w:ascii="Times New Roman" w:hAnsi="Times New Roman" w:eastAsia="Times New Roman" w:cs="Times New Roman"/>
@@ -12516,7 +14066,20 @@
         <w:rPr>
           <w:rFonts w:ascii="Times New Roman" w:hAnsi="Times New Roman" w:eastAsia="Times New Roman" w:cs="Times New Roman"/>
         </w:rPr>
-        <w:t xml:space="preserve">　B. </w:t>
+        <w:t xml:space="preserve">　</w:t>
+      </w:r>
+    </w:p>
+    <w:p>
+      <w:pPr>
+        <w:pStyle w:val="FirstParagraph"/>
+        <w:ind w:left="480" w:hanging="480"/>
+        <w:spacing w:before="0" w:after="0"/>
+      </w:pPr>
+      <w:r>
+        <w:rPr>
+          <w:rFonts w:ascii="Times New Roman" w:hAnsi="Times New Roman" w:eastAsia="Times New Roman" w:cs="Times New Roman"/>
+        </w:rPr>
+        <w:t xml:space="preserve">B. </w:t>
       </w:r>
       <w:r>
         <w:rPr>
@@ -12530,6 +14093,13 @@
         </w:rPr>
         <w:t xml:space="preserve"> </w:t>
       </w:r>
+    </w:p>
+    <w:p>
+      <w:pPr>
+        <w:pStyle w:val="FirstParagraph"/>
+        <w:ind w:left="480" w:hanging="480"/>
+        <w:spacing w:before="0" w:after="0"/>
+      </w:pPr>
       <w:r>
         <w:rPr>
           <w:rFonts w:ascii="Times New Roman" w:hAnsi="Times New Roman" w:eastAsia="Times New Roman" w:cs="Times New Roman"/>
@@ -12546,7 +14116,20 @@
         <w:rPr>
           <w:rFonts w:ascii="Times New Roman" w:hAnsi="Times New Roman" w:eastAsia="Times New Roman" w:cs="Times New Roman"/>
         </w:rPr>
-        <w:t xml:space="preserve">　D. </w:t>
+        <w:t xml:space="preserve">　</w:t>
+      </w:r>
+    </w:p>
+    <w:p>
+      <w:pPr>
+        <w:pStyle w:val="FirstParagraph"/>
+        <w:ind w:left="480" w:hanging="480"/>
+        <w:spacing w:before="0" w:after="180"/>
+      </w:pPr>
+      <w:r>
+        <w:rPr>
+          <w:rFonts w:ascii="Times New Roman" w:hAnsi="Times New Roman" w:eastAsia="Times New Roman" w:cs="Times New Roman"/>
+        </w:rPr>
+        <w:t xml:space="preserve">D. </w:t>
       </w:r>
       <w:r>
         <w:rPr>
@@ -12554,6 +14137,16 @@
         </w:rPr>
         <w:t xml:space="preserve">溶液呈橙色</w:t>
       </w:r>
+    </w:p>
+    <w:p>
+      <w:pPr>
+        <w:spacing w:before="0" w:after="0"/>
+      </w:pPr>
+    </w:p>
+    <w:p>
+      <w:pPr>
+        <w:spacing w:before="0" w:after="0"/>
+      </w:pPr>
     </w:p>
     <w:p>
       <w:pPr>
@@ -12589,6 +14182,8 @@
     <w:p>
       <w:pPr>
         <w:pStyle w:val="FirstParagraph"/>
+        <w:ind w:left="480" w:hanging="480"/>
+        <w:spacing w:after="0"/>
       </w:pPr>
       <w:r>
         <w:rPr>
@@ -12752,12 +14347,68 @@
         </w:rPr>
         <w:t xml:space="preserve"> </w:t>
       </w:r>
-      <w:r>
-        <w:rPr>
-          <w:rFonts w:ascii="Times New Roman" w:hAnsi="Times New Roman" w:eastAsia="Times New Roman" w:cs="Times New Roman"/>
-        </w:rPr>
-        <w:t xml:space="preserve">A. ①④⑤　B. ①③⑤　C. ①③④⑤　D. ①②③④⑤</w:t>
-      </w:r>
+    </w:p>
+    <w:p>
+      <w:pPr>
+        <w:pStyle w:val="FirstParagraph"/>
+        <w:ind w:left="480" w:hanging="480"/>
+        <w:spacing w:before="0" w:after="0"/>
+      </w:pPr>
+      <w:r>
+        <w:rPr>
+          <w:rFonts w:ascii="Times New Roman" w:hAnsi="Times New Roman" w:eastAsia="Times New Roman" w:cs="Times New Roman"/>
+        </w:rPr>
+        <w:t xml:space="preserve">A. ①④⑤　</w:t>
+      </w:r>
+    </w:p>
+    <w:p>
+      <w:pPr>
+        <w:pStyle w:val="FirstParagraph"/>
+        <w:ind w:left="480" w:hanging="480"/>
+        <w:spacing w:before="0" w:after="0"/>
+      </w:pPr>
+      <w:r>
+        <w:rPr>
+          <w:rFonts w:ascii="Times New Roman" w:hAnsi="Times New Roman" w:eastAsia="Times New Roman" w:cs="Times New Roman"/>
+        </w:rPr>
+        <w:t xml:space="preserve">B. ①③⑤　</w:t>
+      </w:r>
+    </w:p>
+    <w:p>
+      <w:pPr>
+        <w:pStyle w:val="FirstParagraph"/>
+        <w:ind w:left="480" w:hanging="480"/>
+        <w:spacing w:before="0" w:after="0"/>
+      </w:pPr>
+      <w:r>
+        <w:rPr>
+          <w:rFonts w:ascii="Times New Roman" w:hAnsi="Times New Roman" w:eastAsia="Times New Roman" w:cs="Times New Roman"/>
+        </w:rPr>
+        <w:t xml:space="preserve">C. ①③④⑤　</w:t>
+      </w:r>
+    </w:p>
+    <w:p>
+      <w:pPr>
+        <w:pStyle w:val="FirstParagraph"/>
+        <w:ind w:left="480" w:hanging="480"/>
+        <w:spacing w:before="0" w:after="180"/>
+      </w:pPr>
+      <w:r>
+        <w:rPr>
+          <w:rFonts w:ascii="Times New Roman" w:hAnsi="Times New Roman" w:eastAsia="Times New Roman" w:cs="Times New Roman"/>
+        </w:rPr>
+        <w:t xml:space="preserve">D. ①②③④⑤</w:t>
+      </w:r>
+    </w:p>
+    <w:p>
+      <w:pPr>
+        <w:spacing w:before="0" w:after="0"/>
+      </w:pPr>
+    </w:p>
+    <w:p>
+      <w:pPr>
+        <w:spacing w:before="0" w:after="0"/>
+      </w:pPr>
     </w:p>
     <w:p>
       <w:pPr>
@@ -12793,6 +14444,8 @@
     <w:p>
       <w:pPr>
         <w:pStyle w:val="FirstParagraph"/>
+        <w:ind w:left="480" w:hanging="480"/>
+        <w:spacing w:after="0"/>
       </w:pPr>
       <w:r>
         <w:rPr>
@@ -12982,12 +14635,68 @@
         </w:rPr>
         <w:t xml:space="preserve"> </w:t>
       </w:r>
-      <w:r>
-        <w:rPr>
-          <w:rFonts w:ascii="Times New Roman" w:hAnsi="Times New Roman" w:eastAsia="Times New Roman" w:cs="Times New Roman"/>
-        </w:rPr>
-        <w:t xml:space="preserve">A. 78%　B. 22%　C. 14%　D. 13%</w:t>
-      </w:r>
+    </w:p>
+    <w:p>
+      <w:pPr>
+        <w:pStyle w:val="FirstParagraph"/>
+        <w:ind w:left="480" w:hanging="480"/>
+        <w:spacing w:before="0" w:after="0"/>
+      </w:pPr>
+      <w:r>
+        <w:rPr>
+          <w:rFonts w:ascii="Times New Roman" w:hAnsi="Times New Roman" w:eastAsia="Times New Roman" w:cs="Times New Roman"/>
+        </w:rPr>
+        <w:t xml:space="preserve">A. 78%　</w:t>
+      </w:r>
+    </w:p>
+    <w:p>
+      <w:pPr>
+        <w:pStyle w:val="FirstParagraph"/>
+        <w:ind w:left="480" w:hanging="480"/>
+        <w:spacing w:before="0" w:after="0"/>
+      </w:pPr>
+      <w:r>
+        <w:rPr>
+          <w:rFonts w:ascii="Times New Roman" w:hAnsi="Times New Roman" w:eastAsia="Times New Roman" w:cs="Times New Roman"/>
+        </w:rPr>
+        <w:t xml:space="preserve">B. 22%　</w:t>
+      </w:r>
+    </w:p>
+    <w:p>
+      <w:pPr>
+        <w:pStyle w:val="FirstParagraph"/>
+        <w:ind w:left="480" w:hanging="480"/>
+        <w:spacing w:before="0" w:after="0"/>
+      </w:pPr>
+      <w:r>
+        <w:rPr>
+          <w:rFonts w:ascii="Times New Roman" w:hAnsi="Times New Roman" w:eastAsia="Times New Roman" w:cs="Times New Roman"/>
+        </w:rPr>
+        <w:t xml:space="preserve">C. 14%　</w:t>
+      </w:r>
+    </w:p>
+    <w:p>
+      <w:pPr>
+        <w:pStyle w:val="FirstParagraph"/>
+        <w:ind w:left="480" w:hanging="480"/>
+        <w:spacing w:before="0" w:after="180"/>
+      </w:pPr>
+      <w:r>
+        <w:rPr>
+          <w:rFonts w:ascii="Times New Roman" w:hAnsi="Times New Roman" w:eastAsia="Times New Roman" w:cs="Times New Roman"/>
+        </w:rPr>
+        <w:t xml:space="preserve">D. 13%</w:t>
+      </w:r>
+    </w:p>
+    <w:p>
+      <w:pPr>
+        <w:spacing w:before="0" w:after="0"/>
+      </w:pPr>
+    </w:p>
+    <w:p>
+      <w:pPr>
+        <w:spacing w:before="0" w:after="0"/>
+      </w:pPr>
     </w:p>
     <w:p>
       <w:pPr>
@@ -13066,6 +14775,21 @@
         </w:rPr>
         <w:t>。</w:t>
       </w:r>
+    </w:p>
+    <w:p>
+      <w:pPr>
+        <w:spacing w:before="0" w:after="0"/>
+      </w:pPr>
+    </w:p>
+    <w:p>
+      <w:pPr>
+        <w:spacing w:before="0" w:after="0"/>
+      </w:pPr>
+    </w:p>
+    <w:p>
+      <w:pPr>
+        <w:spacing w:before="0" w:after="0"/>
+      </w:pPr>
     </w:p>
     <w:p>
       <w:pPr>
@@ -13678,6 +15402,31 @@
         </w:rPr>
         <w:t xml:space="preserve">醇</w:t>
       </w:r>
+    </w:p>
+    <w:p>
+      <w:pPr>
+        <w:spacing w:before="0" w:after="0"/>
+      </w:pPr>
+    </w:p>
+    <w:p>
+      <w:pPr>
+        <w:spacing w:before="0" w:after="0"/>
+      </w:pPr>
+    </w:p>
+    <w:p>
+      <w:pPr>
+        <w:spacing w:before="0" w:after="0"/>
+      </w:pPr>
+    </w:p>
+    <w:p>
+      <w:pPr>
+        <w:spacing w:before="0" w:after="0"/>
+      </w:pPr>
+    </w:p>
+    <w:p>
+      <w:pPr>
+        <w:spacing w:before="0" w:after="0"/>
+      </w:pPr>
     </w:p>
     <w:p>
       <w:pPr>
@@ -14117,6 +15866,31 @@
     </w:p>
     <w:p>
       <w:pPr>
+        <w:spacing w:before="0" w:after="0"/>
+      </w:pPr>
+    </w:p>
+    <w:p>
+      <w:pPr>
+        <w:spacing w:before="0" w:after="0"/>
+      </w:pPr>
+    </w:p>
+    <w:p>
+      <w:pPr>
+        <w:spacing w:before="0" w:after="0"/>
+      </w:pPr>
+    </w:p>
+    <w:p>
+      <w:pPr>
+        <w:spacing w:before="0" w:after="0"/>
+      </w:pPr>
+    </w:p>
+    <w:p>
+      <w:pPr>
+        <w:spacing w:before="0" w:after="0"/>
+      </w:pPr>
+    </w:p>
+    <w:p>
+      <w:pPr>
         <w:spacing w:before="160" w:after="80"/>
       </w:pPr>
       <w:r>
@@ -14472,6 +16246,46 @@
         </w:rPr>
         <w:t xml:space="preserve">羧酸</w:t>
       </w:r>
+    </w:p>
+    <w:p>
+      <w:pPr>
+        <w:spacing w:before="0" w:after="0"/>
+      </w:pPr>
+    </w:p>
+    <w:p>
+      <w:pPr>
+        <w:spacing w:before="0" w:after="0"/>
+      </w:pPr>
+    </w:p>
+    <w:p>
+      <w:pPr>
+        <w:spacing w:before="0" w:after="0"/>
+      </w:pPr>
+    </w:p>
+    <w:p>
+      <w:pPr>
+        <w:spacing w:before="0" w:after="0"/>
+      </w:pPr>
+    </w:p>
+    <w:p>
+      <w:pPr>
+        <w:spacing w:before="0" w:after="0"/>
+      </w:pPr>
+    </w:p>
+    <w:p>
+      <w:pPr>
+        <w:spacing w:before="0" w:after="0"/>
+      </w:pPr>
+    </w:p>
+    <w:p>
+      <w:pPr>
+        <w:spacing w:before="0" w:after="0"/>
+      </w:pPr>
+    </w:p>
+    <w:p>
+      <w:pPr>
+        <w:spacing w:before="0" w:after="0"/>
+      </w:pPr>
     </w:p>
     <w:p>
       <w:pPr>
@@ -14974,7 +16788,7 @@
         </w:rPr>
         <w:drawing>
           <wp:inline>
-            <wp:extent cx="3600000" cy="1082706"/>
+            <wp:extent cx="3600000" cy="956017"/>
             <wp:effectExtent b="0" l="0" r="0" t="0"/>
             <wp:docPr descr="" title="" id="164" name="Picture"/>
             <a:graphic>
@@ -14995,7 +16809,7 @@
                   <pic:spPr bwMode="auto">
                     <a:xfrm>
                       <a:off x="0" y="0"/>
-                      <a:ext cx="3600000" cy="1082706"/>
+                      <a:ext cx="3600000" cy="956017"/>
                     </a:xfrm>
                     <a:prstGeom prst="rect">
                       <a:avLst/>
@@ -15016,6 +16830,31 @@
     </w:p>
     <w:p>
       <w:pPr>
+        <w:spacing w:before="0" w:after="0"/>
+      </w:pPr>
+    </w:p>
+    <w:p>
+      <w:pPr>
+        <w:spacing w:before="0" w:after="0"/>
+      </w:pPr>
+    </w:p>
+    <w:p>
+      <w:pPr>
+        <w:spacing w:before="0" w:after="0"/>
+      </w:pPr>
+    </w:p>
+    <w:p>
+      <w:pPr>
+        <w:spacing w:before="0" w:after="0"/>
+      </w:pPr>
+    </w:p>
+    <w:p>
+      <w:pPr>
+        <w:spacing w:before="0" w:after="0"/>
+      </w:pPr>
+    </w:p>
+    <w:p>
+      <w:pPr>
         <w:spacing w:before="160" w:after="80"/>
       </w:pPr>
       <w:r>
@@ -15732,7 +17571,7 @@
         </w:rPr>
         <w:drawing>
           <wp:inline>
-            <wp:extent cx="3197202" cy="2033420"/>
+            <wp:extent cx="3053463" cy="2033420"/>
             <wp:effectExtent b="0" l="0" r="0" t="0"/>
             <wp:docPr descr="" title="" id="168" name="Picture"/>
             <a:graphic>
@@ -15753,7 +17592,7 @@
                   <pic:spPr bwMode="auto">
                     <a:xfrm>
                       <a:off x="0" y="0"/>
-                      <a:ext cx="3197202" cy="2033420"/>
+                      <a:ext cx="3053463" cy="2033420"/>
                     </a:xfrm>
                     <a:prstGeom prst="rect">
                       <a:avLst/>
@@ -15774,6 +17613,31 @@
     </w:p>
     <w:p>
       <w:pPr>
+        <w:spacing w:before="0" w:after="0"/>
+      </w:pPr>
+    </w:p>
+    <w:p>
+      <w:pPr>
+        <w:spacing w:before="0" w:after="0"/>
+      </w:pPr>
+    </w:p>
+    <w:p>
+      <w:pPr>
+        <w:spacing w:before="0" w:after="0"/>
+      </w:pPr>
+    </w:p>
+    <w:p>
+      <w:pPr>
+        <w:spacing w:before="0" w:after="0"/>
+      </w:pPr>
+    </w:p>
+    <w:p>
+      <w:pPr>
+        <w:spacing w:before="0" w:after="0"/>
+      </w:pPr>
+    </w:p>
+    <w:p>
+      <w:pPr>
         <w:spacing w:before="160" w:after="80"/>
       </w:pPr>
       <w:r>
@@ -16416,6 +18280,21 @@
     </w:p>
     <w:p>
       <w:pPr>
+        <w:spacing w:before="0" w:after="0"/>
+      </w:pPr>
+    </w:p>
+    <w:p>
+      <w:pPr>
+        <w:spacing w:before="0" w:after="0"/>
+      </w:pPr>
+    </w:p>
+    <w:p>
+      <w:pPr>
+        <w:spacing w:before="0" w:after="0"/>
+      </w:pPr>
+    </w:p>
+    <w:p>
+      <w:pPr>
         <w:spacing w:before="160" w:after="80"/>
       </w:pPr>
       <w:r>
@@ -16790,6 +18669,31 @@
     </w:p>
     <w:p>
       <w:pPr>
+        <w:spacing w:before="0" w:after="0"/>
+      </w:pPr>
+    </w:p>
+    <w:p>
+      <w:pPr>
+        <w:spacing w:before="0" w:after="0"/>
+      </w:pPr>
+    </w:p>
+    <w:p>
+      <w:pPr>
+        <w:spacing w:before="0" w:after="0"/>
+      </w:pPr>
+    </w:p>
+    <w:p>
+      <w:pPr>
+        <w:spacing w:before="0" w:after="0"/>
+      </w:pPr>
+    </w:p>
+    <w:p>
+      <w:pPr>
+        <w:spacing w:before="0" w:after="0"/>
+      </w:pPr>
+    </w:p>
+    <w:p>
+      <w:pPr>
         <w:spacing w:before="160" w:after="80"/>
       </w:pPr>
       <w:r>
@@ -17396,6 +19300,21 @@
     </w:p>
     <w:p>
       <w:pPr>
+        <w:spacing w:before="0" w:after="0"/>
+      </w:pPr>
+    </w:p>
+    <w:p>
+      <w:pPr>
+        <w:spacing w:before="0" w:after="0"/>
+      </w:pPr>
+    </w:p>
+    <w:p>
+      <w:pPr>
+        <w:spacing w:before="0" w:after="0"/>
+      </w:pPr>
+    </w:p>
+    <w:p>
+      <w:pPr>
         <w:spacing w:before="160" w:after="80"/>
       </w:pPr>
       <w:r>
@@ -17506,6 +19425,31 @@
     </w:p>
     <w:p>
       <w:pPr>
+        <w:spacing w:before="0" w:after="0"/>
+      </w:pPr>
+    </w:p>
+    <w:p>
+      <w:pPr>
+        <w:spacing w:before="0" w:after="0"/>
+      </w:pPr>
+    </w:p>
+    <w:p>
+      <w:pPr>
+        <w:spacing w:before="0" w:after="0"/>
+      </w:pPr>
+    </w:p>
+    <w:p>
+      <w:pPr>
+        <w:spacing w:before="0" w:after="0"/>
+      </w:pPr>
+    </w:p>
+    <w:p>
+      <w:pPr>
+        <w:spacing w:before="0" w:after="0"/>
+      </w:pPr>
+    </w:p>
+    <w:p>
+      <w:pPr>
         <w:spacing w:before="160" w:after="80"/>
       </w:pPr>
       <w:r>
@@ -17732,7 +19676,7 @@
         </w:rPr>
         <w:drawing>
           <wp:inline>
-            <wp:extent cx="3149600" cy="1041400"/>
+            <wp:extent cx="3149600" cy="998021"/>
             <wp:effectExtent b="0" l="0" r="0" t="0"/>
             <wp:docPr descr="" title="" id="177" name="Picture"/>
             <a:graphic>
@@ -17753,7 +19697,7 @@
                   <pic:spPr bwMode="auto">
                     <a:xfrm>
                       <a:off x="0" y="0"/>
-                      <a:ext cx="3149600" cy="1041400"/>
+                      <a:ext cx="3149600" cy="998021"/>
                     </a:xfrm>
                     <a:prstGeom prst="rect">
                       <a:avLst/>
@@ -17815,6 +19759,46 @@
     </w:p>
     <w:p>
       <w:pPr>
+        <w:spacing w:before="0" w:after="0"/>
+      </w:pPr>
+    </w:p>
+    <w:p>
+      <w:pPr>
+        <w:spacing w:before="0" w:after="0"/>
+      </w:pPr>
+    </w:p>
+    <w:p>
+      <w:pPr>
+        <w:spacing w:before="0" w:after="0"/>
+      </w:pPr>
+    </w:p>
+    <w:p>
+      <w:pPr>
+        <w:spacing w:before="0" w:after="0"/>
+      </w:pPr>
+    </w:p>
+    <w:p>
+      <w:pPr>
+        <w:spacing w:before="0" w:after="0"/>
+      </w:pPr>
+    </w:p>
+    <w:p>
+      <w:pPr>
+        <w:spacing w:before="0" w:after="0"/>
+      </w:pPr>
+    </w:p>
+    <w:p>
+      <w:pPr>
+        <w:spacing w:before="0" w:after="0"/>
+      </w:pPr>
+    </w:p>
+    <w:p>
+      <w:pPr>
+        <w:spacing w:before="0" w:after="0"/>
+      </w:pPr>
+    </w:p>
+    <w:p>
+      <w:pPr>
         <w:spacing w:before="160" w:after="80"/>
       </w:pPr>
       <w:r>
@@ -18076,6 +20060,46 @@
     </w:p>
     <w:p>
       <w:pPr>
+        <w:spacing w:before="0" w:after="0"/>
+      </w:pPr>
+    </w:p>
+    <w:p>
+      <w:pPr>
+        <w:spacing w:before="0" w:after="0"/>
+      </w:pPr>
+    </w:p>
+    <w:p>
+      <w:pPr>
+        <w:spacing w:before="0" w:after="0"/>
+      </w:pPr>
+    </w:p>
+    <w:p>
+      <w:pPr>
+        <w:spacing w:before="0" w:after="0"/>
+      </w:pPr>
+    </w:p>
+    <w:p>
+      <w:pPr>
+        <w:spacing w:before="0" w:after="0"/>
+      </w:pPr>
+    </w:p>
+    <w:p>
+      <w:pPr>
+        <w:spacing w:before="0" w:after="0"/>
+      </w:pPr>
+    </w:p>
+    <w:p>
+      <w:pPr>
+        <w:spacing w:before="0" w:after="0"/>
+      </w:pPr>
+    </w:p>
+    <w:p>
+      <w:pPr>
+        <w:spacing w:before="0" w:after="0"/>
+      </w:pPr>
+    </w:p>
+    <w:p>
+      <w:pPr>
         <w:spacing w:before="160" w:after="80"/>
       </w:pPr>
       <w:r>
@@ -18373,6 +20397,46 @@
     </w:p>
     <w:p>
       <w:pPr>
+        <w:spacing w:before="0" w:after="0"/>
+      </w:pPr>
+    </w:p>
+    <w:p>
+      <w:pPr>
+        <w:spacing w:before="0" w:after="0"/>
+      </w:pPr>
+    </w:p>
+    <w:p>
+      <w:pPr>
+        <w:spacing w:before="0" w:after="0"/>
+      </w:pPr>
+    </w:p>
+    <w:p>
+      <w:pPr>
+        <w:spacing w:before="0" w:after="0"/>
+      </w:pPr>
+    </w:p>
+    <w:p>
+      <w:pPr>
+        <w:spacing w:before="0" w:after="0"/>
+      </w:pPr>
+    </w:p>
+    <w:p>
+      <w:pPr>
+        <w:spacing w:before="0" w:after="0"/>
+      </w:pPr>
+    </w:p>
+    <w:p>
+      <w:pPr>
+        <w:spacing w:before="0" w:after="0"/>
+      </w:pPr>
+    </w:p>
+    <w:p>
+      <w:pPr>
+        <w:spacing w:before="0" w:after="0"/>
+      </w:pPr>
+    </w:p>
+    <w:p>
+      <w:pPr>
         <w:spacing w:before="160" w:after="80"/>
       </w:pPr>
       <w:r>
@@ -18508,7 +20572,7 @@
         </w:rPr>
         <w:drawing>
           <wp:inline>
-            <wp:extent cx="3600000" cy="944444"/>
+            <wp:extent cx="3600000" cy="927778"/>
             <wp:effectExtent b="0" l="0" r="0" t="0"/>
             <wp:docPr descr="" title="" id="183" name="Picture"/>
             <a:graphic>
@@ -18529,7 +20593,7 @@
                   <pic:spPr bwMode="auto">
                     <a:xfrm>
                       <a:off x="0" y="0"/>
-                      <a:ext cx="3600000" cy="944444"/>
+                      <a:ext cx="3600000" cy="927778"/>
                     </a:xfrm>
                     <a:prstGeom prst="rect">
                       <a:avLst/>
@@ -18550,6 +20614,31 @@
     </w:p>
     <w:p>
       <w:pPr>
+        <w:spacing w:before="0" w:after="0"/>
+      </w:pPr>
+    </w:p>
+    <w:p>
+      <w:pPr>
+        <w:spacing w:before="0" w:after="0"/>
+      </w:pPr>
+    </w:p>
+    <w:p>
+      <w:pPr>
+        <w:spacing w:before="0" w:after="0"/>
+      </w:pPr>
+    </w:p>
+    <w:p>
+      <w:pPr>
+        <w:spacing w:before="0" w:after="0"/>
+      </w:pPr>
+    </w:p>
+    <w:p>
+      <w:pPr>
+        <w:spacing w:before="0" w:after="0"/>
+      </w:pPr>
+    </w:p>
+    <w:p>
+      <w:pPr>
         <w:spacing w:before="160" w:after="80"/>
       </w:pPr>
       <w:r>
@@ -18709,7 +20798,7 @@
         </w:rPr>
         <w:drawing>
           <wp:inline>
-            <wp:extent cx="3600000" cy="793484"/>
+            <wp:extent cx="3599994" cy="793484"/>
             <wp:effectExtent b="0" l="0" r="0" t="0"/>
             <wp:docPr descr="" title="" id="187" name="Picture"/>
             <a:graphic>
@@ -18730,7 +20819,7 @@
                   <pic:spPr bwMode="auto">
                     <a:xfrm>
                       <a:off x="0" y="0"/>
-                      <a:ext cx="3600000" cy="793484"/>
+                      <a:ext cx="3599994" cy="793484"/>
                     </a:xfrm>
                     <a:prstGeom prst="rect">
                       <a:avLst/>
@@ -18751,6 +20840,31 @@
     </w:p>
     <w:p>
       <w:pPr>
+        <w:spacing w:before="0" w:after="0"/>
+      </w:pPr>
+    </w:p>
+    <w:p>
+      <w:pPr>
+        <w:spacing w:before="0" w:after="0"/>
+      </w:pPr>
+    </w:p>
+    <w:p>
+      <w:pPr>
+        <w:spacing w:before="0" w:after="0"/>
+      </w:pPr>
+    </w:p>
+    <w:p>
+      <w:pPr>
+        <w:spacing w:before="0" w:after="0"/>
+      </w:pPr>
+    </w:p>
+    <w:p>
+      <w:pPr>
+        <w:spacing w:before="0" w:after="0"/>
+      </w:pPr>
+    </w:p>
+    <w:p>
+      <w:pPr>
         <w:spacing w:before="160" w:after="80"/>
       </w:pPr>
       <w:r>
@@ -18874,7 +20988,7 @@
         </w:rPr>
         <w:drawing>
           <wp:inline>
-            <wp:extent cx="3600000" cy="864651"/>
+            <wp:extent cx="3600000" cy="850909"/>
             <wp:effectExtent b="0" l="0" r="0" t="0"/>
             <wp:docPr descr="" title="" id="191" name="Picture"/>
             <a:graphic>
@@ -18895,7 +21009,7 @@
                   <pic:spPr bwMode="auto">
                     <a:xfrm>
                       <a:off x="0" y="0"/>
-                      <a:ext cx="3600000" cy="864651"/>
+                      <a:ext cx="3600000" cy="850909"/>
                     </a:xfrm>
                     <a:prstGeom prst="rect">
                       <a:avLst/>
@@ -18926,7 +21040,7 @@
         </w:rPr>
         <w:drawing>
           <wp:inline>
-            <wp:extent cx="3600000" cy="1017800"/>
+            <wp:extent cx="3600000" cy="1011307"/>
             <wp:effectExtent b="0" l="0" r="0" t="0"/>
             <wp:docPr descr="" title="" id="194" name="Picture"/>
             <a:graphic>
@@ -18947,7 +21061,7 @@
                   <pic:spPr bwMode="auto">
                     <a:xfrm>
                       <a:off x="0" y="0"/>
-                      <a:ext cx="3600000" cy="1017800"/>
+                      <a:ext cx="3600000" cy="1011307"/>
                     </a:xfrm>
                     <a:prstGeom prst="rect">
                       <a:avLst/>
@@ -18968,6 +21082,31 @@
     </w:p>
     <w:p>
       <w:pPr>
+        <w:spacing w:before="0" w:after="0"/>
+      </w:pPr>
+    </w:p>
+    <w:p>
+      <w:pPr>
+        <w:spacing w:before="0" w:after="0"/>
+      </w:pPr>
+    </w:p>
+    <w:p>
+      <w:pPr>
+        <w:spacing w:before="0" w:after="0"/>
+      </w:pPr>
+    </w:p>
+    <w:p>
+      <w:pPr>
+        <w:spacing w:before="0" w:after="0"/>
+      </w:pPr>
+    </w:p>
+    <w:p>
+      <w:pPr>
+        <w:spacing w:before="0" w:after="0"/>
+      </w:pPr>
+    </w:p>
+    <w:p>
+      <w:pPr>
         <w:spacing w:before="160" w:after="80"/>
       </w:pPr>
       <w:r>
@@ -19145,7 +21284,7 @@
         </w:rPr>
         <w:drawing>
           <wp:inline>
-            <wp:extent cx="3600000" cy="675949"/>
+            <wp:extent cx="3593407" cy="675949"/>
             <wp:effectExtent b="0" l="0" r="0" t="0"/>
             <wp:docPr descr="" title="" id="198" name="Picture"/>
             <a:graphic>
@@ -19166,7 +21305,7 @@
                   <pic:spPr bwMode="auto">
                     <a:xfrm>
                       <a:off x="0" y="0"/>
-                      <a:ext cx="3600000" cy="675949"/>
+                      <a:ext cx="3593407" cy="675949"/>
                     </a:xfrm>
                     <a:prstGeom prst="rect">
                       <a:avLst/>
@@ -19187,6 +21326,31 @@
     </w:p>
     <w:p>
       <w:pPr>
+        <w:spacing w:before="0" w:after="0"/>
+      </w:pPr>
+    </w:p>
+    <w:p>
+      <w:pPr>
+        <w:spacing w:before="0" w:after="0"/>
+      </w:pPr>
+    </w:p>
+    <w:p>
+      <w:pPr>
+        <w:spacing w:before="0" w:after="0"/>
+      </w:pPr>
+    </w:p>
+    <w:p>
+      <w:pPr>
+        <w:spacing w:before="0" w:after="0"/>
+      </w:pPr>
+    </w:p>
+    <w:p>
+      <w:pPr>
+        <w:spacing w:before="0" w:after="0"/>
+      </w:pPr>
+    </w:p>
+    <w:p>
+      <w:pPr>
         <w:spacing w:before="160" w:after="80"/>
       </w:pPr>
       <w:r>
@@ -19376,7 +21540,7 @@
         </w:rPr>
         <w:drawing>
           <wp:inline>
-            <wp:extent cx="3600000" cy="833765"/>
+            <wp:extent cx="3568826" cy="833765"/>
             <wp:effectExtent b="0" l="0" r="0" t="0"/>
             <wp:docPr descr="" title="" id="202" name="Picture"/>
             <a:graphic>
@@ -19397,7 +21561,7 @@
                   <pic:spPr bwMode="auto">
                     <a:xfrm>
                       <a:off x="0" y="0"/>
-                      <a:ext cx="3600000" cy="833765"/>
+                      <a:ext cx="3568826" cy="833765"/>
                     </a:xfrm>
                     <a:prstGeom prst="rect">
                       <a:avLst/>
@@ -19418,6 +21582,46 @@
     </w:p>
     <w:p>
       <w:pPr>
+        <w:spacing w:before="0" w:after="0"/>
+      </w:pPr>
+    </w:p>
+    <w:p>
+      <w:pPr>
+        <w:spacing w:before="0" w:after="0"/>
+      </w:pPr>
+    </w:p>
+    <w:p>
+      <w:pPr>
+        <w:spacing w:before="0" w:after="0"/>
+      </w:pPr>
+    </w:p>
+    <w:p>
+      <w:pPr>
+        <w:spacing w:before="0" w:after="0"/>
+      </w:pPr>
+    </w:p>
+    <w:p>
+      <w:pPr>
+        <w:spacing w:before="0" w:after="0"/>
+      </w:pPr>
+    </w:p>
+    <w:p>
+      <w:pPr>
+        <w:spacing w:before="0" w:after="0"/>
+      </w:pPr>
+    </w:p>
+    <w:p>
+      <w:pPr>
+        <w:spacing w:before="0" w:after="0"/>
+      </w:pPr>
+    </w:p>
+    <w:p>
+      <w:pPr>
+        <w:spacing w:before="0" w:after="0"/>
+      </w:pPr>
+    </w:p>
+    <w:p>
+      <w:pPr>
         <w:spacing w:before="160" w:after="80"/>
       </w:pPr>
       <w:r>
@@ -19631,7 +21835,7 @@
         </w:rPr>
         <w:drawing>
           <wp:inline>
-            <wp:extent cx="3600000" cy="636340"/>
+            <wp:extent cx="3600000" cy="624535"/>
             <wp:effectExtent b="0" l="0" r="0" t="0"/>
             <wp:docPr descr="" title="" id="206" name="Picture"/>
             <a:graphic>
@@ -19652,7 +21856,7 @@
                   <pic:spPr bwMode="auto">
                     <a:xfrm>
                       <a:off x="0" y="0"/>
-                      <a:ext cx="3600000" cy="636340"/>
+                      <a:ext cx="3600000" cy="624535"/>
                     </a:xfrm>
                     <a:prstGeom prst="rect">
                       <a:avLst/>
@@ -19673,6 +21877,46 @@
     </w:p>
     <w:p>
       <w:pPr>
+        <w:spacing w:before="0" w:after="0"/>
+      </w:pPr>
+    </w:p>
+    <w:p>
+      <w:pPr>
+        <w:spacing w:before="0" w:after="0"/>
+      </w:pPr>
+    </w:p>
+    <w:p>
+      <w:pPr>
+        <w:spacing w:before="0" w:after="0"/>
+      </w:pPr>
+    </w:p>
+    <w:p>
+      <w:pPr>
+        <w:spacing w:before="0" w:after="0"/>
+      </w:pPr>
+    </w:p>
+    <w:p>
+      <w:pPr>
+        <w:spacing w:before="0" w:after="0"/>
+      </w:pPr>
+    </w:p>
+    <w:p>
+      <w:pPr>
+        <w:spacing w:before="0" w:after="0"/>
+      </w:pPr>
+    </w:p>
+    <w:p>
+      <w:pPr>
+        <w:spacing w:before="0" w:after="0"/>
+      </w:pPr>
+    </w:p>
+    <w:p>
+      <w:pPr>
+        <w:spacing w:before="0" w:after="0"/>
+      </w:pPr>
+    </w:p>
+    <w:p>
+      <w:pPr>
         <w:spacing w:before="160" w:after="80"/>
       </w:pPr>
       <w:r>
@@ -19838,7 +22082,7 @@
         </w:rPr>
         <w:drawing>
           <wp:inline>
-            <wp:extent cx="3600000" cy="1317293"/>
+            <wp:extent cx="3599999" cy="1317293"/>
             <wp:effectExtent b="0" l="0" r="0" t="0"/>
             <wp:docPr descr="" title="" id="210" name="Picture"/>
             <a:graphic>
@@ -19859,7 +22103,7 @@
                   <pic:spPr bwMode="auto">
                     <a:xfrm>
                       <a:off x="0" y="0"/>
-                      <a:ext cx="3600000" cy="1317293"/>
+                      <a:ext cx="3599999" cy="1317293"/>
                     </a:xfrm>
                     <a:prstGeom prst="rect">
                       <a:avLst/>
@@ -19880,6 +22124,31 @@
     </w:p>
     <w:p>
       <w:pPr>
+        <w:spacing w:before="0" w:after="0"/>
+      </w:pPr>
+    </w:p>
+    <w:p>
+      <w:pPr>
+        <w:spacing w:before="0" w:after="0"/>
+      </w:pPr>
+    </w:p>
+    <w:p>
+      <w:pPr>
+        <w:spacing w:before="0" w:after="0"/>
+      </w:pPr>
+    </w:p>
+    <w:p>
+      <w:pPr>
+        <w:spacing w:before="0" w:after="0"/>
+      </w:pPr>
+    </w:p>
+    <w:p>
+      <w:pPr>
+        <w:spacing w:before="0" w:after="0"/>
+      </w:pPr>
+    </w:p>
+    <w:p>
+      <w:pPr>
         <w:spacing w:before="160" w:after="80"/>
       </w:pPr>
       <w:r>
@@ -20087,7 +22356,7 @@
         </w:rPr>
         <w:drawing>
           <wp:inline>
-            <wp:extent cx="3600000" cy="877685"/>
+            <wp:extent cx="3570244" cy="877685"/>
             <wp:effectExtent b="0" l="0" r="0" t="0"/>
             <wp:docPr descr="" title="" id="214" name="Picture"/>
             <a:graphic>
@@ -20108,7 +22377,7 @@
                   <pic:spPr bwMode="auto">
                     <a:xfrm>
                       <a:off x="0" y="0"/>
-                      <a:ext cx="3600000" cy="877685"/>
+                      <a:ext cx="3570244" cy="877685"/>
                     </a:xfrm>
                     <a:prstGeom prst="rect">
                       <a:avLst/>
@@ -20129,6 +22398,46 @@
     </w:p>
     <w:p>
       <w:pPr>
+        <w:spacing w:before="0" w:after="0"/>
+      </w:pPr>
+    </w:p>
+    <w:p>
+      <w:pPr>
+        <w:spacing w:before="0" w:after="0"/>
+      </w:pPr>
+    </w:p>
+    <w:p>
+      <w:pPr>
+        <w:spacing w:before="0" w:after="0"/>
+      </w:pPr>
+    </w:p>
+    <w:p>
+      <w:pPr>
+        <w:spacing w:before="0" w:after="0"/>
+      </w:pPr>
+    </w:p>
+    <w:p>
+      <w:pPr>
+        <w:spacing w:before="0" w:after="0"/>
+      </w:pPr>
+    </w:p>
+    <w:p>
+      <w:pPr>
+        <w:spacing w:before="0" w:after="0"/>
+      </w:pPr>
+    </w:p>
+    <w:p>
+      <w:pPr>
+        <w:spacing w:before="0" w:after="0"/>
+      </w:pPr>
+    </w:p>
+    <w:p>
+      <w:pPr>
+        <w:spacing w:before="0" w:after="0"/>
+      </w:pPr>
+    </w:p>
+    <w:p>
+      <w:pPr>
         <w:spacing w:before="160" w:after="80"/>
       </w:pPr>
       <w:r>
@@ -20270,7 +22579,7 @@
         </w:rPr>
         <w:drawing>
           <wp:inline>
-            <wp:extent cx="3600000" cy="1094006"/>
+            <wp:extent cx="3600000" cy="1044275"/>
             <wp:effectExtent b="0" l="0" r="0" t="0"/>
             <wp:docPr descr="" title="" id="218" name="Picture"/>
             <a:graphic>
@@ -20291,7 +22600,7 @@
                   <pic:spPr bwMode="auto">
                     <a:xfrm>
                       <a:off x="0" y="0"/>
-                      <a:ext cx="3600000" cy="1094006"/>
+                      <a:ext cx="3600000" cy="1044275"/>
                     </a:xfrm>
                     <a:prstGeom prst="rect">
                       <a:avLst/>
@@ -20312,6 +22621,31 @@
     </w:p>
     <w:p>
       <w:pPr>
+        <w:spacing w:before="0" w:after="0"/>
+      </w:pPr>
+    </w:p>
+    <w:p>
+      <w:pPr>
+        <w:spacing w:before="0" w:after="0"/>
+      </w:pPr>
+    </w:p>
+    <w:p>
+      <w:pPr>
+        <w:spacing w:before="0" w:after="0"/>
+      </w:pPr>
+    </w:p>
+    <w:p>
+      <w:pPr>
+        <w:spacing w:before="0" w:after="0"/>
+      </w:pPr>
+    </w:p>
+    <w:p>
+      <w:pPr>
+        <w:spacing w:before="0" w:after="0"/>
+      </w:pPr>
+    </w:p>
+    <w:p>
+      <w:pPr>
         <w:spacing w:before="160" w:after="80"/>
       </w:pPr>
       <w:r>
@@ -20465,7 +22799,7 @@
         </w:rPr>
         <w:drawing>
           <wp:inline>
-            <wp:extent cx="3600000" cy="1090908"/>
+            <wp:extent cx="3600000" cy="1081369"/>
             <wp:effectExtent b="0" l="0" r="0" t="0"/>
             <wp:docPr descr="" title="" id="222" name="Picture"/>
             <a:graphic>
@@ -20486,7 +22820,7 @@
                   <pic:spPr bwMode="auto">
                     <a:xfrm>
                       <a:off x="0" y="0"/>
-                      <a:ext cx="3600000" cy="1090908"/>
+                      <a:ext cx="3600000" cy="1081369"/>
                     </a:xfrm>
                     <a:prstGeom prst="rect">
                       <a:avLst/>
@@ -20507,6 +22841,31 @@
     </w:p>
     <w:p>
       <w:pPr>
+        <w:spacing w:before="0" w:after="0"/>
+      </w:pPr>
+    </w:p>
+    <w:p>
+      <w:pPr>
+        <w:spacing w:before="0" w:after="0"/>
+      </w:pPr>
+    </w:p>
+    <w:p>
+      <w:pPr>
+        <w:spacing w:before="0" w:after="0"/>
+      </w:pPr>
+    </w:p>
+    <w:p>
+      <w:pPr>
+        <w:spacing w:before="0" w:after="0"/>
+      </w:pPr>
+    </w:p>
+    <w:p>
+      <w:pPr>
+        <w:spacing w:before="0" w:after="0"/>
+      </w:pPr>
+    </w:p>
+    <w:p>
+      <w:pPr>
         <w:spacing w:before="160" w:after="80"/>
       </w:pPr>
       <w:r>
@@ -20624,7 +22983,7 @@
         </w:rPr>
         <w:drawing>
           <wp:inline>
-            <wp:extent cx="3600000" cy="685004"/>
+            <wp:extent cx="3600000" cy="658945"/>
             <wp:effectExtent b="0" l="0" r="0" t="0"/>
             <wp:docPr descr="" title="" id="226" name="Picture"/>
             <a:graphic>
@@ -20645,7 +23004,7 @@
                   <pic:spPr bwMode="auto">
                     <a:xfrm>
                       <a:off x="0" y="0"/>
-                      <a:ext cx="3600000" cy="685004"/>
+                      <a:ext cx="3600000" cy="658945"/>
                     </a:xfrm>
                     <a:prstGeom prst="rect">
                       <a:avLst/>
@@ -20663,6 +23022,31 @@
           </wp:inline>
         </w:drawing>
       </w:r>
+    </w:p>
+    <w:p>
+      <w:pPr>
+        <w:spacing w:before="0" w:after="0"/>
+      </w:pPr>
+    </w:p>
+    <w:p>
+      <w:pPr>
+        <w:spacing w:before="0" w:after="0"/>
+      </w:pPr>
+    </w:p>
+    <w:p>
+      <w:pPr>
+        <w:spacing w:before="0" w:after="0"/>
+      </w:pPr>
+    </w:p>
+    <w:p>
+      <w:pPr>
+        <w:spacing w:before="0" w:after="0"/>
+      </w:pPr>
+    </w:p>
+    <w:p>
+      <w:pPr>
+        <w:spacing w:before="0" w:after="0"/>
+      </w:pPr>
     </w:p>
     <w:p>
       <w:pPr>
@@ -21327,6 +23711,31 @@
     </w:p>
     <w:p>
       <w:pPr>
+        <w:spacing w:before="0" w:after="0"/>
+      </w:pPr>
+    </w:p>
+    <w:p>
+      <w:pPr>
+        <w:spacing w:before="0" w:after="0"/>
+      </w:pPr>
+    </w:p>
+    <w:p>
+      <w:pPr>
+        <w:spacing w:before="0" w:after="0"/>
+      </w:pPr>
+    </w:p>
+    <w:p>
+      <w:pPr>
+        <w:spacing w:before="0" w:after="0"/>
+      </w:pPr>
+    </w:p>
+    <w:p>
+      <w:pPr>
+        <w:spacing w:before="0" w:after="0"/>
+      </w:pPr>
+    </w:p>
+    <w:p>
+      <w:pPr>
         <w:spacing w:before="160" w:after="80"/>
       </w:pPr>
       <w:r>
@@ -21814,6 +24223,46 @@
         </w:rPr>
         <w:t>。</w:t>
       </w:r>
+    </w:p>
+    <w:p>
+      <w:pPr>
+        <w:spacing w:before="0" w:after="0"/>
+      </w:pPr>
+    </w:p>
+    <w:p>
+      <w:pPr>
+        <w:spacing w:before="0" w:after="0"/>
+      </w:pPr>
+    </w:p>
+    <w:p>
+      <w:pPr>
+        <w:spacing w:before="0" w:after="0"/>
+      </w:pPr>
+    </w:p>
+    <w:p>
+      <w:pPr>
+        <w:spacing w:before="0" w:after="0"/>
+      </w:pPr>
+    </w:p>
+    <w:p>
+      <w:pPr>
+        <w:spacing w:before="0" w:after="0"/>
+      </w:pPr>
+    </w:p>
+    <w:p>
+      <w:pPr>
+        <w:spacing w:before="0" w:after="0"/>
+      </w:pPr>
+    </w:p>
+    <w:p>
+      <w:pPr>
+        <w:spacing w:before="0" w:after="0"/>
+      </w:pPr>
+    </w:p>
+    <w:p>
+      <w:pPr>
+        <w:spacing w:before="0" w:after="0"/>
+      </w:pPr>
     </w:p>
     <w:p>
       <w:pPr>
@@ -22301,6 +24750,46 @@
         </w:rPr>
         <w:t>____。</w:t>
       </w:r>
+    </w:p>
+    <w:p>
+      <w:pPr>
+        <w:spacing w:before="0" w:after="0"/>
+      </w:pPr>
+    </w:p>
+    <w:p>
+      <w:pPr>
+        <w:spacing w:before="0" w:after="0"/>
+      </w:pPr>
+    </w:p>
+    <w:p>
+      <w:pPr>
+        <w:spacing w:before="0" w:after="0"/>
+      </w:pPr>
+    </w:p>
+    <w:p>
+      <w:pPr>
+        <w:spacing w:before="0" w:after="0"/>
+      </w:pPr>
+    </w:p>
+    <w:p>
+      <w:pPr>
+        <w:spacing w:before="0" w:after="0"/>
+      </w:pPr>
+    </w:p>
+    <w:p>
+      <w:pPr>
+        <w:spacing w:before="0" w:after="0"/>
+      </w:pPr>
+    </w:p>
+    <w:p>
+      <w:pPr>
+        <w:spacing w:before="0" w:after="0"/>
+      </w:pPr>
+    </w:p>
+    <w:p>
+      <w:pPr>
+        <w:spacing w:before="0" w:after="0"/>
+      </w:pPr>
     </w:p>
     <w:p>
       <w:pPr>
@@ -22796,6 +25285,21 @@
     </w:p>
     <w:p>
       <w:pPr>
+        <w:spacing w:before="0" w:after="0"/>
+      </w:pPr>
+    </w:p>
+    <w:p>
+      <w:pPr>
+        <w:spacing w:before="0" w:after="0"/>
+      </w:pPr>
+    </w:p>
+    <w:p>
+      <w:pPr>
+        <w:spacing w:before="0" w:after="0"/>
+      </w:pPr>
+    </w:p>
+    <w:p>
+      <w:pPr>
         <w:spacing w:before="160" w:after="80"/>
       </w:pPr>
       <w:r>
@@ -23018,7 +25522,7 @@
         </w:rPr>
         <w:drawing>
           <wp:inline>
-            <wp:extent cx="3600000" cy="1991732"/>
+            <wp:extent cx="3600000" cy="1986603"/>
             <wp:effectExtent b="0" l="0" r="0" t="0"/>
             <wp:docPr descr="" title="" id="240" name="Picture"/>
             <a:graphic>
@@ -23039,7 +25543,7 @@
                   <pic:spPr bwMode="auto">
                     <a:xfrm>
                       <a:off x="0" y="0"/>
-                      <a:ext cx="3600000" cy="1991732"/>
+                      <a:ext cx="3600000" cy="1986603"/>
                     </a:xfrm>
                     <a:prstGeom prst="rect">
                       <a:avLst/>
@@ -23164,6 +25668,8 @@
           <w:ilvl w:val="0"/>
           <w:numId w:val="1032"/>
         </w:numPr>
+        <w:ind w:left="480" w:hanging="480"/>
+        <w:spacing w:after="0"/>
       </w:pPr>
       <w:r>
         <w:rPr>
@@ -23271,6 +25777,16 @@
         </w:rPr>
         <w:t xml:space="preserve"> </w:t>
       </w:r>
+    </w:p>
+    <w:p>
+      <w:pPr>
+        <w:numPr>
+          <w:ilvl w:val="0"/>
+          <w:numId w:val="1032"/>
+        </w:numPr>
+        <w:ind w:left="480" w:hanging="480"/>
+        <w:spacing w:before="0" w:after="0"/>
+      </w:pPr>
       <w:r>
         <w:rPr>
           <w:rFonts w:ascii="Times New Roman" w:hAnsi="Times New Roman" w:eastAsia="Times New Roman" w:cs="Times New Roman"/>
@@ -23392,6 +25908,16 @@
         </w:rPr>
         <w:t xml:space="preserve"> </w:t>
       </w:r>
+    </w:p>
+    <w:p>
+      <w:pPr>
+        <w:numPr>
+          <w:ilvl w:val="0"/>
+          <w:numId w:val="1032"/>
+        </w:numPr>
+        <w:ind w:left="480" w:hanging="480"/>
+        <w:spacing w:before="0" w:after="0"/>
+      </w:pPr>
       <w:r>
         <w:rPr>
           <w:rFonts w:ascii="Times New Roman" w:hAnsi="Times New Roman" w:eastAsia="Times New Roman" w:cs="Times New Roman"/>
@@ -23460,6 +25986,16 @@
         </w:rPr>
         <w:t xml:space="preserve"> </w:t>
       </w:r>
+    </w:p>
+    <w:p>
+      <w:pPr>
+        <w:numPr>
+          <w:ilvl w:val="0"/>
+          <w:numId w:val="1032"/>
+        </w:numPr>
+        <w:ind w:left="480" w:hanging="480"/>
+        <w:spacing w:before="0" w:after="0"/>
+      </w:pPr>
       <w:r>
         <w:rPr>
           <w:rFonts w:ascii="Times New Roman" w:hAnsi="Times New Roman" w:eastAsia="Times New Roman" w:cs="Times New Roman"/>
@@ -23575,6 +26111,16 @@
         </w:rPr>
         <w:t xml:space="preserve"> </w:t>
       </w:r>
+    </w:p>
+    <w:p>
+      <w:pPr>
+        <w:numPr>
+          <w:ilvl w:val="0"/>
+          <w:numId w:val="1032"/>
+        </w:numPr>
+        <w:ind w:left="480" w:hanging="480"/>
+        <w:spacing w:before="0" w:after="180"/>
+      </w:pPr>
       <w:r>
         <w:rPr>
           <w:rFonts w:ascii="Times New Roman" w:hAnsi="Times New Roman" w:eastAsia="Times New Roman" w:cs="Times New Roman"/>
@@ -23878,6 +26424,16 @@
         </w:rPr>
         <w:t xml:space="preserve">J）。</w:t>
       </w:r>
+    </w:p>
+    <w:p>
+      <w:pPr>
+        <w:spacing w:before="0" w:after="0"/>
+      </w:pPr>
+    </w:p>
+    <w:p>
+      <w:pPr>
+        <w:spacing w:before="0" w:after="0"/>
+      </w:pPr>
     </w:p>
     <w:p>
       <w:pPr>
@@ -24533,6 +27089,31 @@
         </w:rPr>
         <w:t>）。</w:t>
       </w:r>
+    </w:p>
+    <w:p>
+      <w:pPr>
+        <w:spacing w:before="0" w:after="0"/>
+      </w:pPr>
+    </w:p>
+    <w:p>
+      <w:pPr>
+        <w:spacing w:before="0" w:after="0"/>
+      </w:pPr>
+    </w:p>
+    <w:p>
+      <w:pPr>
+        <w:spacing w:before="0" w:after="0"/>
+      </w:pPr>
+    </w:p>
+    <w:p>
+      <w:pPr>
+        <w:spacing w:before="0" w:after="0"/>
+      </w:pPr>
+    </w:p>
+    <w:p>
+      <w:pPr>
+        <w:spacing w:before="0" w:after="0"/>
+      </w:pPr>
     </w:p>
     <w:p>
       <w:pPr>
@@ -25155,6 +27736,46 @@
         </w:rPr>
         <w:t xml:space="preserve">、____、____。</w:t>
       </w:r>
+    </w:p>
+    <w:p>
+      <w:pPr>
+        <w:spacing w:before="0" w:after="0"/>
+      </w:pPr>
+    </w:p>
+    <w:p>
+      <w:pPr>
+        <w:spacing w:before="0" w:after="0"/>
+      </w:pPr>
+    </w:p>
+    <w:p>
+      <w:pPr>
+        <w:spacing w:before="0" w:after="0"/>
+      </w:pPr>
+    </w:p>
+    <w:p>
+      <w:pPr>
+        <w:spacing w:before="0" w:after="0"/>
+      </w:pPr>
+    </w:p>
+    <w:p>
+      <w:pPr>
+        <w:spacing w:before="0" w:after="0"/>
+      </w:pPr>
+    </w:p>
+    <w:p>
+      <w:pPr>
+        <w:spacing w:before="0" w:after="0"/>
+      </w:pPr>
+    </w:p>
+    <w:p>
+      <w:pPr>
+        <w:spacing w:before="0" w:after="0"/>
+      </w:pPr>
+    </w:p>
+    <w:p>
+      <w:pPr>
+        <w:spacing w:before="0" w:after="0"/>
+      </w:pPr>
     </w:p>
     <w:p>
       <w:pPr>
@@ -25821,6 +28442,8 @@
     <w:p>
       <w:pPr>
         <w:pStyle w:val="BodyText"/>
+        <w:ind w:left="480" w:hanging="480"/>
+        <w:spacing w:after="0"/>
       </w:pPr>
       <w:r>
         <w:rPr>
@@ -25992,7 +28615,20 @@
         <w:rPr>
           <w:rFonts w:ascii="Times New Roman" w:hAnsi="Times New Roman" w:eastAsia="Times New Roman" w:cs="Times New Roman"/>
         </w:rPr>
-        <w:t xml:space="preserve">　D.</w:t>
+        <w:t xml:space="preserve">　</w:t>
+      </w:r>
+    </w:p>
+    <w:p>
+      <w:pPr>
+        <w:pStyle w:val="BodyText"/>
+        <w:ind w:left="480" w:hanging="480"/>
+        <w:spacing w:before="0" w:after="180"/>
+      </w:pPr>
+      <w:r>
+        <w:rPr>
+          <w:rFonts w:ascii="Times New Roman" w:hAnsi="Times New Roman" w:eastAsia="Times New Roman" w:cs="Times New Roman"/>
+        </w:rPr>
+        <w:t xml:space="preserve">D.</w:t>
       </w:r>
       <w:r>
         <w:rPr>
@@ -26181,6 +28817,16 @@
     </w:p>
     <w:p>
       <w:pPr>
+        <w:spacing w:before="0" w:after="0"/>
+      </w:pPr>
+    </w:p>
+    <w:p>
+      <w:pPr>
+        <w:spacing w:before="0" w:after="0"/>
+      </w:pPr>
+    </w:p>
+    <w:p>
+      <w:pPr>
         <w:spacing w:before="160" w:after="80"/>
       </w:pPr>
       <w:r>
@@ -26213,6 +28859,8 @@
     <w:p>
       <w:pPr>
         <w:pStyle w:val="FirstParagraph"/>
+        <w:ind w:left="480" w:hanging="480"/>
+        <w:spacing w:after="0"/>
       </w:pPr>
       <w:r>
         <w:rPr>
@@ -26412,6 +29060,13 @@
         </w:rPr>
         <w:t xml:space="preserve"> </w:t>
       </w:r>
+    </w:p>
+    <w:p>
+      <w:pPr>
+        <w:pStyle w:val="FirstParagraph"/>
+        <w:ind w:left="480" w:hanging="480"/>
+        <w:spacing w:before="0" w:after="0"/>
+      </w:pPr>
       <w:r>
         <w:rPr>
           <w:rFonts w:ascii="Times New Roman" w:hAnsi="Times New Roman" w:eastAsia="Times New Roman" w:cs="Times New Roman"/>
@@ -26510,7 +29165,20 @@
         <w:rPr>
           <w:rFonts w:ascii="Times New Roman" w:hAnsi="Times New Roman" w:eastAsia="Times New Roman" w:cs="Times New Roman"/>
         </w:rPr>
-        <w:t xml:space="preserve">　B. </w:t>
+        <w:t xml:space="preserve">　</w:t>
+      </w:r>
+    </w:p>
+    <w:p>
+      <w:pPr>
+        <w:pStyle w:val="FirstParagraph"/>
+        <w:ind w:left="480" w:hanging="480"/>
+        <w:spacing w:before="0" w:after="0"/>
+      </w:pPr>
+      <w:r>
+        <w:rPr>
+          <w:rFonts w:ascii="Times New Roman" w:hAnsi="Times New Roman" w:eastAsia="Times New Roman" w:cs="Times New Roman"/>
+        </w:rPr>
+        <w:t xml:space="preserve">B. </w:t>
       </w:r>
       <w:r>
         <w:rPr>
@@ -26604,7 +29272,20 @@
         <w:rPr>
           <w:rFonts w:ascii="Times New Roman" w:hAnsi="Times New Roman" w:eastAsia="Times New Roman" w:cs="Times New Roman"/>
         </w:rPr>
-        <w:t xml:space="preserve">　C. </w:t>
+        <w:t xml:space="preserve">　</w:t>
+      </w:r>
+    </w:p>
+    <w:p>
+      <w:pPr>
+        <w:pStyle w:val="FirstParagraph"/>
+        <w:ind w:left="480" w:hanging="480"/>
+        <w:spacing w:before="0" w:after="0"/>
+      </w:pPr>
+      <w:r>
+        <w:rPr>
+          <w:rFonts w:ascii="Times New Roman" w:hAnsi="Times New Roman" w:eastAsia="Times New Roman" w:cs="Times New Roman"/>
+        </w:rPr>
+        <w:t xml:space="preserve">C. </w:t>
       </w:r>
       <w:r>
         <w:rPr>
@@ -26698,7 +29379,20 @@
         <w:rPr>
           <w:rFonts w:ascii="Times New Roman" w:hAnsi="Times New Roman" w:eastAsia="Times New Roman" w:cs="Times New Roman"/>
         </w:rPr>
-        <w:t xml:space="preserve">　D. </w:t>
+        <w:t xml:space="preserve">　</w:t>
+      </w:r>
+    </w:p>
+    <w:p>
+      <w:pPr>
+        <w:pStyle w:val="FirstParagraph"/>
+        <w:ind w:left="480" w:hanging="480"/>
+        <w:spacing w:before="0" w:after="180"/>
+      </w:pPr>
+      <w:r>
+        <w:rPr>
+          <w:rFonts w:ascii="Times New Roman" w:hAnsi="Times New Roman" w:eastAsia="Times New Roman" w:cs="Times New Roman"/>
+        </w:rPr>
+        <w:t xml:space="preserve">D. </w:t>
       </w:r>
       <w:r>
         <w:rPr>
@@ -26809,6 +29503,16 @@
     </w:p>
     <w:p>
       <w:pPr>
+        <w:spacing w:before="0" w:after="0"/>
+      </w:pPr>
+    </w:p>
+    <w:p>
+      <w:pPr>
+        <w:spacing w:before="0" w:after="0"/>
+      </w:pPr>
+    </w:p>
+    <w:p>
+      <w:pPr>
         <w:spacing w:before="160" w:after="80"/>
       </w:pPr>
       <w:r>
@@ -28014,6 +30718,46 @@
         </w:rPr>
         <w:t>。</w:t>
       </w:r>
+    </w:p>
+    <w:p>
+      <w:pPr>
+        <w:spacing w:before="0" w:after="0"/>
+      </w:pPr>
+    </w:p>
+    <w:p>
+      <w:pPr>
+        <w:spacing w:before="0" w:after="0"/>
+      </w:pPr>
+    </w:p>
+    <w:p>
+      <w:pPr>
+        <w:spacing w:before="0" w:after="0"/>
+      </w:pPr>
+    </w:p>
+    <w:p>
+      <w:pPr>
+        <w:spacing w:before="0" w:after="0"/>
+      </w:pPr>
+    </w:p>
+    <w:p>
+      <w:pPr>
+        <w:spacing w:before="0" w:after="0"/>
+      </w:pPr>
+    </w:p>
+    <w:p>
+      <w:pPr>
+        <w:spacing w:before="0" w:after="0"/>
+      </w:pPr>
+    </w:p>
+    <w:p>
+      <w:pPr>
+        <w:spacing w:before="0" w:after="0"/>
+      </w:pPr>
+    </w:p>
+    <w:p>
+      <w:pPr>
+        <w:spacing w:before="0" w:after="0"/>
+      </w:pPr>
     </w:p>
     <w:p>
       <w:pPr>
@@ -28987,6 +31731,46 @@
     </w:p>
     <w:p>
       <w:pPr>
+        <w:spacing w:before="0" w:after="0"/>
+      </w:pPr>
+    </w:p>
+    <w:p>
+      <w:pPr>
+        <w:spacing w:before="0" w:after="0"/>
+      </w:pPr>
+    </w:p>
+    <w:p>
+      <w:pPr>
+        <w:spacing w:before="0" w:after="0"/>
+      </w:pPr>
+    </w:p>
+    <w:p>
+      <w:pPr>
+        <w:spacing w:before="0" w:after="0"/>
+      </w:pPr>
+    </w:p>
+    <w:p>
+      <w:pPr>
+        <w:spacing w:before="0" w:after="0"/>
+      </w:pPr>
+    </w:p>
+    <w:p>
+      <w:pPr>
+        <w:spacing w:before="0" w:after="0"/>
+      </w:pPr>
+    </w:p>
+    <w:p>
+      <w:pPr>
+        <w:spacing w:before="0" w:after="0"/>
+      </w:pPr>
+    </w:p>
+    <w:p>
+      <w:pPr>
+        <w:spacing w:before="0" w:after="0"/>
+      </w:pPr>
+    </w:p>
+    <w:p>
+      <w:pPr>
         <w:spacing w:before="160" w:after="80"/>
       </w:pPr>
       <w:r>
@@ -29485,6 +32269,31 @@
     </w:p>
     <w:p>
       <w:pPr>
+        <w:spacing w:before="0" w:after="0"/>
+      </w:pPr>
+    </w:p>
+    <w:p>
+      <w:pPr>
+        <w:spacing w:before="0" w:after="0"/>
+      </w:pPr>
+    </w:p>
+    <w:p>
+      <w:pPr>
+        <w:spacing w:before="0" w:after="0"/>
+      </w:pPr>
+    </w:p>
+    <w:p>
+      <w:pPr>
+        <w:spacing w:before="0" w:after="0"/>
+      </w:pPr>
+    </w:p>
+    <w:p>
+      <w:pPr>
+        <w:spacing w:before="0" w:after="0"/>
+      </w:pPr>
+    </w:p>
+    <w:p>
+      <w:pPr>
         <w:spacing w:before="160" w:after="80"/>
       </w:pPr>
       <w:r>
@@ -29570,6 +32379,21 @@
         </w:rPr>
         <w:t>。</w:t>
       </w:r>
+    </w:p>
+    <w:p>
+      <w:pPr>
+        <w:spacing w:before="0" w:after="0"/>
+      </w:pPr>
+    </w:p>
+    <w:p>
+      <w:pPr>
+        <w:spacing w:before="0" w:after="0"/>
+      </w:pPr>
+    </w:p>
+    <w:p>
+      <w:pPr>
+        <w:spacing w:before="0" w:after="0"/>
+      </w:pPr>
     </w:p>
     <w:p>
       <w:pPr>
@@ -29837,6 +32661,31 @@
         </w:rPr>
         <w:t>。</w:t>
       </w:r>
+    </w:p>
+    <w:p>
+      <w:pPr>
+        <w:spacing w:before="0" w:after="0"/>
+      </w:pPr>
+    </w:p>
+    <w:p>
+      <w:pPr>
+        <w:spacing w:before="0" w:after="0"/>
+      </w:pPr>
+    </w:p>
+    <w:p>
+      <w:pPr>
+        <w:spacing w:before="0" w:after="0"/>
+      </w:pPr>
+    </w:p>
+    <w:p>
+      <w:pPr>
+        <w:spacing w:before="0" w:after="0"/>
+      </w:pPr>
+    </w:p>
+    <w:p>
+      <w:pPr>
+        <w:spacing w:before="0" w:after="0"/>
+      </w:pPr>
     </w:p>
     <w:p>
       <w:pPr>
@@ -30366,7 +33215,7 @@
         </w:rPr>
         <w:drawing>
           <wp:inline>
-            <wp:extent cx="3600000" cy="885713"/>
+            <wp:extent cx="3600000" cy="874900"/>
             <wp:effectExtent b="0" l="0" r="0" t="0"/>
             <wp:docPr descr="" title="" id="259" name="Picture"/>
             <a:graphic>
@@ -30387,7 +33236,7 @@
                   <pic:spPr bwMode="auto">
                     <a:xfrm>
                       <a:off x="0" y="0"/>
-                      <a:ext cx="3600000" cy="885713"/>
+                      <a:ext cx="3600000" cy="874900"/>
                     </a:xfrm>
                     <a:prstGeom prst="rect">
                       <a:avLst/>
@@ -30535,7 +33384,7 @@
         </w:rPr>
         <w:drawing>
           <wp:inline>
-            <wp:extent cx="3600000" cy="608595"/>
+            <wp:extent cx="3600000" cy="603438"/>
             <wp:effectExtent b="0" l="0" r="0" t="0"/>
             <wp:docPr descr="" title="" id="265" name="Picture"/>
             <a:graphic>
@@ -30556,7 +33405,7 @@
                   <pic:spPr bwMode="auto">
                     <a:xfrm>
                       <a:off x="0" y="0"/>
-                      <a:ext cx="3600000" cy="608595"/>
+                      <a:ext cx="3600000" cy="603438"/>
                     </a:xfrm>
                     <a:prstGeom prst="rect">
                       <a:avLst/>
@@ -30574,6 +33423,46 @@
           </wp:inline>
         </w:drawing>
       </w:r>
+    </w:p>
+    <w:p>
+      <w:pPr>
+        <w:spacing w:before="0" w:after="0"/>
+      </w:pPr>
+    </w:p>
+    <w:p>
+      <w:pPr>
+        <w:spacing w:before="0" w:after="0"/>
+      </w:pPr>
+    </w:p>
+    <w:p>
+      <w:pPr>
+        <w:spacing w:before="0" w:after="0"/>
+      </w:pPr>
+    </w:p>
+    <w:p>
+      <w:pPr>
+        <w:spacing w:before="0" w:after="0"/>
+      </w:pPr>
+    </w:p>
+    <w:p>
+      <w:pPr>
+        <w:spacing w:before="0" w:after="0"/>
+      </w:pPr>
+    </w:p>
+    <w:p>
+      <w:pPr>
+        <w:spacing w:before="0" w:after="0"/>
+      </w:pPr>
+    </w:p>
+    <w:p>
+      <w:pPr>
+        <w:spacing w:before="0" w:after="0"/>
+      </w:pPr>
+    </w:p>
+    <w:p>
+      <w:pPr>
+        <w:spacing w:before="0" w:after="0"/>
+      </w:pPr>
     </w:p>
     <w:p>
       <w:pPr>
@@ -31786,6 +34675,46 @@
     </w:p>
     <w:p>
       <w:pPr>
+        <w:spacing w:before="0" w:after="0"/>
+      </w:pPr>
+    </w:p>
+    <w:p>
+      <w:pPr>
+        <w:spacing w:before="0" w:after="0"/>
+      </w:pPr>
+    </w:p>
+    <w:p>
+      <w:pPr>
+        <w:spacing w:before="0" w:after="0"/>
+      </w:pPr>
+    </w:p>
+    <w:p>
+      <w:pPr>
+        <w:spacing w:before="0" w:after="0"/>
+      </w:pPr>
+    </w:p>
+    <w:p>
+      <w:pPr>
+        <w:spacing w:before="0" w:after="0"/>
+      </w:pPr>
+    </w:p>
+    <w:p>
+      <w:pPr>
+        <w:spacing w:before="0" w:after="0"/>
+      </w:pPr>
+    </w:p>
+    <w:p>
+      <w:pPr>
+        <w:spacing w:before="0" w:after="0"/>
+      </w:pPr>
+    </w:p>
+    <w:p>
+      <w:pPr>
+        <w:spacing w:before="0" w:after="0"/>
+      </w:pPr>
+    </w:p>
+    <w:p>
+      <w:pPr>
         <w:spacing w:before="160" w:after="80"/>
       </w:pPr>
       <w:r>
@@ -32646,6 +35575,46 @@
     </w:p>
     <w:p>
       <w:pPr>
+        <w:spacing w:before="0" w:after="0"/>
+      </w:pPr>
+    </w:p>
+    <w:p>
+      <w:pPr>
+        <w:spacing w:before="0" w:after="0"/>
+      </w:pPr>
+    </w:p>
+    <w:p>
+      <w:pPr>
+        <w:spacing w:before="0" w:after="0"/>
+      </w:pPr>
+    </w:p>
+    <w:p>
+      <w:pPr>
+        <w:spacing w:before="0" w:after="0"/>
+      </w:pPr>
+    </w:p>
+    <w:p>
+      <w:pPr>
+        <w:spacing w:before="0" w:after="0"/>
+      </w:pPr>
+    </w:p>
+    <w:p>
+      <w:pPr>
+        <w:spacing w:before="0" w:after="0"/>
+      </w:pPr>
+    </w:p>
+    <w:p>
+      <w:pPr>
+        <w:spacing w:before="0" w:after="0"/>
+      </w:pPr>
+    </w:p>
+    <w:p>
+      <w:pPr>
+        <w:spacing w:before="0" w:after="0"/>
+      </w:pPr>
+    </w:p>
+    <w:p>
+      <w:pPr>
         <w:spacing w:before="160" w:after="80"/>
       </w:pPr>
       <w:r>
@@ -33115,6 +36084,46 @@
         </w:rPr>
         <w:t>。</w:t>
       </w:r>
+    </w:p>
+    <w:p>
+      <w:pPr>
+        <w:spacing w:before="0" w:after="0"/>
+      </w:pPr>
+    </w:p>
+    <w:p>
+      <w:pPr>
+        <w:spacing w:before="0" w:after="0"/>
+      </w:pPr>
+    </w:p>
+    <w:p>
+      <w:pPr>
+        <w:spacing w:before="0" w:after="0"/>
+      </w:pPr>
+    </w:p>
+    <w:p>
+      <w:pPr>
+        <w:spacing w:before="0" w:after="0"/>
+      </w:pPr>
+    </w:p>
+    <w:p>
+      <w:pPr>
+        <w:spacing w:before="0" w:after="0"/>
+      </w:pPr>
+    </w:p>
+    <w:p>
+      <w:pPr>
+        <w:spacing w:before="0" w:after="0"/>
+      </w:pPr>
+    </w:p>
+    <w:p>
+      <w:pPr>
+        <w:spacing w:before="0" w:after="0"/>
+      </w:pPr>
+    </w:p>
+    <w:p>
+      <w:pPr>
+        <w:spacing w:before="0" w:after="0"/>
+      </w:pPr>
     </w:p>
     <w:p>
       <w:pPr>
@@ -33865,7 +36874,7 @@
         </w:rPr>
         <w:drawing>
           <wp:inline>
-            <wp:extent cx="3240000" cy="2721093"/>
+            <wp:extent cx="3189374" cy="2721093"/>
             <wp:effectExtent b="0" l="0" r="0" t="0"/>
             <wp:docPr descr="" title="" id="272" name="Picture"/>
             <a:graphic>
@@ -33886,7 +36895,7 @@
                   <pic:spPr bwMode="auto">
                     <a:xfrm>
                       <a:off x="0" y="0"/>
-                      <a:ext cx="3240000" cy="2721093"/>
+                      <a:ext cx="3189374" cy="2721093"/>
                     </a:xfrm>
                     <a:prstGeom prst="rect">
                       <a:avLst/>
@@ -34153,6 +37162,46 @@
     </w:p>
     <w:p>
       <w:pPr>
+        <w:spacing w:before="0" w:after="0"/>
+      </w:pPr>
+    </w:p>
+    <w:p>
+      <w:pPr>
+        <w:spacing w:before="0" w:after="0"/>
+      </w:pPr>
+    </w:p>
+    <w:p>
+      <w:pPr>
+        <w:spacing w:before="0" w:after="0"/>
+      </w:pPr>
+    </w:p>
+    <w:p>
+      <w:pPr>
+        <w:spacing w:before="0" w:after="0"/>
+      </w:pPr>
+    </w:p>
+    <w:p>
+      <w:pPr>
+        <w:spacing w:before="0" w:after="0"/>
+      </w:pPr>
+    </w:p>
+    <w:p>
+      <w:pPr>
+        <w:spacing w:before="0" w:after="0"/>
+      </w:pPr>
+    </w:p>
+    <w:p>
+      <w:pPr>
+        <w:spacing w:before="0" w:after="0"/>
+      </w:pPr>
+    </w:p>
+    <w:p>
+      <w:pPr>
+        <w:spacing w:before="0" w:after="0"/>
+      </w:pPr>
+    </w:p>
+    <w:p>
+      <w:pPr>
         <w:spacing w:before="160" w:after="80"/>
       </w:pPr>
       <w:r>
@@ -34480,7 +37529,7 @@
         </w:rPr>
         <w:drawing>
           <wp:inline>
-            <wp:extent cx="3600000" cy="1779545"/>
+            <wp:extent cx="3574431" cy="1779545"/>
             <wp:effectExtent b="0" l="0" r="0" t="0"/>
             <wp:docPr descr="" title="" id="277" name="Picture"/>
             <a:graphic>
@@ -34501,7 +37550,7 @@
                   <pic:spPr bwMode="auto">
                     <a:xfrm>
                       <a:off x="0" y="0"/>
-                      <a:ext cx="3600000" cy="1779545"/>
+                      <a:ext cx="3574431" cy="1779545"/>
                     </a:xfrm>
                     <a:prstGeom prst="rect">
                       <a:avLst/>
@@ -34598,6 +37647,46 @@
     </w:p>
     <w:p>
       <w:pPr>
+        <w:spacing w:before="0" w:after="0"/>
+      </w:pPr>
+    </w:p>
+    <w:p>
+      <w:pPr>
+        <w:spacing w:before="0" w:after="0"/>
+      </w:pPr>
+    </w:p>
+    <w:p>
+      <w:pPr>
+        <w:spacing w:before="0" w:after="0"/>
+      </w:pPr>
+    </w:p>
+    <w:p>
+      <w:pPr>
+        <w:spacing w:before="0" w:after="0"/>
+      </w:pPr>
+    </w:p>
+    <w:p>
+      <w:pPr>
+        <w:spacing w:before="0" w:after="0"/>
+      </w:pPr>
+    </w:p>
+    <w:p>
+      <w:pPr>
+        <w:spacing w:before="0" w:after="0"/>
+      </w:pPr>
+    </w:p>
+    <w:p>
+      <w:pPr>
+        <w:spacing w:before="0" w:after="0"/>
+      </w:pPr>
+    </w:p>
+    <w:p>
+      <w:pPr>
+        <w:spacing w:before="0" w:after="0"/>
+      </w:pPr>
+    </w:p>
+    <w:p>
+      <w:pPr>
         <w:spacing w:before="160" w:after="80"/>
       </w:pPr>
       <w:r>
@@ -34716,7 +37805,7 @@
         </w:rPr>
         <w:drawing>
           <wp:inline>
-            <wp:extent cx="3600000" cy="770441"/>
+            <wp:extent cx="3600000" cy="767723"/>
             <wp:effectExtent b="0" l="0" r="0" t="0"/>
             <wp:docPr descr="" title="" id="281" name="Picture"/>
             <a:graphic>
@@ -34737,7 +37826,7 @@
                   <pic:spPr bwMode="auto">
                     <a:xfrm>
                       <a:off x="0" y="0"/>
-                      <a:ext cx="3600000" cy="770441"/>
+                      <a:ext cx="3600000" cy="767723"/>
                     </a:xfrm>
                     <a:prstGeom prst="rect">
                       <a:avLst/>
@@ -34983,6 +38072,31 @@
         </w:rPr>
         <w:t xml:space="preserve"> ____。</w:t>
       </w:r>
+    </w:p>
+    <w:p>
+      <w:pPr>
+        <w:spacing w:before="0" w:after="0"/>
+      </w:pPr>
+    </w:p>
+    <w:p>
+      <w:pPr>
+        <w:spacing w:before="0" w:after="0"/>
+      </w:pPr>
+    </w:p>
+    <w:p>
+      <w:pPr>
+        <w:spacing w:before="0" w:after="0"/>
+      </w:pPr>
+    </w:p>
+    <w:p>
+      <w:pPr>
+        <w:spacing w:before="0" w:after="0"/>
+      </w:pPr>
+    </w:p>
+    <w:p>
+      <w:pPr>
+        <w:spacing w:before="0" w:after="0"/>
+      </w:pPr>
     </w:p>
     <w:p>
       <w:pPr>
@@ -35285,7 +38399,7 @@
         </w:rPr>
         <w:drawing>
           <wp:inline>
-            <wp:extent cx="3600000" cy="1347368"/>
+            <wp:extent cx="3585964" cy="1347368"/>
             <wp:effectExtent b="0" l="0" r="0" t="0"/>
             <wp:docPr descr="" title="" id="288" name="Picture"/>
             <a:graphic>
@@ -35306,7 +38420,7 @@
                   <pic:spPr bwMode="auto">
                     <a:xfrm>
                       <a:off x="0" y="0"/>
-                      <a:ext cx="3600000" cy="1347368"/>
+                      <a:ext cx="3585964" cy="1347368"/>
                     </a:xfrm>
                     <a:prstGeom prst="rect">
                       <a:avLst/>
@@ -35324,6 +38438,31 @@
           </wp:inline>
         </w:drawing>
       </w:r>
+    </w:p>
+    <w:p>
+      <w:pPr>
+        <w:spacing w:before="0" w:after="0"/>
+      </w:pPr>
+    </w:p>
+    <w:p>
+      <w:pPr>
+        <w:spacing w:before="0" w:after="0"/>
+      </w:pPr>
+    </w:p>
+    <w:p>
+      <w:pPr>
+        <w:spacing w:before="0" w:after="0"/>
+      </w:pPr>
+    </w:p>
+    <w:p>
+      <w:pPr>
+        <w:spacing w:before="0" w:after="0"/>
+      </w:pPr>
+    </w:p>
+    <w:p>
+      <w:pPr>
+        <w:spacing w:before="0" w:after="0"/>
+      </w:pPr>
     </w:p>
     <w:p>
       <w:pPr>
@@ -36139,7 +39278,7 @@
         </w:rPr>
         <w:drawing>
           <wp:inline>
-            <wp:extent cx="3600000" cy="1596144"/>
+            <wp:extent cx="3600000" cy="1581553"/>
             <wp:effectExtent b="0" l="0" r="0" t="0"/>
             <wp:docPr descr="" title="" id="295" name="Picture"/>
             <a:graphic>
@@ -36160,7 +39299,7 @@
                   <pic:spPr bwMode="auto">
                     <a:xfrm>
                       <a:off x="0" y="0"/>
-                      <a:ext cx="3600000" cy="1596144"/>
+                      <a:ext cx="3600000" cy="1581553"/>
                     </a:xfrm>
                     <a:prstGeom prst="rect">
                       <a:avLst/>
@@ -36278,6 +39417,46 @@
         </w:rPr>
         <w:t xml:space="preserve"> ____。</w:t>
       </w:r>
+    </w:p>
+    <w:p>
+      <w:pPr>
+        <w:spacing w:before="0" w:after="0"/>
+      </w:pPr>
+    </w:p>
+    <w:p>
+      <w:pPr>
+        <w:spacing w:before="0" w:after="0"/>
+      </w:pPr>
+    </w:p>
+    <w:p>
+      <w:pPr>
+        <w:spacing w:before="0" w:after="0"/>
+      </w:pPr>
+    </w:p>
+    <w:p>
+      <w:pPr>
+        <w:spacing w:before="0" w:after="0"/>
+      </w:pPr>
+    </w:p>
+    <w:p>
+      <w:pPr>
+        <w:spacing w:before="0" w:after="0"/>
+      </w:pPr>
+    </w:p>
+    <w:p>
+      <w:pPr>
+        <w:spacing w:before="0" w:after="0"/>
+      </w:pPr>
+    </w:p>
+    <w:p>
+      <w:pPr>
+        <w:spacing w:before="0" w:after="0"/>
+      </w:pPr>
+    </w:p>
+    <w:p>
+      <w:pPr>
+        <w:spacing w:before="0" w:after="0"/>
+      </w:pPr>
     </w:p>
     <w:p>
       <w:pPr>
@@ -36919,6 +40098,46 @@
     </w:p>
     <w:p>
       <w:pPr>
+        <w:spacing w:before="0" w:after="0"/>
+      </w:pPr>
+    </w:p>
+    <w:p>
+      <w:pPr>
+        <w:spacing w:before="0" w:after="0"/>
+      </w:pPr>
+    </w:p>
+    <w:p>
+      <w:pPr>
+        <w:spacing w:before="0" w:after="0"/>
+      </w:pPr>
+    </w:p>
+    <w:p>
+      <w:pPr>
+        <w:spacing w:before="0" w:after="0"/>
+      </w:pPr>
+    </w:p>
+    <w:p>
+      <w:pPr>
+        <w:spacing w:before="0" w:after="0"/>
+      </w:pPr>
+    </w:p>
+    <w:p>
+      <w:pPr>
+        <w:spacing w:before="0" w:after="0"/>
+      </w:pPr>
+    </w:p>
+    <w:p>
+      <w:pPr>
+        <w:spacing w:before="0" w:after="0"/>
+      </w:pPr>
+    </w:p>
+    <w:p>
+      <w:pPr>
+        <w:spacing w:before="0" w:after="0"/>
+      </w:pPr>
+    </w:p>
+    <w:p>
+      <w:pPr>
         <w:spacing w:before="160" w:after="80"/>
       </w:pPr>
       <w:r>
@@ -37336,6 +40555,31 @@
     </w:p>
     <w:p>
       <w:pPr>
+        <w:spacing w:before="0" w:after="0"/>
+      </w:pPr>
+    </w:p>
+    <w:p>
+      <w:pPr>
+        <w:spacing w:before="0" w:after="0"/>
+      </w:pPr>
+    </w:p>
+    <w:p>
+      <w:pPr>
+        <w:spacing w:before="0" w:after="0"/>
+      </w:pPr>
+    </w:p>
+    <w:p>
+      <w:pPr>
+        <w:spacing w:before="0" w:after="0"/>
+      </w:pPr>
+    </w:p>
+    <w:p>
+      <w:pPr>
+        <w:spacing w:before="0" w:after="0"/>
+      </w:pPr>
+    </w:p>
+    <w:p>
+      <w:pPr>
         <w:spacing w:before="160" w:after="80"/>
       </w:pPr>
       <w:r>
@@ -37856,6 +41100,31 @@
         </w:rPr>
         <w:t>。</w:t>
       </w:r>
+    </w:p>
+    <w:p>
+      <w:pPr>
+        <w:spacing w:before="0" w:after="0"/>
+      </w:pPr>
+    </w:p>
+    <w:p>
+      <w:pPr>
+        <w:spacing w:before="0" w:after="0"/>
+      </w:pPr>
+    </w:p>
+    <w:p>
+      <w:pPr>
+        <w:spacing w:before="0" w:after="0"/>
+      </w:pPr>
+    </w:p>
+    <w:p>
+      <w:pPr>
+        <w:spacing w:before="0" w:after="0"/>
+      </w:pPr>
+    </w:p>
+    <w:p>
+      <w:pPr>
+        <w:spacing w:before="0" w:after="0"/>
+      </w:pPr>
     </w:p>
     <w:p>
       <w:pPr>
@@ -38402,6 +41671,46 @@
     </w:p>
     <w:p>
       <w:pPr>
+        <w:spacing w:before="0" w:after="0"/>
+      </w:pPr>
+    </w:p>
+    <w:p>
+      <w:pPr>
+        <w:spacing w:before="0" w:after="0"/>
+      </w:pPr>
+    </w:p>
+    <w:p>
+      <w:pPr>
+        <w:spacing w:before="0" w:after="0"/>
+      </w:pPr>
+    </w:p>
+    <w:p>
+      <w:pPr>
+        <w:spacing w:before="0" w:after="0"/>
+      </w:pPr>
+    </w:p>
+    <w:p>
+      <w:pPr>
+        <w:spacing w:before="0" w:after="0"/>
+      </w:pPr>
+    </w:p>
+    <w:p>
+      <w:pPr>
+        <w:spacing w:before="0" w:after="0"/>
+      </w:pPr>
+    </w:p>
+    <w:p>
+      <w:pPr>
+        <w:spacing w:before="0" w:after="0"/>
+      </w:pPr>
+    </w:p>
+    <w:p>
+      <w:pPr>
+        <w:spacing w:before="0" w:after="0"/>
+      </w:pPr>
+    </w:p>
+    <w:p>
+      <w:pPr>
         <w:spacing w:before="160" w:after="80"/>
       </w:pPr>
       <w:r>
@@ -38706,7 +42015,7 @@
         </w:rPr>
         <w:drawing>
           <wp:inline>
-            <wp:extent cx="3600000" cy="1071910"/>
+            <wp:extent cx="3600000" cy="1053409"/>
             <wp:effectExtent b="0" l="0" r="0" t="0"/>
             <wp:docPr descr="" title="" id="309" name="Picture"/>
             <a:graphic>
@@ -38727,7 +42036,7 @@
                   <pic:spPr bwMode="auto">
                     <a:xfrm>
                       <a:off x="0" y="0"/>
-                      <a:ext cx="3600000" cy="1071910"/>
+                      <a:ext cx="3600000" cy="1053409"/>
                     </a:xfrm>
                     <a:prstGeom prst="rect">
                       <a:avLst/>
@@ -38947,7 +42256,7 @@
         </w:rPr>
         <w:drawing>
           <wp:inline>
-            <wp:extent cx="3600000" cy="1093946"/>
+            <wp:extent cx="3578206" cy="1093946"/>
             <wp:effectExtent b="0" l="0" r="0" t="0"/>
             <wp:docPr descr="" title="" id="312" name="Picture"/>
             <a:graphic>
@@ -38968,7 +42277,7 @@
                   <pic:spPr bwMode="auto">
                     <a:xfrm>
                       <a:off x="0" y="0"/>
-                      <a:ext cx="3600000" cy="1093946"/>
+                      <a:ext cx="3578206" cy="1093946"/>
                     </a:xfrm>
                     <a:prstGeom prst="rect">
                       <a:avLst/>
@@ -39052,7 +42361,7 @@
         </w:rPr>
         <w:drawing>
           <wp:inline>
-            <wp:extent cx="3600000" cy="971863"/>
+            <wp:extent cx="3600000" cy="960000"/>
             <wp:effectExtent b="0" l="0" r="0" t="0"/>
             <wp:docPr descr="" title="" id="315" name="Picture"/>
             <a:graphic>
@@ -39073,7 +42382,7 @@
                   <pic:spPr bwMode="auto">
                     <a:xfrm>
                       <a:off x="0" y="0"/>
-                      <a:ext cx="3600000" cy="971863"/>
+                      <a:ext cx="3600000" cy="960000"/>
                     </a:xfrm>
                     <a:prstGeom prst="rect">
                       <a:avLst/>
@@ -39155,6 +42464,46 @@
         </w:rPr>
         <w:t>？</w:t>
       </w:r>
+    </w:p>
+    <w:p>
+      <w:pPr>
+        <w:spacing w:before="0" w:after="0"/>
+      </w:pPr>
+    </w:p>
+    <w:p>
+      <w:pPr>
+        <w:spacing w:before="0" w:after="0"/>
+      </w:pPr>
+    </w:p>
+    <w:p>
+      <w:pPr>
+        <w:spacing w:before="0" w:after="0"/>
+      </w:pPr>
+    </w:p>
+    <w:p>
+      <w:pPr>
+        <w:spacing w:before="0" w:after="0"/>
+      </w:pPr>
+    </w:p>
+    <w:p>
+      <w:pPr>
+        <w:spacing w:before="0" w:after="0"/>
+      </w:pPr>
+    </w:p>
+    <w:p>
+      <w:pPr>
+        <w:spacing w:before="0" w:after="0"/>
+      </w:pPr>
+    </w:p>
+    <w:p>
+      <w:pPr>
+        <w:spacing w:before="0" w:after="0"/>
+      </w:pPr>
+    </w:p>
+    <w:p>
+      <w:pPr>
+        <w:spacing w:before="0" w:after="0"/>
+      </w:pPr>
     </w:p>
     <w:p>
       <w:pPr>
@@ -39577,6 +42926,31 @@
     </w:p>
     <w:p>
       <w:pPr>
+        <w:spacing w:before="0" w:after="0"/>
+      </w:pPr>
+    </w:p>
+    <w:p>
+      <w:pPr>
+        <w:spacing w:before="0" w:after="0"/>
+      </w:pPr>
+    </w:p>
+    <w:p>
+      <w:pPr>
+        <w:spacing w:before="0" w:after="0"/>
+      </w:pPr>
+    </w:p>
+    <w:p>
+      <w:pPr>
+        <w:spacing w:before="0" w:after="0"/>
+      </w:pPr>
+    </w:p>
+    <w:p>
+      <w:pPr>
+        <w:spacing w:before="0" w:after="0"/>
+      </w:pPr>
+    </w:p>
+    <w:p>
+      <w:pPr>
         <w:spacing w:before="160" w:after="80"/>
       </w:pPr>
       <w:r>
@@ -39743,7 +43117,7 @@
         </w:rPr>
         <w:drawing>
           <wp:inline>
-            <wp:extent cx="3240000" cy="2652046"/>
+            <wp:extent cx="3215766" cy="2652046"/>
             <wp:effectExtent b="0" l="0" r="0" t="0"/>
             <wp:docPr descr="" title="" id="326" name="Picture"/>
             <a:graphic>
@@ -39764,7 +43138,7 @@
                   <pic:spPr bwMode="auto">
                     <a:xfrm>
                       <a:off x="0" y="0"/>
-                      <a:ext cx="3240000" cy="2652046"/>
+                      <a:ext cx="3215766" cy="2652046"/>
                     </a:xfrm>
                     <a:prstGeom prst="rect">
                       <a:avLst/>
@@ -39842,7 +43216,7 @@
         </w:rPr>
         <w:drawing>
           <wp:inline>
-            <wp:extent cx="3600000" cy="1574468"/>
+            <wp:extent cx="3600000" cy="1555131"/>
             <wp:effectExtent b="0" l="0" r="0" t="0"/>
             <wp:docPr descr="" title="" id="329" name="Picture"/>
             <a:graphic>
@@ -39863,7 +43237,7 @@
                   <pic:spPr bwMode="auto">
                     <a:xfrm>
                       <a:off x="0" y="0"/>
-                      <a:ext cx="3600000" cy="1574468"/>
+                      <a:ext cx="3600000" cy="1555131"/>
                     </a:xfrm>
                     <a:prstGeom prst="rect">
                       <a:avLst/>
@@ -40415,6 +43789,46 @@
     </w:p>
     <w:p>
       <w:pPr>
+        <w:spacing w:before="0" w:after="0"/>
+      </w:pPr>
+    </w:p>
+    <w:p>
+      <w:pPr>
+        <w:spacing w:before="0" w:after="0"/>
+      </w:pPr>
+    </w:p>
+    <w:p>
+      <w:pPr>
+        <w:spacing w:before="0" w:after="0"/>
+      </w:pPr>
+    </w:p>
+    <w:p>
+      <w:pPr>
+        <w:spacing w:before="0" w:after="0"/>
+      </w:pPr>
+    </w:p>
+    <w:p>
+      <w:pPr>
+        <w:spacing w:before="0" w:after="0"/>
+      </w:pPr>
+    </w:p>
+    <w:p>
+      <w:pPr>
+        <w:spacing w:before="0" w:after="0"/>
+      </w:pPr>
+    </w:p>
+    <w:p>
+      <w:pPr>
+        <w:spacing w:before="0" w:after="0"/>
+      </w:pPr>
+    </w:p>
+    <w:p>
+      <w:pPr>
+        <w:spacing w:before="0" w:after="0"/>
+      </w:pPr>
+    </w:p>
+    <w:p>
+      <w:pPr>
         <w:spacing w:before="160" w:after="80"/>
       </w:pPr>
       <w:r>
@@ -40610,7 +44024,7 @@
         </w:rPr>
         <w:drawing>
           <wp:inline>
-            <wp:extent cx="3600000" cy="2006837"/>
+            <wp:extent cx="3600000" cy="1996581"/>
             <wp:effectExtent b="0" l="0" r="0" t="0"/>
             <wp:docPr descr="" title="" id="333" name="Picture"/>
             <a:graphic>
@@ -40631,7 +44045,7 @@
                   <pic:spPr bwMode="auto">
                     <a:xfrm>
                       <a:off x="0" y="0"/>
-                      <a:ext cx="3600000" cy="2006837"/>
+                      <a:ext cx="3600000" cy="1996581"/>
                     </a:xfrm>
                     <a:prstGeom prst="rect">
                       <a:avLst/>
@@ -40866,6 +44280,46 @@
     </w:p>
     <w:p>
       <w:pPr>
+        <w:spacing w:before="0" w:after="0"/>
+      </w:pPr>
+    </w:p>
+    <w:p>
+      <w:pPr>
+        <w:spacing w:before="0" w:after="0"/>
+      </w:pPr>
+    </w:p>
+    <w:p>
+      <w:pPr>
+        <w:spacing w:before="0" w:after="0"/>
+      </w:pPr>
+    </w:p>
+    <w:p>
+      <w:pPr>
+        <w:spacing w:before="0" w:after="0"/>
+      </w:pPr>
+    </w:p>
+    <w:p>
+      <w:pPr>
+        <w:spacing w:before="0" w:after="0"/>
+      </w:pPr>
+    </w:p>
+    <w:p>
+      <w:pPr>
+        <w:spacing w:before="0" w:after="0"/>
+      </w:pPr>
+    </w:p>
+    <w:p>
+      <w:pPr>
+        <w:spacing w:before="0" w:after="0"/>
+      </w:pPr>
+    </w:p>
+    <w:p>
+      <w:pPr>
+        <w:spacing w:before="0" w:after="0"/>
+      </w:pPr>
+    </w:p>
+    <w:p>
+      <w:pPr>
         <w:spacing w:before="160" w:after="80"/>
       </w:pPr>
       <w:r>
@@ -40936,7 +44390,7 @@
         </w:rPr>
         <w:drawing>
           <wp:inline>
-            <wp:extent cx="3600000" cy="772808"/>
+            <wp:extent cx="3600000" cy="738129"/>
             <wp:effectExtent b="0" l="0" r="0" t="0"/>
             <wp:docPr descr="" title="" id="337" name="Picture"/>
             <a:graphic>
@@ -40957,7 +44411,7 @@
                   <pic:spPr bwMode="auto">
                     <a:xfrm>
                       <a:off x="0" y="0"/>
-                      <a:ext cx="3600000" cy="772808"/>
+                      <a:ext cx="3600000" cy="738129"/>
                     </a:xfrm>
                     <a:prstGeom prst="rect">
                       <a:avLst/>
@@ -41361,7 +44815,7 @@
         </w:rPr>
         <w:drawing>
           <wp:inline>
-            <wp:extent cx="3600000" cy="1719563"/>
+            <wp:extent cx="3585700" cy="1719563"/>
             <wp:effectExtent b="0" l="0" r="0" t="0"/>
             <wp:docPr descr="" title="" id="343" name="Picture"/>
             <a:graphic>
@@ -41382,7 +44836,7 @@
                   <pic:spPr bwMode="auto">
                     <a:xfrm>
                       <a:off x="0" y="0"/>
-                      <a:ext cx="3600000" cy="1719563"/>
+                      <a:ext cx="3585700" cy="1719563"/>
                     </a:xfrm>
                     <a:prstGeom prst="rect">
                       <a:avLst/>
@@ -41413,7 +44867,7 @@
         </w:rPr>
         <w:drawing>
           <wp:inline>
-            <wp:extent cx="3600000" cy="1123489"/>
+            <wp:extent cx="3600000" cy="1111409"/>
             <wp:effectExtent b="0" l="0" r="0" t="0"/>
             <wp:docPr descr="" title="" id="346" name="Picture"/>
             <a:graphic>
@@ -41434,7 +44888,7 @@
                   <pic:spPr bwMode="auto">
                     <a:xfrm>
                       <a:off x="0" y="0"/>
-                      <a:ext cx="3600000" cy="1123489"/>
+                      <a:ext cx="3600000" cy="1111409"/>
                     </a:xfrm>
                     <a:prstGeom prst="rect">
                       <a:avLst/>
@@ -41452,6 +44906,31 @@
           </wp:inline>
         </w:drawing>
       </w:r>
+    </w:p>
+    <w:p>
+      <w:pPr>
+        <w:spacing w:before="0" w:after="0"/>
+      </w:pPr>
+    </w:p>
+    <w:p>
+      <w:pPr>
+        <w:spacing w:before="0" w:after="0"/>
+      </w:pPr>
+    </w:p>
+    <w:p>
+      <w:pPr>
+        <w:spacing w:before="0" w:after="0"/>
+      </w:pPr>
+    </w:p>
+    <w:p>
+      <w:pPr>
+        <w:spacing w:before="0" w:after="0"/>
+      </w:pPr>
+    </w:p>
+    <w:p>
+      <w:pPr>
+        <w:spacing w:before="0" w:after="0"/>
+      </w:pPr>
     </w:p>
     <w:p>
       <w:pPr>
@@ -42271,6 +45750,31 @@
     </w:p>
     <w:p>
       <w:pPr>
+        <w:spacing w:before="0" w:after="0"/>
+      </w:pPr>
+    </w:p>
+    <w:p>
+      <w:pPr>
+        <w:spacing w:before="0" w:after="0"/>
+      </w:pPr>
+    </w:p>
+    <w:p>
+      <w:pPr>
+        <w:spacing w:before="0" w:after="0"/>
+      </w:pPr>
+    </w:p>
+    <w:p>
+      <w:pPr>
+        <w:spacing w:before="0" w:after="0"/>
+      </w:pPr>
+    </w:p>
+    <w:p>
+      <w:pPr>
+        <w:spacing w:before="0" w:after="0"/>
+      </w:pPr>
+    </w:p>
+    <w:p>
+      <w:pPr>
         <w:spacing w:before="160" w:after="80"/>
       </w:pPr>
       <w:r>
@@ -42856,6 +46360,46 @@
         </w:rPr>
         <w:t>列出引发剂和捕获剂的具体例子</w:t>
       </w:r>
+    </w:p>
+    <w:p>
+      <w:pPr>
+        <w:spacing w:before="0" w:after="0"/>
+      </w:pPr>
+    </w:p>
+    <w:p>
+      <w:pPr>
+        <w:spacing w:before="0" w:after="0"/>
+      </w:pPr>
+    </w:p>
+    <w:p>
+      <w:pPr>
+        <w:spacing w:before="0" w:after="0"/>
+      </w:pPr>
+    </w:p>
+    <w:p>
+      <w:pPr>
+        <w:spacing w:before="0" w:after="0"/>
+      </w:pPr>
+    </w:p>
+    <w:p>
+      <w:pPr>
+        <w:spacing w:before="0" w:after="0"/>
+      </w:pPr>
+    </w:p>
+    <w:p>
+      <w:pPr>
+        <w:spacing w:before="0" w:after="0"/>
+      </w:pPr>
+    </w:p>
+    <w:p>
+      <w:pPr>
+        <w:spacing w:before="0" w:after="0"/>
+      </w:pPr>
+    </w:p>
+    <w:p>
+      <w:pPr>
+        <w:spacing w:before="0" w:after="0"/>
+      </w:pPr>
     </w:p>
     <w:p>
       <w:pPr>
@@ -43672,6 +47216,31 @@
         </w:rPr>
         <w:t>？</w:t>
       </w:r>
+    </w:p>
+    <w:p>
+      <w:pPr>
+        <w:spacing w:before="0" w:after="0"/>
+      </w:pPr>
+    </w:p>
+    <w:p>
+      <w:pPr>
+        <w:spacing w:before="0" w:after="0"/>
+      </w:pPr>
+    </w:p>
+    <w:p>
+      <w:pPr>
+        <w:spacing w:before="0" w:after="0"/>
+      </w:pPr>
+    </w:p>
+    <w:p>
+      <w:pPr>
+        <w:spacing w:before="0" w:after="0"/>
+      </w:pPr>
+    </w:p>
+    <w:p>
+      <w:pPr>
+        <w:spacing w:before="0" w:after="0"/>
+      </w:pPr>
     </w:p>
     <w:p>
       <w:pPr>
@@ -44602,6 +48171,21 @@
         </w:rPr>
         <w:t xml:space="preserve">​</w:t>
       </w:r>
+    </w:p>
+    <w:p>
+      <w:pPr>
+        <w:spacing w:before="0" w:after="0"/>
+      </w:pPr>
+    </w:p>
+    <w:p>
+      <w:pPr>
+        <w:spacing w:before="0" w:after="0"/>
+      </w:pPr>
+    </w:p>
+    <w:p>
+      <w:pPr>
+        <w:spacing w:before="0" w:after="0"/>
+      </w:pPr>
     </w:p>
     <w:p>
       <w:pPr>
@@ -45883,7 +49467,7 @@
         </w:rPr>
         <w:drawing>
           <wp:inline>
-            <wp:extent cx="3197202" cy="2033420"/>
+            <wp:extent cx="3053463" cy="2033420"/>
             <wp:effectExtent b="0" l="0" r="0" t="0"/>
             <wp:docPr descr="" title="" id="353" name="Picture"/>
             <a:graphic>
@@ -45904,7 +49488,7 @@
                   <pic:spPr bwMode="auto">
                     <a:xfrm>
                       <a:off x="0" y="0"/>
-                      <a:ext cx="3197202" cy="2033420"/>
+                      <a:ext cx="3053463" cy="2033420"/>
                     </a:xfrm>
                     <a:prstGeom prst="rect">
                       <a:avLst/>
@@ -45925,6 +49509,31 @@
     </w:p>
     <w:p>
       <w:pPr>
+        <w:spacing w:before="0" w:after="0"/>
+      </w:pPr>
+    </w:p>
+    <w:p>
+      <w:pPr>
+        <w:spacing w:before="0" w:after="0"/>
+      </w:pPr>
+    </w:p>
+    <w:p>
+      <w:pPr>
+        <w:spacing w:before="0" w:after="0"/>
+      </w:pPr>
+    </w:p>
+    <w:p>
+      <w:pPr>
+        <w:spacing w:before="0" w:after="0"/>
+      </w:pPr>
+    </w:p>
+    <w:p>
+      <w:pPr>
+        <w:spacing w:before="0" w:after="0"/>
+      </w:pPr>
+    </w:p>
+    <w:p>
+      <w:pPr>
         <w:spacing w:before="160" w:after="80"/>
       </w:pPr>
       <w:r>
@@ -46428,6 +50037,46 @@
         </w:rPr>
         <w:t xml:space="preserve">t-BuOK/t-BuOH）</w:t>
       </w:r>
+    </w:p>
+    <w:p>
+      <w:pPr>
+        <w:spacing w:before="0" w:after="0"/>
+      </w:pPr>
+    </w:p>
+    <w:p>
+      <w:pPr>
+        <w:spacing w:before="0" w:after="0"/>
+      </w:pPr>
+    </w:p>
+    <w:p>
+      <w:pPr>
+        <w:spacing w:before="0" w:after="0"/>
+      </w:pPr>
+    </w:p>
+    <w:p>
+      <w:pPr>
+        <w:spacing w:before="0" w:after="0"/>
+      </w:pPr>
+    </w:p>
+    <w:p>
+      <w:pPr>
+        <w:spacing w:before="0" w:after="0"/>
+      </w:pPr>
+    </w:p>
+    <w:p>
+      <w:pPr>
+        <w:spacing w:before="0" w:after="0"/>
+      </w:pPr>
+    </w:p>
+    <w:p>
+      <w:pPr>
+        <w:spacing w:before="0" w:after="0"/>
+      </w:pPr>
+    </w:p>
+    <w:p>
+      <w:pPr>
+        <w:spacing w:before="0" w:after="0"/>
+      </w:pPr>
     </w:p>
     <w:p>
       <w:pPr>

--- a/00-首页/题组Word/习题书/第三篇-有机化学/5-亲核取代、消除与羧酸衍生物-学生版-打印版.docx
+++ b/00-首页/题组Word/习题书/第三篇-有机化学/5-亲核取代、消除与羧酸衍生物-学生版-打印版.docx
@@ -6,9 +6,8 @@
     <w:p>
       <w:pPr>
         <w:pStyle w:val="Heading1"/>
-        <w:spacing w:before="0" w:after="240"/>
+        <w:spacing w:before="280" w:after="120"/>
         <w:jc w:val="center"/>
-        <w:keepNext/>
       </w:pPr>
       <w:r>
         <w:rPr>
@@ -67,8 +66,7 @@
     <w:p>
       <w:pPr>
         <w:pStyle w:val="Heading2"/>
-        <w:spacing w:before="280" w:after="80"/>
-        <w:keepNext/>
+        <w:spacing w:before="280" w:after="120"/>
       </w:pPr>
       <w:r>
         <w:rPr>
@@ -82,8 +80,7 @@
     <w:p>
       <w:pPr>
         <w:pStyle w:val="Heading2"/>
-        <w:spacing w:before="280" w:after="80"/>
-        <w:keepNext/>
+        <w:spacing w:before="280" w:after="120"/>
       </w:pPr>
       <w:r>
         <w:rPr>
@@ -381,8 +378,7 @@
     <w:p>
       <w:pPr>
         <w:pStyle w:val="Heading2"/>
-        <w:spacing w:before="280" w:after="80"/>
-        <w:keepNext/>
+        <w:spacing w:before="280" w:after="120"/>
       </w:pPr>
       <w:r>
         <w:rPr>
@@ -521,8 +517,7 @@
     <w:p>
       <w:pPr>
         <w:pStyle w:val="Heading2"/>
-        <w:spacing w:before="280" w:after="80"/>
-        <w:keepNext/>
+        <w:spacing w:before="280" w:after="120"/>
       </w:pPr>
       <w:r>
         <w:rPr>
@@ -747,8 +742,7 @@
     <w:p>
       <w:pPr>
         <w:pStyle w:val="Heading2"/>
-        <w:spacing w:before="280" w:after="80"/>
-        <w:keepNext/>
+        <w:spacing w:before="280" w:after="120"/>
       </w:pPr>
       <w:r>
         <w:rPr>
@@ -897,8 +891,7 @@
     <w:p>
       <w:pPr>
         <w:pStyle w:val="Heading2"/>
-        <w:spacing w:before="280" w:after="80"/>
-        <w:keepNext/>
+        <w:spacing w:before="280" w:after="120"/>
       </w:pPr>
       <w:r>
         <w:rPr>
@@ -1056,8 +1049,7 @@
     <w:p>
       <w:pPr>
         <w:pStyle w:val="Heading2"/>
-        <w:spacing w:before="280" w:after="80"/>
-        <w:keepNext/>
+        <w:spacing w:before="280" w:after="120"/>
       </w:pPr>
       <w:r>
         <w:rPr>
@@ -1200,8 +1192,7 @@
     <w:p>
       <w:pPr>
         <w:pStyle w:val="Heading2"/>
-        <w:spacing w:before="280" w:after="80"/>
-        <w:keepNext/>
+        <w:spacing w:before="280" w:after="120"/>
       </w:pPr>
       <w:r>
         <w:rPr>
@@ -1486,8 +1477,7 @@
     <w:p>
       <w:pPr>
         <w:pStyle w:val="Heading2"/>
-        <w:spacing w:before="280" w:after="80"/>
-        <w:keepNext/>
+        <w:spacing w:before="280" w:after="120"/>
       </w:pPr>
       <w:r>
         <w:rPr>
@@ -2184,8 +2174,7 @@
     <w:p>
       <w:pPr>
         <w:pStyle w:val="Heading2"/>
-        <w:spacing w:before="280" w:after="80"/>
-        <w:keepNext/>
+        <w:spacing w:before="280" w:after="120"/>
       </w:pPr>
       <w:r>
         <w:rPr>
@@ -2346,8 +2335,7 @@
     <w:p>
       <w:pPr>
         <w:pStyle w:val="Heading2"/>
-        <w:spacing w:before="280" w:after="80"/>
-        <w:keepNext/>
+        <w:spacing w:before="280" w:after="120"/>
       </w:pPr>
       <w:r>
         <w:rPr>
@@ -2650,8 +2638,7 @@
     <w:p>
       <w:pPr>
         <w:pStyle w:val="Heading2"/>
-        <w:spacing w:before="280" w:after="80"/>
-        <w:keepNext/>
+        <w:spacing w:before="280" w:after="120"/>
       </w:pPr>
       <w:r>
         <w:rPr>
@@ -2948,8 +2935,7 @@
     <w:p>
       <w:pPr>
         <w:pStyle w:val="Heading2"/>
-        <w:spacing w:before="280" w:after="80"/>
-        <w:keepNext/>
+        <w:spacing w:before="280" w:after="120"/>
       </w:pPr>
       <w:r>
         <w:rPr>
@@ -3229,8 +3215,7 @@
     <w:p>
       <w:pPr>
         <w:pStyle w:val="Heading2"/>
-        <w:spacing w:before="280" w:after="80"/>
-        <w:keepNext/>
+        <w:spacing w:before="280" w:after="120"/>
       </w:pPr>
       <w:r>
         <w:rPr>
@@ -3519,8 +3504,7 @@
     <w:p>
       <w:pPr>
         <w:pStyle w:val="Heading2"/>
-        <w:spacing w:before="280" w:after="80"/>
-        <w:keepNext/>
+        <w:spacing w:before="280" w:after="120"/>
       </w:pPr>
       <w:r>
         <w:rPr>
@@ -3650,8 +3634,7 @@
     <w:p>
       <w:pPr>
         <w:pStyle w:val="Heading2"/>
-        <w:spacing w:before="280" w:after="80"/>
-        <w:keepNext/>
+        <w:spacing w:before="280" w:after="120"/>
       </w:pPr>
       <w:r>
         <w:rPr>
@@ -3922,8 +3905,7 @@
     <w:p>
       <w:pPr>
         <w:pStyle w:val="Heading2"/>
-        <w:spacing w:before="280" w:after="80"/>
-        <w:keepNext/>
+        <w:spacing w:before="280" w:after="120"/>
       </w:pPr>
       <w:r>
         <w:rPr>
@@ -4154,8 +4136,7 @@
     <w:p>
       <w:pPr>
         <w:pStyle w:val="Heading2"/>
-        <w:spacing w:before="280" w:after="80"/>
-        <w:keepNext/>
+        <w:spacing w:before="280" w:after="120"/>
       </w:pPr>
       <w:r>
         <w:rPr>
@@ -4456,8 +4437,7 @@
     <w:p>
       <w:pPr>
         <w:pStyle w:val="Heading2"/>
-        <w:spacing w:before="280" w:after="80"/>
-        <w:keepNext/>
+        <w:spacing w:before="280" w:after="120"/>
       </w:pPr>
       <w:r>
         <w:rPr>
@@ -4882,8 +4862,7 @@
     <w:p>
       <w:pPr>
         <w:pStyle w:val="Heading2"/>
-        <w:spacing w:before="280" w:after="80"/>
-        <w:keepNext/>
+        <w:spacing w:before="280" w:after="120"/>
       </w:pPr>
       <w:r>
         <w:rPr>
@@ -5354,8 +5333,7 @@
     <w:p>
       <w:pPr>
         <w:pStyle w:val="Heading2"/>
-        <w:spacing w:before="280" w:after="80"/>
-        <w:keepNext/>
+        <w:spacing w:before="280" w:after="120"/>
       </w:pPr>
       <w:r>
         <w:rPr>
@@ -5913,8 +5891,7 @@
     <w:p>
       <w:pPr>
         <w:pStyle w:val="Heading2"/>
-        <w:spacing w:before="280" w:after="80"/>
-        <w:keepNext/>
+        <w:spacing w:before="280" w:after="120"/>
       </w:pPr>
       <w:r>
         <w:rPr>
@@ -6148,8 +6125,7 @@
     <w:p>
       <w:pPr>
         <w:pStyle w:val="Heading2"/>
-        <w:spacing w:before="280" w:after="80"/>
-        <w:keepNext/>
+        <w:spacing w:before="280" w:after="120"/>
       </w:pPr>
       <w:r>
         <w:rPr>
@@ -6234,8 +6210,7 @@
     <w:p>
       <w:pPr>
         <w:pStyle w:val="Heading2"/>
-        <w:spacing w:before="280" w:after="80"/>
-        <w:keepNext/>
+        <w:spacing w:before="280" w:after="120"/>
       </w:pPr>
       <w:r>
         <w:rPr>
@@ -6558,8 +6533,7 @@
     <w:p>
       <w:pPr>
         <w:pStyle w:val="Heading2"/>
-        <w:spacing w:before="280" w:after="80"/>
-        <w:keepNext/>
+        <w:spacing w:before="280" w:after="120"/>
       </w:pPr>
       <w:r>
         <w:rPr>
@@ -6729,8 +6703,7 @@
     <w:p>
       <w:pPr>
         <w:pStyle w:val="Heading2"/>
-        <w:spacing w:before="280" w:after="80"/>
-        <w:keepNext/>
+        <w:spacing w:before="280" w:after="120"/>
       </w:pPr>
       <w:r>
         <w:rPr>
@@ -6830,8 +6803,7 @@
     <w:p>
       <w:pPr>
         <w:pStyle w:val="Heading2"/>
-        <w:spacing w:before="280" w:after="80"/>
-        <w:keepNext/>
+        <w:spacing w:before="280" w:after="120"/>
       </w:pPr>
       <w:r>
         <w:rPr>
@@ -6989,8 +6961,7 @@
     <w:p>
       <w:pPr>
         <w:pStyle w:val="Heading2"/>
-        <w:spacing w:before="280" w:after="80"/>
-        <w:keepNext/>
+        <w:spacing w:before="280" w:after="120"/>
       </w:pPr>
       <w:r>
         <w:rPr>
@@ -7306,8 +7277,7 @@
     <w:p>
       <w:pPr>
         <w:pStyle w:val="Heading2"/>
-        <w:spacing w:before="280" w:after="80"/>
-        <w:keepNext/>
+        <w:spacing w:before="280" w:after="120"/>
       </w:pPr>
       <w:r>
         <w:rPr>
@@ -7495,8 +7465,7 @@
     <w:p>
       <w:pPr>
         <w:pStyle w:val="Heading2"/>
-        <w:spacing w:before="280" w:after="80"/>
-        <w:keepNext/>
+        <w:spacing w:before="280" w:after="120"/>
       </w:pPr>
       <w:r>
         <w:rPr>
@@ -7654,8 +7623,7 @@
     <w:p>
       <w:pPr>
         <w:pStyle w:val="Heading2"/>
-        <w:spacing w:before="280" w:after="80"/>
-        <w:keepNext/>
+        <w:spacing w:before="280" w:after="120"/>
       </w:pPr>
       <w:r>
         <w:rPr>
@@ -7798,8 +7766,7 @@
     <w:p>
       <w:pPr>
         <w:pStyle w:val="Heading2"/>
-        <w:spacing w:before="280" w:after="80"/>
-        <w:keepNext/>
+        <w:spacing w:before="280" w:after="120"/>
       </w:pPr>
       <w:r>
         <w:rPr>
@@ -7957,8 +7924,7 @@
     <w:p>
       <w:pPr>
         <w:pStyle w:val="Heading2"/>
-        <w:spacing w:before="280" w:after="80"/>
-        <w:keepNext/>
+        <w:spacing w:before="280" w:after="120"/>
       </w:pPr>
       <w:r>
         <w:rPr>
@@ -8116,8 +8082,7 @@
     <w:p>
       <w:pPr>
         <w:pStyle w:val="Heading2"/>
-        <w:spacing w:before="280" w:after="80"/>
-        <w:keepNext/>
+        <w:spacing w:before="280" w:after="120"/>
       </w:pPr>
       <w:r>
         <w:rPr>
@@ -8275,8 +8240,7 @@
     <w:p>
       <w:pPr>
         <w:pStyle w:val="Heading2"/>
-        <w:spacing w:before="280" w:after="80"/>
-        <w:keepNext/>
+        <w:spacing w:before="280" w:after="120"/>
       </w:pPr>
       <w:r>
         <w:rPr>
@@ -8432,8 +8396,7 @@
     <w:p>
       <w:pPr>
         <w:pStyle w:val="Heading2"/>
-        <w:spacing w:before="280" w:after="80"/>
-        <w:keepNext/>
+        <w:spacing w:before="280" w:after="120"/>
       </w:pPr>
       <w:r>
         <w:rPr>
@@ -8576,8 +8539,7 @@
     <w:p>
       <w:pPr>
         <w:pStyle w:val="Heading2"/>
-        <w:spacing w:before="280" w:after="80"/>
-        <w:keepNext/>
+        <w:spacing w:before="280" w:after="120"/>
       </w:pPr>
       <w:r>
         <w:rPr>
@@ -8823,8 +8785,7 @@
     <w:p>
       <w:pPr>
         <w:pStyle w:val="Heading2"/>
-        <w:spacing w:before="280" w:after="80"/>
-        <w:keepNext/>
+        <w:spacing w:before="280" w:after="120"/>
       </w:pPr>
       <w:r>
         <w:rPr>
@@ -8994,8 +8955,7 @@
     <w:p>
       <w:pPr>
         <w:pStyle w:val="Heading2"/>
-        <w:spacing w:before="280" w:after="80"/>
-        <w:keepNext/>
+        <w:spacing w:before="280" w:after="120"/>
       </w:pPr>
       <w:r>
         <w:rPr>
@@ -9309,8 +9269,7 @@
     <w:p>
       <w:pPr>
         <w:pStyle w:val="Heading2"/>
-        <w:spacing w:before="280" w:after="80"/>
-        <w:keepNext/>
+        <w:spacing w:before="280" w:after="120"/>
       </w:pPr>
       <w:r>
         <w:rPr>
@@ -13070,8 +13029,7 @@
     <w:p>
       <w:pPr>
         <w:pStyle w:val="Heading2"/>
-        <w:spacing w:before="280" w:after="80"/>
-        <w:keepNext/>
+        <w:spacing w:before="280" w:after="120"/>
       </w:pPr>
       <w:r>
         <w:rPr>
@@ -13629,8 +13587,7 @@
     <w:p>
       <w:pPr>
         <w:pStyle w:val="Heading2"/>
-        <w:spacing w:before="280" w:after="80"/>
-        <w:keepNext/>
+        <w:spacing w:before="280" w:after="120"/>
       </w:pPr>
       <w:r>
         <w:rPr>
@@ -13925,8 +13882,7 @@
     <w:p>
       <w:pPr>
         <w:pStyle w:val="Heading2"/>
-        <w:spacing w:before="280" w:after="80"/>
-        <w:keepNext/>
+        <w:spacing w:before="280" w:after="120"/>
       </w:pPr>
       <w:r>
         <w:rPr>
@@ -14163,8 +14119,7 @@
     <w:p>
       <w:pPr>
         <w:pStyle w:val="Heading2"/>
-        <w:spacing w:before="280" w:after="80"/>
-        <w:keepNext/>
+        <w:spacing w:before="280" w:after="120"/>
       </w:pPr>
       <w:r>
         <w:rPr>
@@ -14425,8 +14380,7 @@
     <w:p>
       <w:pPr>
         <w:pStyle w:val="Heading2"/>
-        <w:spacing w:before="280" w:after="80"/>
-        <w:keepNext/>
+        <w:spacing w:before="280" w:after="120"/>
       </w:pPr>
       <w:r>
         <w:rPr>
@@ -14713,8 +14667,7 @@
     <w:p>
       <w:pPr>
         <w:pStyle w:val="Heading2"/>
-        <w:spacing w:before="280" w:after="80"/>
-        <w:keepNext/>
+        <w:spacing w:before="280" w:after="120"/>
       </w:pPr>
       <w:r>
         <w:rPr>
@@ -14806,8 +14759,7 @@
     <w:p>
       <w:pPr>
         <w:pStyle w:val="Heading2"/>
-        <w:spacing w:before="280" w:after="80"/>
-        <w:keepNext/>
+        <w:spacing w:before="280" w:after="120"/>
       </w:pPr>
       <w:r>
         <w:rPr>
@@ -15444,8 +15396,7 @@
     <w:p>
       <w:pPr>
         <w:pStyle w:val="Heading2"/>
-        <w:spacing w:before="280" w:after="80"/>
-        <w:keepNext/>
+        <w:spacing w:before="280" w:after="120"/>
       </w:pPr>
       <w:r>
         <w:rPr>
@@ -15905,8 +15856,7 @@
     <w:p>
       <w:pPr>
         <w:pStyle w:val="Heading2"/>
-        <w:spacing w:before="280" w:after="80"/>
-        <w:keepNext/>
+        <w:spacing w:before="280" w:after="120"/>
       </w:pPr>
       <w:r>
         <w:rPr>
@@ -16303,8 +16253,7 @@
     <w:p>
       <w:pPr>
         <w:pStyle w:val="Heading2"/>
-        <w:spacing w:before="280" w:after="80"/>
-        <w:keepNext/>
+        <w:spacing w:before="280" w:after="120"/>
       </w:pPr>
       <w:r>
         <w:rPr>
@@ -16868,8 +16817,7 @@
     <w:p>
       <w:pPr>
         <w:pStyle w:val="Heading2"/>
-        <w:spacing w:before="280" w:after="80"/>
-        <w:keepNext/>
+        <w:spacing w:before="280" w:after="120"/>
       </w:pPr>
       <w:r>
         <w:rPr>
@@ -17651,8 +17599,7 @@
     <w:p>
       <w:pPr>
         <w:pStyle w:val="Heading2"/>
-        <w:spacing w:before="280" w:after="80"/>
-        <w:keepNext/>
+        <w:spacing w:before="280" w:after="120"/>
       </w:pPr>
       <w:r>
         <w:rPr>
@@ -18308,8 +18255,7 @@
     <w:p>
       <w:pPr>
         <w:pStyle w:val="Heading2"/>
-        <w:spacing w:before="280" w:after="80"/>
-        <w:keepNext/>
+        <w:spacing w:before="280" w:after="120"/>
       </w:pPr>
       <w:r>
         <w:rPr>
@@ -18707,8 +18653,7 @@
     <w:p>
       <w:pPr>
         <w:pStyle w:val="Heading2"/>
-        <w:spacing w:before="280" w:after="80"/>
-        <w:keepNext/>
+        <w:spacing w:before="280" w:after="120"/>
       </w:pPr>
       <w:r>
         <w:rPr>
@@ -19328,8 +19273,7 @@
     <w:p>
       <w:pPr>
         <w:pStyle w:val="Heading2"/>
-        <w:spacing w:before="280" w:after="80"/>
-        <w:keepNext/>
+        <w:spacing w:before="280" w:after="120"/>
       </w:pPr>
       <w:r>
         <w:rPr>
@@ -19343,8 +19287,7 @@
     <w:p>
       <w:pPr>
         <w:pStyle w:val="Heading2"/>
-        <w:spacing w:before="280" w:after="80"/>
-        <w:keepNext/>
+        <w:spacing w:before="280" w:after="120"/>
       </w:pPr>
       <w:r>
         <w:rPr>
@@ -19463,8 +19406,7 @@
     <w:p>
       <w:pPr>
         <w:pStyle w:val="Heading2"/>
-        <w:spacing w:before="280" w:after="80"/>
-        <w:keepNext/>
+        <w:spacing w:before="280" w:after="120"/>
       </w:pPr>
       <w:r>
         <w:rPr>
@@ -19812,8 +19754,7 @@
     <w:p>
       <w:pPr>
         <w:pStyle w:val="Heading2"/>
-        <w:spacing w:before="280" w:after="80"/>
-        <w:keepNext/>
+        <w:spacing w:before="280" w:after="120"/>
       </w:pPr>
       <w:r>
         <w:rPr>
@@ -20113,8 +20054,7 @@
     <w:p>
       <w:pPr>
         <w:pStyle w:val="Heading2"/>
-        <w:spacing w:before="280" w:after="80"/>
-        <w:keepNext/>
+        <w:spacing w:before="280" w:after="120"/>
       </w:pPr>
       <w:r>
         <w:rPr>
@@ -20450,8 +20390,7 @@
     <w:p>
       <w:pPr>
         <w:pStyle w:val="Heading2"/>
-        <w:spacing w:before="280" w:after="80"/>
-        <w:keepNext/>
+        <w:spacing w:before="280" w:after="120"/>
       </w:pPr>
       <w:r>
         <w:rPr>
@@ -20652,8 +20591,7 @@
     <w:p>
       <w:pPr>
         <w:pStyle w:val="Heading2"/>
-        <w:spacing w:before="280" w:after="80"/>
-        <w:keepNext/>
+        <w:spacing w:before="280" w:after="120"/>
       </w:pPr>
       <w:r>
         <w:rPr>
@@ -20878,8 +20816,7 @@
     <w:p>
       <w:pPr>
         <w:pStyle w:val="Heading2"/>
-        <w:spacing w:before="280" w:after="80"/>
-        <w:keepNext/>
+        <w:spacing w:before="280" w:after="120"/>
       </w:pPr>
       <w:r>
         <w:rPr>
@@ -21120,8 +21057,7 @@
     <w:p>
       <w:pPr>
         <w:pStyle w:val="Heading2"/>
-        <w:spacing w:before="280" w:after="80"/>
-        <w:keepNext/>
+        <w:spacing w:before="280" w:after="120"/>
       </w:pPr>
       <w:r>
         <w:rPr>
@@ -21364,8 +21300,7 @@
     <w:p>
       <w:pPr>
         <w:pStyle w:val="Heading2"/>
-        <w:spacing w:before="280" w:after="80"/>
-        <w:keepNext/>
+        <w:spacing w:before="280" w:after="120"/>
       </w:pPr>
       <w:r>
         <w:rPr>
@@ -21635,8 +21570,7 @@
     <w:p>
       <w:pPr>
         <w:pStyle w:val="Heading2"/>
-        <w:spacing w:before="280" w:after="80"/>
-        <w:keepNext/>
+        <w:spacing w:before="280" w:after="120"/>
       </w:pPr>
       <w:r>
         <w:rPr>
@@ -21930,8 +21864,7 @@
     <w:p>
       <w:pPr>
         <w:pStyle w:val="Heading2"/>
-        <w:spacing w:before="280" w:after="80"/>
-        <w:keepNext/>
+        <w:spacing w:before="280" w:after="120"/>
       </w:pPr>
       <w:r>
         <w:rPr>
@@ -22162,8 +22095,7 @@
     <w:p>
       <w:pPr>
         <w:pStyle w:val="Heading2"/>
-        <w:spacing w:before="280" w:after="80"/>
-        <w:keepNext/>
+        <w:spacing w:before="280" w:after="120"/>
       </w:pPr>
       <w:r>
         <w:rPr>
@@ -22451,8 +22383,7 @@
     <w:p>
       <w:pPr>
         <w:pStyle w:val="Heading2"/>
-        <w:spacing w:before="280" w:after="80"/>
-        <w:keepNext/>
+        <w:spacing w:before="280" w:after="120"/>
       </w:pPr>
       <w:r>
         <w:rPr>
@@ -22659,8 +22590,7 @@
     <w:p>
       <w:pPr>
         <w:pStyle w:val="Heading2"/>
-        <w:spacing w:before="280" w:after="80"/>
-        <w:keepNext/>
+        <w:spacing w:before="280" w:after="120"/>
       </w:pPr>
       <w:r>
         <w:rPr>
@@ -22879,8 +22809,7 @@
     <w:p>
       <w:pPr>
         <w:pStyle w:val="Heading2"/>
-        <w:spacing w:before="280" w:after="80"/>
-        <w:keepNext/>
+        <w:spacing w:before="280" w:after="120"/>
       </w:pPr>
       <w:r>
         <w:rPr>
@@ -23063,8 +22992,7 @@
     <w:p>
       <w:pPr>
         <w:pStyle w:val="Heading2"/>
-        <w:spacing w:before="280" w:after="80"/>
-        <w:keepNext/>
+        <w:spacing w:before="280" w:after="120"/>
       </w:pPr>
       <w:r>
         <w:rPr>
@@ -23749,8 +23677,7 @@
     <w:p>
       <w:pPr>
         <w:pStyle w:val="Heading2"/>
-        <w:spacing w:before="280" w:after="80"/>
-        <w:keepNext/>
+        <w:spacing w:before="280" w:after="120"/>
       </w:pPr>
       <w:r>
         <w:rPr>
@@ -24279,8 +24206,7 @@
     <w:p>
       <w:pPr>
         <w:pStyle w:val="Heading2"/>
-        <w:spacing w:before="280" w:after="80"/>
-        <w:keepNext/>
+        <w:spacing w:before="280" w:after="120"/>
       </w:pPr>
       <w:r>
         <w:rPr>
@@ -24806,8 +24732,7 @@
     <w:p>
       <w:pPr>
         <w:pStyle w:val="Heading2"/>
-        <w:spacing w:before="280" w:after="80"/>
-        <w:keepNext/>
+        <w:spacing w:before="280" w:after="120"/>
       </w:pPr>
       <w:r>
         <w:rPr>
@@ -25313,8 +25238,7 @@
     <w:p>
       <w:pPr>
         <w:pStyle w:val="Heading2"/>
-        <w:spacing w:before="280" w:after="80"/>
-        <w:keepNext/>
+        <w:spacing w:before="280" w:after="120"/>
       </w:pPr>
       <w:r>
         <w:rPr>
@@ -26450,8 +26374,7 @@
     <w:p>
       <w:pPr>
         <w:pStyle w:val="Heading2"/>
-        <w:spacing w:before="280" w:after="80"/>
-        <w:keepNext/>
+        <w:spacing w:before="280" w:after="120"/>
       </w:pPr>
       <w:r>
         <w:rPr>
@@ -27130,8 +27053,7 @@
     <w:p>
       <w:pPr>
         <w:pStyle w:val="Heading2"/>
-        <w:spacing w:before="280" w:after="80"/>
-        <w:keepNext/>
+        <w:spacing w:before="280" w:after="120"/>
       </w:pPr>
       <w:r>
         <w:rPr>
@@ -27792,8 +27714,7 @@
     <w:p>
       <w:pPr>
         <w:pStyle w:val="Heading2"/>
-        <w:spacing w:before="280" w:after="80"/>
-        <w:keepNext/>
+        <w:spacing w:before="280" w:after="120"/>
       </w:pPr>
       <w:r>
         <w:rPr>
@@ -28840,8 +28761,7 @@
     <w:p>
       <w:pPr>
         <w:pStyle w:val="Heading2"/>
-        <w:spacing w:before="280" w:after="80"/>
-        <w:keepNext/>
+        <w:spacing w:before="280" w:after="120"/>
       </w:pPr>
       <w:r>
         <w:rPr>
@@ -29526,8 +29446,7 @@
     <w:p>
       <w:pPr>
         <w:pStyle w:val="Heading2"/>
-        <w:spacing w:before="280" w:after="80"/>
-        <w:keepNext/>
+        <w:spacing w:before="280" w:after="120"/>
       </w:pPr>
       <w:r>
         <w:rPr>
@@ -30774,8 +30693,7 @@
     <w:p>
       <w:pPr>
         <w:pStyle w:val="Heading2"/>
-        <w:spacing w:before="280" w:after="80"/>
-        <w:keepNext/>
+        <w:spacing w:before="280" w:after="120"/>
       </w:pPr>
       <w:r>
         <w:rPr>
@@ -31784,8 +31702,7 @@
     <w:p>
       <w:pPr>
         <w:pStyle w:val="Heading2"/>
-        <w:spacing w:before="280" w:after="80"/>
-        <w:keepNext/>
+        <w:spacing w:before="280" w:after="120"/>
       </w:pPr>
       <w:r>
         <w:rPr>
@@ -32307,8 +32224,7 @@
     <w:p>
       <w:pPr>
         <w:pStyle w:val="Heading2"/>
-        <w:spacing w:before="280" w:after="80"/>
-        <w:keepNext/>
+        <w:spacing w:before="280" w:after="120"/>
       </w:pPr>
       <w:r>
         <w:rPr>
@@ -32410,8 +32326,7 @@
     <w:p>
       <w:pPr>
         <w:pStyle w:val="Heading2"/>
-        <w:spacing w:before="280" w:after="80"/>
-        <w:keepNext/>
+        <w:spacing w:before="280" w:after="120"/>
       </w:pPr>
       <w:r>
         <w:rPr>
@@ -32702,8 +32617,7 @@
     <w:p>
       <w:pPr>
         <w:pStyle w:val="Heading2"/>
-        <w:spacing w:before="280" w:after="80"/>
-        <w:keepNext/>
+        <w:spacing w:before="280" w:after="120"/>
       </w:pPr>
       <w:r>
         <w:rPr>
@@ -33479,8 +33393,7 @@
     <w:p>
       <w:pPr>
         <w:pStyle w:val="Heading2"/>
-        <w:spacing w:before="280" w:after="80"/>
-        <w:keepNext/>
+        <w:spacing w:before="280" w:after="120"/>
       </w:pPr>
       <w:r>
         <w:rPr>
@@ -34728,8 +34641,7 @@
     <w:p>
       <w:pPr>
         <w:pStyle w:val="Heading2"/>
-        <w:spacing w:before="280" w:after="80"/>
-        <w:keepNext/>
+        <w:spacing w:before="280" w:after="120"/>
       </w:pPr>
       <w:r>
         <w:rPr>
@@ -35628,8 +35540,7 @@
     <w:p>
       <w:pPr>
         <w:pStyle w:val="Heading2"/>
-        <w:spacing w:before="280" w:after="80"/>
-        <w:keepNext/>
+        <w:spacing w:before="280" w:after="120"/>
       </w:pPr>
       <w:r>
         <w:rPr>
@@ -36140,8 +36051,7 @@
     <w:p>
       <w:pPr>
         <w:pStyle w:val="Heading2"/>
-        <w:spacing w:before="280" w:after="80"/>
-        <w:keepNext/>
+        <w:spacing w:before="280" w:after="120"/>
       </w:pPr>
       <w:r>
         <w:rPr>
@@ -37216,8 +37126,7 @@
     <w:p>
       <w:pPr>
         <w:pStyle w:val="Heading2"/>
-        <w:spacing w:before="280" w:after="80"/>
-        <w:keepNext/>
+        <w:spacing w:before="280" w:after="120"/>
       </w:pPr>
       <w:r>
         <w:rPr>
@@ -37700,8 +37609,7 @@
     <w:p>
       <w:pPr>
         <w:pStyle w:val="Heading2"/>
-        <w:spacing w:before="280" w:after="80"/>
-        <w:keepNext/>
+        <w:spacing w:before="280" w:after="120"/>
       </w:pPr>
       <w:r>
         <w:rPr>
@@ -38113,8 +38021,7 @@
     <w:p>
       <w:pPr>
         <w:pStyle w:val="Heading2"/>
-        <w:spacing w:before="280" w:after="80"/>
-        <w:keepNext/>
+        <w:spacing w:before="280" w:after="120"/>
       </w:pPr>
       <w:r>
         <w:rPr>
@@ -38479,8 +38386,7 @@
     <w:p>
       <w:pPr>
         <w:pStyle w:val="Heading2"/>
-        <w:spacing w:before="280" w:after="80"/>
-        <w:keepNext/>
+        <w:spacing w:before="280" w:after="120"/>
       </w:pPr>
       <w:r>
         <w:rPr>
@@ -39473,8 +39379,7 @@
     <w:p>
       <w:pPr>
         <w:pStyle w:val="Heading2"/>
-        <w:spacing w:before="280" w:after="80"/>
-        <w:keepNext/>
+        <w:spacing w:before="280" w:after="120"/>
       </w:pPr>
       <w:r>
         <w:rPr>
@@ -40151,8 +40056,7 @@
     <w:p>
       <w:pPr>
         <w:pStyle w:val="Heading2"/>
-        <w:spacing w:before="280" w:after="80"/>
-        <w:keepNext/>
+        <w:spacing w:before="280" w:after="120"/>
       </w:pPr>
       <w:r>
         <w:rPr>
@@ -40593,8 +40497,7 @@
     <w:p>
       <w:pPr>
         <w:pStyle w:val="Heading2"/>
-        <w:spacing w:before="280" w:after="80"/>
-        <w:keepNext/>
+        <w:spacing w:before="280" w:after="120"/>
       </w:pPr>
       <w:r>
         <w:rPr>
@@ -41141,8 +41044,7 @@
     <w:p>
       <w:pPr>
         <w:pStyle w:val="Heading2"/>
-        <w:spacing w:before="280" w:after="80"/>
-        <w:keepNext/>
+        <w:spacing w:before="280" w:after="120"/>
       </w:pPr>
       <w:r>
         <w:rPr>
@@ -41724,8 +41626,7 @@
     <w:p>
       <w:pPr>
         <w:pStyle w:val="Heading2"/>
-        <w:spacing w:before="280" w:after="80"/>
-        <w:keepNext/>
+        <w:spacing w:before="280" w:after="120"/>
       </w:pPr>
       <w:r>
         <w:rPr>
@@ -42520,8 +42421,7 @@
     <w:p>
       <w:pPr>
         <w:pStyle w:val="Heading2"/>
-        <w:spacing w:before="280" w:after="80"/>
-        <w:keepNext/>
+        <w:spacing w:before="280" w:after="120"/>
       </w:pPr>
       <w:r>
         <w:rPr>
@@ -42964,8 +42864,7 @@
     <w:p>
       <w:pPr>
         <w:pStyle w:val="Heading2"/>
-        <w:spacing w:before="280" w:after="80"/>
-        <w:keepNext/>
+        <w:spacing w:before="280" w:after="120"/>
       </w:pPr>
       <w:r>
         <w:rPr>
@@ -43842,8 +43741,7 @@
     <w:p>
       <w:pPr>
         <w:pStyle w:val="Heading2"/>
-        <w:spacing w:before="280" w:after="80"/>
-        <w:keepNext/>
+        <w:spacing w:before="280" w:after="120"/>
       </w:pPr>
       <w:r>
         <w:rPr>
@@ -44333,8 +44231,7 @@
     <w:p>
       <w:pPr>
         <w:pStyle w:val="Heading2"/>
-        <w:spacing w:before="280" w:after="80"/>
-        <w:keepNext/>
+        <w:spacing w:before="280" w:after="120"/>
       </w:pPr>
       <w:r>
         <w:rPr>
@@ -44947,8 +44844,7 @@
     <w:p>
       <w:pPr>
         <w:pStyle w:val="Heading2"/>
-        <w:spacing w:before="280" w:after="80"/>
-        <w:keepNext/>
+        <w:spacing w:before="280" w:after="120"/>
       </w:pPr>
       <w:r>
         <w:rPr>
@@ -45788,8 +45684,7 @@
     <w:p>
       <w:pPr>
         <w:pStyle w:val="Heading2"/>
-        <w:spacing w:before="280" w:after="80"/>
-        <w:keepNext/>
+        <w:spacing w:before="280" w:after="120"/>
       </w:pPr>
       <w:r>
         <w:rPr>
@@ -46416,8 +46311,7 @@
     <w:p>
       <w:pPr>
         <w:pStyle w:val="Heading2"/>
-        <w:spacing w:before="280" w:after="80"/>
-        <w:keepNext/>
+        <w:spacing w:before="280" w:after="120"/>
       </w:pPr>
       <w:r>
         <w:rPr>
@@ -47257,8 +47151,7 @@
     <w:p>
       <w:pPr>
         <w:pStyle w:val="Heading2"/>
-        <w:spacing w:before="280" w:after="80"/>
-        <w:keepNext/>
+        <w:spacing w:before="280" w:after="120"/>
       </w:pPr>
       <w:r>
         <w:rPr>
@@ -48202,8 +48095,7 @@
     <w:p>
       <w:pPr>
         <w:pStyle w:val="Heading2"/>
-        <w:spacing w:before="280" w:after="80"/>
-        <w:keepNext/>
+        <w:spacing w:before="280" w:after="120"/>
       </w:pPr>
       <w:r>
         <w:rPr>
@@ -49547,8 +49439,7 @@
     <w:p>
       <w:pPr>
         <w:pStyle w:val="Heading2"/>
-        <w:spacing w:before="280" w:after="80"/>
-        <w:keepNext/>
+        <w:spacing w:before="280" w:after="120"/>
       </w:pPr>
       <w:r>
         <w:rPr>
@@ -50091,8 +49982,8 @@
     <w:bookmarkEnd w:id="356"/>
     <w:bookmarkEnd w:id="357"/>
     <w:sectPr>
+      <w:headerReference w:type="default" r:id="rId346"/>
       <w:footerReference w:type="default" r:id="rId9"/>
-      <w:headerReference w:type="default" r:id="rId10"/>
       <w:footnotePr>
         <w:numRestart w:val="eachSect"/>
       </w:footnotePr>
@@ -50111,88 +50002,123 @@
 <w:ftr xmlns:m="http://schemas.openxmlformats.org/officeDocument/2006/math" xmlns:mc="http://schemas.openxmlformats.org/markup-compatibility/2006" xmlns:mo="http://schemas.microsoft.com/office/mac/office/2008/main" xmlns:mv="urn:schemas-microsoft-com:mac:vml" xmlns:o="urn:schemas-microsoft-com:office:office" xmlns:r="http://schemas.openxmlformats.org/officeDocument/2006/relationships" xmlns:v="urn:schemas-microsoft-com:vml" xmlns:w10="urn:schemas-microsoft-com:office:word" xmlns:w14="http://schemas.microsoft.com/office/word/2010/wordml" xmlns:w="http://schemas.openxmlformats.org/wordprocessingml/2006/main" xmlns:wne="http://schemas.microsoft.com/office/word/2006/wordml" xmlns:wp14="http://schemas.microsoft.com/office/word/2010/wordprocessingDrawing" xmlns:wp="http://schemas.openxmlformats.org/drawingml/2006/wordprocessingDrawing" xmlns:wpc="http://schemas.microsoft.com/office/word/2010/wordprocessingCanvas" xmlns:wpg="http://schemas.microsoft.com/office/word/2010/wordprocessingGroup" xmlns:wpi="http://schemas.microsoft.com/office/word/2010/wordprocessingInk" xmlns:wps="http://schemas.microsoft.com/office/word/2010/wordprocessingShape" mc:Ignorable="w14 wp14">
   <w:p>
     <w:pPr>
+      <w:pStyle w:val="Footer"/>
       <w:jc w:val="center"/>
     </w:pPr>
     <w:r>
       <w:rPr>
+        <w:rFonts w:ascii="Times New Roman" w:hAnsi="Times New Roman" w:eastAsia="Times New Roman" w:cs="Times New Roman"/>
+        <w:b w:val="0"/>
         <w:color w:val="000000"/>
-        <w:sz w:val="18"/>
+        <w:sz w:val="20"/>
       </w:rPr>
       <w:t xml:space="preserve">第 </w:t>
     </w:r>
     <w:r>
       <w:rPr>
+        <w:rFonts w:ascii="Times New Roman" w:hAnsi="Times New Roman" w:eastAsia="Times New Roman" w:cs="Times New Roman"/>
+        <w:b w:val="0"/>
         <w:color w:val="000000"/>
-        <w:sz w:val="18"/>
+        <w:sz w:val="20"/>
       </w:rPr>
       <w:fldChar w:fldCharType="begin"/>
     </w:r>
     <w:r>
       <w:rPr>
-        <w:sz w:val="18"/>
+        <w:rFonts w:ascii="Times New Roman" w:hAnsi="Times New Roman" w:eastAsia="Times New Roman" w:cs="Times New Roman"/>
+        <w:b w:val="0"/>
+        <w:color w:val="000000"/>
+        <w:sz w:val="20"/>
       </w:rPr>
       <w:instrText xml:space="preserve"> PAGE </w:instrText>
     </w:r>
     <w:r>
       <w:rPr>
-        <w:sz w:val="18"/>
+        <w:rFonts w:ascii="Times New Roman" w:hAnsi="Times New Roman" w:eastAsia="Times New Roman" w:cs="Times New Roman"/>
+        <w:b w:val="0"/>
+        <w:color w:val="000000"/>
+        <w:sz w:val="20"/>
       </w:rPr>
       <w:fldChar w:fldCharType="separate"/>
     </w:r>
     <w:r>
       <w:rPr>
-        <w:sz w:val="18"/>
+        <w:rFonts w:ascii="Times New Roman" w:hAnsi="Times New Roman" w:eastAsia="Times New Roman" w:cs="Times New Roman"/>
+        <w:b w:val="0"/>
+        <w:color w:val="000000"/>
+        <w:sz w:val="20"/>
       </w:rPr>
       <w:t>1</w:t>
     </w:r>
     <w:r>
       <w:rPr>
-        <w:sz w:val="18"/>
+        <w:rFonts w:ascii="Times New Roman" w:hAnsi="Times New Roman" w:eastAsia="Times New Roman" w:cs="Times New Roman"/>
+        <w:b w:val="0"/>
+        <w:color w:val="000000"/>
+        <w:sz w:val="20"/>
       </w:rPr>
       <w:fldChar w:fldCharType="end"/>
     </w:r>
     <w:r>
       <w:rPr>
+        <w:rFonts w:ascii="Times New Roman" w:hAnsi="Times New Roman" w:eastAsia="Times New Roman" w:cs="Times New Roman"/>
+        <w:b w:val="0"/>
         <w:color w:val="000000"/>
-        <w:sz w:val="18"/>
+        <w:sz w:val="20"/>
       </w:rPr>
       <w:t xml:space="preserve"> 页 / 共 </w:t>
     </w:r>
     <w:r>
       <w:rPr>
+        <w:rFonts w:ascii="Times New Roman" w:hAnsi="Times New Roman" w:eastAsia="Times New Roman" w:cs="Times New Roman"/>
+        <w:b w:val="0"/>
         <w:color w:val="000000"/>
-        <w:sz w:val="18"/>
+        <w:sz w:val="20"/>
       </w:rPr>
       <w:fldChar w:fldCharType="begin"/>
     </w:r>
     <w:r>
       <w:rPr>
-        <w:sz w:val="18"/>
+        <w:rFonts w:ascii="Times New Roman" w:hAnsi="Times New Roman" w:eastAsia="Times New Roman" w:cs="Times New Roman"/>
+        <w:b w:val="0"/>
+        <w:color w:val="000000"/>
+        <w:sz w:val="20"/>
       </w:rPr>
       <w:instrText xml:space="preserve"> NUMPAGES </w:instrText>
     </w:r>
     <w:r>
       <w:rPr>
-        <w:sz w:val="18"/>
+        <w:rFonts w:ascii="Times New Roman" w:hAnsi="Times New Roman" w:eastAsia="Times New Roman" w:cs="Times New Roman"/>
+        <w:b w:val="0"/>
+        <w:color w:val="000000"/>
+        <w:sz w:val="20"/>
       </w:rPr>
       <w:fldChar w:fldCharType="separate"/>
     </w:r>
     <w:r>
       <w:rPr>
-        <w:sz w:val="18"/>
+        <w:rFonts w:ascii="Times New Roman" w:hAnsi="Times New Roman" w:eastAsia="Times New Roman" w:cs="Times New Roman"/>
+        <w:b w:val="0"/>
+        <w:color w:val="000000"/>
+        <w:sz w:val="20"/>
       </w:rPr>
       <w:t>1</w:t>
     </w:r>
     <w:r>
       <w:rPr>
-        <w:sz w:val="18"/>
+        <w:rFonts w:ascii="Times New Roman" w:hAnsi="Times New Roman" w:eastAsia="Times New Roman" w:cs="Times New Roman"/>
+        <w:b w:val="0"/>
+        <w:color w:val="000000"/>
+        <w:sz w:val="20"/>
       </w:rPr>
       <w:fldChar w:fldCharType="end"/>
     </w:r>
     <w:r>
       <w:rPr>
+        <w:rFonts w:ascii="Times New Roman" w:hAnsi="Times New Roman" w:eastAsia="Times New Roman" w:cs="Times New Roman"/>
+        <w:b w:val="0"/>
         <w:color w:val="000000"/>
-        <w:sz w:val="18"/>
+        <w:sz w:val="20"/>
       </w:rPr>
       <w:t xml:space="preserve"> 页</w:t>
     </w:r>
@@ -50230,10 +50156,12 @@
     </w:pPr>
     <w:r>
       <w:rPr>
+        <w:rFonts w:ascii="Times New Roman" w:hAnsi="Times New Roman" w:eastAsia="Times New Roman" w:cs="Times New Roman"/>
+        <w:b w:val="0"/>
         <w:color w:val="000000"/>
         <w:sz w:val="18"/>
       </w:rPr>
-      <w:t>第三篇 有机化学 · 第5章 亲核取代、消除与羧酸衍生物-学生版</w:t>
+      <w:t xml:space="preserve">第 5 章 亲核取代、消除与羧酸衍生物</w:t>
     </w:r>
   </w:p>
 </w:hdr>
@@ -52808,7 +52736,7 @@
     <ns0:rPr>
       <ns0:rFonts ns0:ascii="Times New Roman" ns0:cs="Times New Roman" ns0:eastAsia="SimHei" ns0:hAnsi="Times New Roman"/>
       <ns0:b/>
-      <ns0:color ns0:val="17324D"/>
+      <ns0:color ns0:val="000000"/>
       <ns0:sz ns0:val="44"/>
       <ns0:szCs ns0:val="56"/>
     </ns0:rPr>
@@ -52950,7 +52878,7 @@
     <ns0:rPr>
       <ns0:rFonts ns0:ascii="Times New Roman" ns0:cs="Times New Roman" ns0:eastAsia="SimHei" ns0:hAnsi="Times New Roman"/>
       <ns0:b/>
-      <ns0:color ns0:val="17324D"/>
+      <ns0:color ns0:val="000000"/>
       <ns0:sz ns0:val="32"/>
       <ns0:szCs ns0:val="40"/>
     </ns0:rPr>
@@ -52974,7 +52902,7 @@
     <ns0:rPr>
       <ns0:rFonts ns0:ascii="Times New Roman" ns0:cs="Times New Roman" ns0:eastAsia="SimHei" ns0:hAnsi="Times New Roman"/>
       <ns0:b/>
-      <ns0:color ns0:val="17324D"/>
+      <ns0:color ns0:val="000000"/>
       <ns0:sz ns0:val="28"/>
       <ns0:szCs ns0:val="32"/>
     </ns0:rPr>
@@ -52998,7 +52926,7 @@
     <ns0:rPr>
       <ns0:rFonts ns0:ascii="Times New Roman" ns0:cs="Times New Roman" ns0:eastAsia="SimHei" ns0:hAnsi="Times New Roman"/>
       <ns0:b/>
-      <ns0:color ns0:val="17324D"/>
+      <ns0:color ns0:val="000000"/>
       <ns0:sz ns0:val="25"/>
       <ns0:szCs ns0:val="28"/>
     </ns0:rPr>
@@ -53474,7 +53402,7 @@
     <w:rPr>
       <w:rFonts w:ascii="Times New Roman" w:hAnsi="Times New Roman" w:eastAsia="FangSong" w:cs="Times New Roman"/>
       <w:b/>
-      <w:color w:val="000000"/>
+      <w:color w:val="007020"/>
     </w:rPr>
   </w:style>
   <w:style w:type="character" w:customStyle="1" w:styleId="DataTypeTok">
@@ -53482,7 +53410,7 @@
     <w:basedOn w:val="VerbatimChar"/>
     <w:rPr>
       <w:rFonts w:ascii="Times New Roman" w:hAnsi="Times New Roman" w:eastAsia="FangSong" w:cs="Times New Roman"/>
-      <w:color w:val="000000"/>
+      <w:color w:val="902000"/>
     </w:rPr>
   </w:style>
   <w:style w:type="character" w:customStyle="1" w:styleId="DecValTok">
@@ -53490,7 +53418,7 @@
     <w:basedOn w:val="VerbatimChar"/>
     <w:rPr>
       <w:rFonts w:ascii="Times New Roman" w:hAnsi="Times New Roman" w:eastAsia="FangSong" w:cs="Times New Roman"/>
-      <w:color w:val="000000"/>
+      <w:color w:val="40a070"/>
     </w:rPr>
   </w:style>
   <w:style w:type="character" w:customStyle="1" w:styleId="BaseNTok">
@@ -53498,7 +53426,7 @@
     <w:basedOn w:val="VerbatimChar"/>
     <w:rPr>
       <w:rFonts w:ascii="Times New Roman" w:hAnsi="Times New Roman" w:eastAsia="FangSong" w:cs="Times New Roman"/>
-      <w:color w:val="000000"/>
+      <w:color w:val="40a070"/>
     </w:rPr>
   </w:style>
   <w:style w:type="character" w:customStyle="1" w:styleId="FloatTok">
@@ -53506,7 +53434,7 @@
     <w:basedOn w:val="VerbatimChar"/>
     <w:rPr>
       <w:rFonts w:ascii="Times New Roman" w:hAnsi="Times New Roman" w:eastAsia="FangSong" w:cs="Times New Roman"/>
-      <w:color w:val="000000"/>
+      <w:color w:val="40a070"/>
     </w:rPr>
   </w:style>
   <w:style w:type="character" w:customStyle="1" w:styleId="ConstantTok">
@@ -53514,7 +53442,7 @@
     <w:basedOn w:val="VerbatimChar"/>
     <w:rPr>
       <w:rFonts w:ascii="Times New Roman" w:hAnsi="Times New Roman" w:eastAsia="FangSong" w:cs="Times New Roman"/>
-      <w:color w:val="000000"/>
+      <w:color w:val="880000"/>
     </w:rPr>
   </w:style>
   <w:style w:type="character" w:customStyle="1" w:styleId="CharTok">
@@ -53522,7 +53450,7 @@
     <w:basedOn w:val="VerbatimChar"/>
     <w:rPr>
       <w:rFonts w:ascii="Times New Roman" w:hAnsi="Times New Roman" w:eastAsia="FangSong" w:cs="Times New Roman"/>
-      <w:color w:val="000000"/>
+      <w:color w:val="4070a0"/>
     </w:rPr>
   </w:style>
   <w:style w:type="character" w:customStyle="1" w:styleId="SpecialCharTok">
@@ -53530,7 +53458,7 @@
     <w:basedOn w:val="VerbatimChar"/>
     <w:rPr>
       <w:rFonts w:ascii="Times New Roman" w:hAnsi="Times New Roman" w:eastAsia="FangSong" w:cs="Times New Roman"/>
-      <w:color w:val="000000"/>
+      <w:color w:val="4070a0"/>
     </w:rPr>
   </w:style>
   <w:style w:type="character" w:customStyle="1" w:styleId="StringTok">
@@ -53538,7 +53466,7 @@
     <w:basedOn w:val="VerbatimChar"/>
     <w:rPr>
       <w:rFonts w:ascii="Times New Roman" w:hAnsi="Times New Roman" w:eastAsia="FangSong" w:cs="Times New Roman"/>
-      <w:color w:val="000000"/>
+      <w:color w:val="4070a0"/>
     </w:rPr>
   </w:style>
   <w:style w:type="character" w:customStyle="1" w:styleId="VerbatimStringTok">
@@ -53546,7 +53474,7 @@
     <w:basedOn w:val="VerbatimChar"/>
     <w:rPr>
       <w:rFonts w:ascii="Times New Roman" w:hAnsi="Times New Roman" w:eastAsia="FangSong" w:cs="Times New Roman"/>
-      <w:color w:val="000000"/>
+      <w:color w:val="4070a0"/>
     </w:rPr>
   </w:style>
   <w:style w:type="character" w:customStyle="1" w:styleId="SpecialStringTok">
@@ -53554,7 +53482,7 @@
     <w:basedOn w:val="VerbatimChar"/>
     <w:rPr>
       <w:rFonts w:ascii="Times New Roman" w:hAnsi="Times New Roman" w:eastAsia="FangSong" w:cs="Times New Roman"/>
-      <w:color w:val="000000"/>
+      <w:color w:val="bb6688"/>
     </w:rPr>
   </w:style>
   <w:style w:type="character" w:customStyle="1" w:styleId="ImportTok">
@@ -53563,7 +53491,7 @@
     <w:rPr>
       <w:rFonts w:ascii="Times New Roman" w:hAnsi="Times New Roman" w:eastAsia="FangSong" w:cs="Times New Roman"/>
       <w:b/>
-      <w:color w:val="000000"/>
+      <w:color w:val="008000"/>
     </w:rPr>
   </w:style>
   <w:style w:type="character" w:customStyle="1" w:styleId="CommentTok">
@@ -53572,7 +53500,7 @@
     <w:rPr>
       <w:rFonts w:ascii="Times New Roman" w:hAnsi="Times New Roman" w:eastAsia="FangSong" w:cs="Times New Roman"/>
       <w:i/>
-      <w:color w:val="000000"/>
+      <w:color w:val="60a0b0"/>
     </w:rPr>
   </w:style>
   <w:style w:type="character" w:customStyle="1" w:styleId="DocumentationTok">
@@ -53581,7 +53509,7 @@
     <w:rPr>
       <w:rFonts w:ascii="Times New Roman" w:hAnsi="Times New Roman" w:eastAsia="FangSong" w:cs="Times New Roman"/>
       <w:i/>
-      <w:color w:val="000000"/>
+      <w:color w:val="ba2121"/>
     </w:rPr>
   </w:style>
   <w:style w:type="character" w:customStyle="1" w:styleId="AnnotationTok">
@@ -53591,7 +53519,7 @@
       <w:rFonts w:ascii="Times New Roman" w:hAnsi="Times New Roman" w:eastAsia="FangSong" w:cs="Times New Roman"/>
       <w:b/>
       <w:i/>
-      <w:color w:val="000000"/>
+      <w:color w:val="60a0b0"/>
     </w:rPr>
   </w:style>
   <w:style w:type="character" w:customStyle="1" w:styleId="CommentVarTok">
@@ -53601,7 +53529,7 @@
       <w:rFonts w:ascii="Times New Roman" w:hAnsi="Times New Roman" w:eastAsia="FangSong" w:cs="Times New Roman"/>
       <w:b/>
       <w:i/>
-      <w:color w:val="000000"/>
+      <w:color w:val="60a0b0"/>
     </w:rPr>
   </w:style>
   <w:style w:type="character" w:customStyle="1" w:styleId="OtherTok">
@@ -53609,7 +53537,7 @@
     <w:basedOn w:val="VerbatimChar"/>
     <w:rPr>
       <w:rFonts w:ascii="Times New Roman" w:hAnsi="Times New Roman" w:eastAsia="FangSong" w:cs="Times New Roman"/>
-      <w:color w:val="000000"/>
+      <w:color w:val="007020"/>
     </w:rPr>
   </w:style>
   <w:style w:type="character" w:customStyle="1" w:styleId="FunctionTok">
@@ -53617,7 +53545,7 @@
     <w:basedOn w:val="VerbatimChar"/>
     <w:rPr>
       <w:rFonts w:ascii="Times New Roman" w:hAnsi="Times New Roman" w:eastAsia="FangSong" w:cs="Times New Roman"/>
-      <w:color w:val="000000"/>
+      <w:color w:val="06287e"/>
     </w:rPr>
   </w:style>
   <w:style w:type="character" w:customStyle="1" w:styleId="VariableTok">
@@ -53625,7 +53553,7 @@
     <w:basedOn w:val="VerbatimChar"/>
     <w:rPr>
       <w:rFonts w:ascii="Times New Roman" w:hAnsi="Times New Roman" w:eastAsia="FangSong" w:cs="Times New Roman"/>
-      <w:color w:val="000000"/>
+      <w:color w:val="19177c"/>
     </w:rPr>
   </w:style>
   <w:style w:type="character" w:customStyle="1" w:styleId="ControlFlowTok">
@@ -53634,7 +53562,7 @@
     <w:rPr>
       <w:rFonts w:ascii="Times New Roman" w:hAnsi="Times New Roman" w:eastAsia="FangSong" w:cs="Times New Roman"/>
       <w:b/>
-      <w:color w:val="000000"/>
+      <w:color w:val="007020"/>
     </w:rPr>
   </w:style>
   <w:style w:type="character" w:customStyle="1" w:styleId="OperatorTok">
@@ -53642,7 +53570,7 @@
     <w:basedOn w:val="VerbatimChar"/>
     <w:rPr>
       <w:rFonts w:ascii="Times New Roman" w:hAnsi="Times New Roman" w:eastAsia="FangSong" w:cs="Times New Roman"/>
-      <w:color w:val="000000"/>
+      <w:color w:val="666666"/>
     </w:rPr>
   </w:style>
   <w:style w:type="character" w:customStyle="1" w:styleId="BuiltInTok">
@@ -53650,7 +53578,7 @@
     <w:basedOn w:val="VerbatimChar"/>
     <w:rPr>
       <w:rFonts w:ascii="Times New Roman" w:hAnsi="Times New Roman" w:eastAsia="FangSong" w:cs="Times New Roman"/>
-      <w:color w:val="000000"/>
+      <w:color w:val="008000"/>
     </w:rPr>
   </w:style>
   <w:style w:type="character" w:customStyle="1" w:styleId="ExtensionTok">
@@ -53665,7 +53593,7 @@
     <w:basedOn w:val="VerbatimChar"/>
     <w:rPr>
       <w:rFonts w:ascii="Times New Roman" w:hAnsi="Times New Roman" w:eastAsia="FangSong" w:cs="Times New Roman"/>
-      <w:color w:val="000000"/>
+      <w:color w:val="bc7a00"/>
     </w:rPr>
   </w:style>
   <w:style w:type="character" w:customStyle="1" w:styleId="AttributeTok">
@@ -53673,7 +53601,7 @@
     <w:basedOn w:val="VerbatimChar"/>
     <w:rPr>
       <w:rFonts w:ascii="Times New Roman" w:hAnsi="Times New Roman" w:eastAsia="FangSong" w:cs="Times New Roman"/>
-      <w:color w:val="000000"/>
+      <w:color w:val="7d9029"/>
     </w:rPr>
   </w:style>
   <w:style w:type="character" w:customStyle="1" w:styleId="RegionMarkerTok">
@@ -53690,7 +53618,7 @@
       <w:rFonts w:ascii="Times New Roman" w:hAnsi="Times New Roman" w:eastAsia="FangSong" w:cs="Times New Roman"/>
       <w:b/>
       <w:i/>
-      <w:color w:val="000000"/>
+      <w:color w:val="60a0b0"/>
     </w:rPr>
   </w:style>
   <w:style w:type="character" w:customStyle="1" w:styleId="WarningTok">
@@ -53700,7 +53628,7 @@
       <w:rFonts w:ascii="Times New Roman" w:hAnsi="Times New Roman" w:eastAsia="FangSong" w:cs="Times New Roman"/>
       <w:b/>
       <w:i/>
-      <w:color w:val="000000"/>
+      <w:color w:val="60a0b0"/>
     </w:rPr>
   </w:style>
   <w:style w:type="character" w:customStyle="1" w:styleId="AlertTok">
@@ -53709,7 +53637,7 @@
     <w:rPr>
       <w:rFonts w:ascii="Times New Roman" w:hAnsi="Times New Roman" w:eastAsia="FangSong" w:cs="Times New Roman"/>
       <w:b/>
-      <w:color w:val="000000"/>
+      <w:color w:val="ff0000"/>
     </w:rPr>
   </w:style>
   <w:style w:type="character" w:customStyle="1" w:styleId="ErrorTok">
@@ -53718,7 +53646,7 @@
     <w:rPr>
       <w:rFonts w:ascii="Times New Roman" w:hAnsi="Times New Roman" w:eastAsia="FangSong" w:cs="Times New Roman"/>
       <w:b/>
-      <w:color w:val="000000"/>
+      <w:color w:val="ff0000"/>
     </w:rPr>
   </w:style>
   <w:style w:type="character" w:customStyle="1" w:styleId="NormalTok">

--- a/00-首页/题组Word/习题书/第三篇-有机化学/5-亲核取代、消除与羧酸衍生物-学生版-打印版.docx
+++ b/00-首页/题组Word/习题书/第三篇-有机化学/5-亲核取代、消除与羧酸衍生物-学生版-打印版.docx
@@ -4897,8 +4897,8 @@
     <w:p>
       <w:pPr>
         <w:pStyle w:val="BodyText"/>
+        <w:spacing w:before="0" w:after="0"/>
         <w:ind w:left="480" w:hanging="480"/>
-        <w:spacing w:after="0"/>
       </w:pPr>
       <w:r>
         <w:rPr>
@@ -4916,8 +4916,8 @@
     <w:p>
       <w:pPr>
         <w:pStyle w:val="BodyText"/>
+        <w:spacing w:before="0" w:after="0"/>
         <w:ind w:left="480" w:hanging="480"/>
-        <w:spacing w:before="0" w:after="0"/>
       </w:pPr>
       <w:r>
         <w:rPr>
@@ -4935,8 +4935,8 @@
     <w:p>
       <w:pPr>
         <w:pStyle w:val="BodyText"/>
+        <w:spacing w:before="0" w:after="0"/>
         <w:ind w:left="480" w:hanging="480"/>
-        <w:spacing w:before="0" w:after="0"/>
       </w:pPr>
       <w:r>
         <w:rPr>
@@ -4954,8 +4954,8 @@
     <w:p>
       <w:pPr>
         <w:pStyle w:val="BodyText"/>
+        <w:spacing w:before="0" w:after="0"/>
         <w:ind w:left="480" w:hanging="480"/>
-        <w:spacing w:before="0" w:after="180"/>
       </w:pPr>
       <w:r>
         <w:rPr>
@@ -5097,8 +5097,8 @@
     <w:p>
       <w:pPr>
         <w:pStyle w:val="BodyText"/>
+        <w:spacing w:before="0" w:after="0"/>
         <w:ind w:left="480" w:hanging="480"/>
-        <w:spacing w:after="0"/>
       </w:pPr>
       <w:r>
         <w:rPr>
@@ -5152,8 +5152,8 @@
     <w:p>
       <w:pPr>
         <w:pStyle w:val="BodyText"/>
+        <w:spacing w:before="0" w:after="0"/>
         <w:ind w:left="480" w:hanging="480"/>
-        <w:spacing w:before="0" w:after="0"/>
       </w:pPr>
       <w:r>
         <w:rPr>
@@ -5207,8 +5207,8 @@
     <w:p>
       <w:pPr>
         <w:pStyle w:val="BodyText"/>
+        <w:spacing w:before="0" w:after="0"/>
         <w:ind w:left="480" w:hanging="480"/>
-        <w:spacing w:before="0" w:after="0"/>
       </w:pPr>
       <w:r>
         <w:rPr>
@@ -5244,8 +5244,8 @@
     <w:p>
       <w:pPr>
         <w:pStyle w:val="BodyText"/>
+        <w:spacing w:before="0" w:after="0"/>
         <w:ind w:left="480" w:hanging="480"/>
-        <w:spacing w:before="0" w:after="180"/>
       </w:pPr>
       <w:r>
         <w:rPr>
@@ -13053,8 +13053,8 @@
     <w:p>
       <w:pPr>
         <w:pStyle w:val="FirstParagraph"/>
+        <w:spacing w:before="0" w:after="0"/>
         <w:ind w:left="480" w:hanging="480"/>
-        <w:spacing w:after="0"/>
       </w:pPr>
       <w:r>
         <w:rPr>
@@ -13259,8 +13259,8 @@
     <w:p>
       <w:pPr>
         <w:pStyle w:val="FirstParagraph"/>
+        <w:spacing w:before="0" w:after="0"/>
         <w:ind w:left="480" w:hanging="480"/>
-        <w:spacing w:before="0" w:after="0"/>
       </w:pPr>
       <w:r>
         <w:rPr>
@@ -13319,8 +13319,8 @@
     <w:p>
       <w:pPr>
         <w:pStyle w:val="FirstParagraph"/>
+        <w:spacing w:before="0" w:after="0"/>
         <w:ind w:left="480" w:hanging="480"/>
-        <w:spacing w:before="0" w:after="0"/>
       </w:pPr>
       <w:r>
         <w:rPr>
@@ -13396,8 +13396,8 @@
     <w:p>
       <w:pPr>
         <w:pStyle w:val="FirstParagraph"/>
+        <w:spacing w:before="0" w:after="0"/>
         <w:ind w:left="480" w:hanging="480"/>
-        <w:spacing w:before="0" w:after="0"/>
       </w:pPr>
       <w:r>
         <w:rPr>
@@ -13482,8 +13482,8 @@
     <w:p>
       <w:pPr>
         <w:pStyle w:val="FirstParagraph"/>
+        <w:spacing w:before="0" w:after="0"/>
         <w:ind w:left="480" w:hanging="480"/>
-        <w:spacing w:before="0" w:after="180"/>
       </w:pPr>
       <w:r>
         <w:rPr>
@@ -13657,8 +13657,8 @@
     <w:p>
       <w:pPr>
         <w:pStyle w:val="BodyText"/>
+        <w:spacing w:before="0" w:after="0"/>
         <w:ind w:left="480" w:hanging="480"/>
-        <w:spacing w:after="0"/>
       </w:pPr>
       <w:r>
         <w:rPr>
@@ -13694,8 +13694,8 @@
     <w:p>
       <w:pPr>
         <w:pStyle w:val="BodyText"/>
+        <w:spacing w:before="0" w:after="0"/>
         <w:ind w:left="480" w:hanging="480"/>
-        <w:spacing w:before="0" w:after="0"/>
       </w:pPr>
       <w:r>
         <w:rPr>
@@ -13737,8 +13737,8 @@
     <w:p>
       <w:pPr>
         <w:pStyle w:val="BodyText"/>
+        <w:spacing w:before="0" w:after="0"/>
         <w:ind w:left="480" w:hanging="480"/>
-        <w:spacing w:before="0" w:after="0"/>
       </w:pPr>
       <w:r>
         <w:rPr>
@@ -13780,8 +13780,8 @@
     <w:p>
       <w:pPr>
         <w:pStyle w:val="BodyText"/>
+        <w:spacing w:before="0" w:after="0"/>
         <w:ind w:left="480" w:hanging="480"/>
-        <w:spacing w:before="0" w:after="0"/>
       </w:pPr>
       <w:r>
         <w:rPr>
@@ -13823,8 +13823,8 @@
     <w:p>
       <w:pPr>
         <w:pStyle w:val="BodyText"/>
+        <w:spacing w:before="0" w:after="0"/>
         <w:ind w:left="480" w:hanging="480"/>
-        <w:spacing w:before="0" w:after="180"/>
       </w:pPr>
       <w:r>
         <w:rPr>
@@ -13906,8 +13906,8 @@
     <w:p>
       <w:pPr>
         <w:pStyle w:val="FirstParagraph"/>
+        <w:spacing w:before="0" w:after="0"/>
         <w:ind w:left="480" w:hanging="480"/>
-        <w:spacing w:after="0"/>
       </w:pPr>
       <w:r>
         <w:rPr>
@@ -14003,8 +14003,8 @@
     <w:p>
       <w:pPr>
         <w:pStyle w:val="FirstParagraph"/>
+        <w:spacing w:before="0" w:after="0"/>
         <w:ind w:left="480" w:hanging="480"/>
-        <w:spacing w:before="0" w:after="0"/>
       </w:pPr>
       <w:r>
         <w:rPr>
@@ -14028,8 +14028,8 @@
     <w:p>
       <w:pPr>
         <w:pStyle w:val="FirstParagraph"/>
+        <w:spacing w:before="0" w:after="0"/>
         <w:ind w:left="480" w:hanging="480"/>
-        <w:spacing w:before="0" w:after="0"/>
       </w:pPr>
       <w:r>
         <w:rPr>
@@ -14053,8 +14053,8 @@
     <w:p>
       <w:pPr>
         <w:pStyle w:val="FirstParagraph"/>
+        <w:spacing w:before="0" w:after="0"/>
         <w:ind w:left="480" w:hanging="480"/>
-        <w:spacing w:before="0" w:after="0"/>
       </w:pPr>
       <w:r>
         <w:rPr>
@@ -14078,8 +14078,8 @@
     <w:p>
       <w:pPr>
         <w:pStyle w:val="FirstParagraph"/>
+        <w:spacing w:before="0" w:after="0"/>
         <w:ind w:left="480" w:hanging="480"/>
-        <w:spacing w:before="0" w:after="180"/>
       </w:pPr>
       <w:r>
         <w:rPr>
@@ -14137,8 +14137,8 @@
     <w:p>
       <w:pPr>
         <w:pStyle w:val="FirstParagraph"/>
+        <w:spacing w:before="0" w:after="0"/>
         <w:ind w:left="480" w:hanging="480"/>
-        <w:spacing w:after="0"/>
       </w:pPr>
       <w:r>
         <w:rPr>
@@ -14306,8 +14306,8 @@
     <w:p>
       <w:pPr>
         <w:pStyle w:val="FirstParagraph"/>
+        <w:spacing w:before="0" w:after="0"/>
         <w:ind w:left="480" w:hanging="480"/>
-        <w:spacing w:before="0" w:after="0"/>
       </w:pPr>
       <w:r>
         <w:rPr>
@@ -14319,8 +14319,8 @@
     <w:p>
       <w:pPr>
         <w:pStyle w:val="FirstParagraph"/>
+        <w:spacing w:before="0" w:after="0"/>
         <w:ind w:left="480" w:hanging="480"/>
-        <w:spacing w:before="0" w:after="0"/>
       </w:pPr>
       <w:r>
         <w:rPr>
@@ -14332,8 +14332,8 @@
     <w:p>
       <w:pPr>
         <w:pStyle w:val="FirstParagraph"/>
+        <w:spacing w:before="0" w:after="0"/>
         <w:ind w:left="480" w:hanging="480"/>
-        <w:spacing w:before="0" w:after="0"/>
       </w:pPr>
       <w:r>
         <w:rPr>
@@ -14345,8 +14345,8 @@
     <w:p>
       <w:pPr>
         <w:pStyle w:val="FirstParagraph"/>
+        <w:spacing w:before="0" w:after="0"/>
         <w:ind w:left="480" w:hanging="480"/>
-        <w:spacing w:before="0" w:after="180"/>
       </w:pPr>
       <w:r>
         <w:rPr>
@@ -14398,8 +14398,8 @@
     <w:p>
       <w:pPr>
         <w:pStyle w:val="FirstParagraph"/>
+        <w:spacing w:before="0" w:after="0"/>
         <w:ind w:left="480" w:hanging="480"/>
-        <w:spacing w:after="0"/>
       </w:pPr>
       <w:r>
         <w:rPr>
@@ -14593,8 +14593,8 @@
     <w:p>
       <w:pPr>
         <w:pStyle w:val="FirstParagraph"/>
+        <w:spacing w:before="0" w:after="0"/>
         <w:ind w:left="480" w:hanging="480"/>
-        <w:spacing w:before="0" w:after="0"/>
       </w:pPr>
       <w:r>
         <w:rPr>
@@ -14606,8 +14606,8 @@
     <w:p>
       <w:pPr>
         <w:pStyle w:val="FirstParagraph"/>
+        <w:spacing w:before="0" w:after="0"/>
         <w:ind w:left="480" w:hanging="480"/>
-        <w:spacing w:before="0" w:after="0"/>
       </w:pPr>
       <w:r>
         <w:rPr>
@@ -14619,8 +14619,8 @@
     <w:p>
       <w:pPr>
         <w:pStyle w:val="FirstParagraph"/>
+        <w:spacing w:before="0" w:after="0"/>
         <w:ind w:left="480" w:hanging="480"/>
-        <w:spacing w:before="0" w:after="0"/>
       </w:pPr>
       <w:r>
         <w:rPr>
@@ -14632,8 +14632,8 @@
     <w:p>
       <w:pPr>
         <w:pStyle w:val="FirstParagraph"/>
+        <w:spacing w:before="0" w:after="0"/>
         <w:ind w:left="480" w:hanging="480"/>
-        <w:spacing w:before="0" w:after="180"/>
       </w:pPr>
       <w:r>
         <w:rPr>
@@ -25592,8 +25592,8 @@
           <w:ilvl w:val="0"/>
           <w:numId w:val="1032"/>
         </w:numPr>
+        <w:spacing w:before="0" w:after="0"/>
         <w:ind w:left="480" w:hanging="480"/>
-        <w:spacing w:after="0"/>
       </w:pPr>
       <w:r>
         <w:rPr>
@@ -25708,8 +25708,8 @@
           <w:ilvl w:val="0"/>
           <w:numId w:val="1032"/>
         </w:numPr>
+        <w:spacing w:before="0" w:after="0"/>
         <w:ind w:left="480" w:hanging="480"/>
-        <w:spacing w:before="0" w:after="0"/>
       </w:pPr>
       <w:r>
         <w:rPr>
@@ -25839,8 +25839,8 @@
           <w:ilvl w:val="0"/>
           <w:numId w:val="1032"/>
         </w:numPr>
+        <w:spacing w:before="0" w:after="0"/>
         <w:ind w:left="480" w:hanging="480"/>
-        <w:spacing w:before="0" w:after="0"/>
       </w:pPr>
       <w:r>
         <w:rPr>
@@ -25917,8 +25917,8 @@
           <w:ilvl w:val="0"/>
           <w:numId w:val="1032"/>
         </w:numPr>
+        <w:spacing w:before="0" w:after="0"/>
         <w:ind w:left="480" w:hanging="480"/>
-        <w:spacing w:before="0" w:after="0"/>
       </w:pPr>
       <w:r>
         <w:rPr>
@@ -26042,8 +26042,8 @@
           <w:ilvl w:val="0"/>
           <w:numId w:val="1032"/>
         </w:numPr>
+        <w:spacing w:before="0" w:after="0"/>
         <w:ind w:left="480" w:hanging="480"/>
-        <w:spacing w:before="0" w:after="180"/>
       </w:pPr>
       <w:r>
         <w:rPr>
@@ -27894,6 +27894,7 @@
     <w:p>
       <w:pPr>
         <w:pStyle w:val="BodyText"/>
+        <w:spacing w:before="0" w:after="0"/>
       </w:pPr>
       <w:r>
         <w:rPr>
@@ -28098,6 +28099,7 @@
     <w:p>
       <w:pPr>
         <w:pStyle w:val="BodyText"/>
+        <w:spacing w:before="0" w:after="0"/>
       </w:pPr>
       <w:r>
         <w:rPr>
@@ -28363,8 +28365,8 @@
     <w:p>
       <w:pPr>
         <w:pStyle w:val="BodyText"/>
+        <w:spacing w:before="0" w:after="0"/>
         <w:ind w:left="480" w:hanging="480"/>
-        <w:spacing w:after="0"/>
       </w:pPr>
       <w:r>
         <w:rPr>
@@ -28542,8 +28544,8 @@
     <w:p>
       <w:pPr>
         <w:pStyle w:val="BodyText"/>
+        <w:spacing w:before="0" w:after="0"/>
         <w:ind w:left="480" w:hanging="480"/>
-        <w:spacing w:before="0" w:after="180"/>
       </w:pPr>
       <w:r>
         <w:rPr>
@@ -28779,8 +28781,8 @@
     <w:p>
       <w:pPr>
         <w:pStyle w:val="FirstParagraph"/>
+        <w:spacing w:before="0" w:after="0"/>
         <w:ind w:left="480" w:hanging="480"/>
-        <w:spacing w:after="0"/>
       </w:pPr>
       <w:r>
         <w:rPr>
@@ -28984,8 +28986,8 @@
     <w:p>
       <w:pPr>
         <w:pStyle w:val="FirstParagraph"/>
+        <w:spacing w:before="0" w:after="0"/>
         <w:ind w:left="480" w:hanging="480"/>
-        <w:spacing w:before="0" w:after="0"/>
       </w:pPr>
       <w:r>
         <w:rPr>
@@ -29091,8 +29093,8 @@
     <w:p>
       <w:pPr>
         <w:pStyle w:val="FirstParagraph"/>
+        <w:spacing w:before="0" w:after="0"/>
         <w:ind w:left="480" w:hanging="480"/>
-        <w:spacing w:before="0" w:after="0"/>
       </w:pPr>
       <w:r>
         <w:rPr>
@@ -29198,8 +29200,8 @@
     <w:p>
       <w:pPr>
         <w:pStyle w:val="FirstParagraph"/>
+        <w:spacing w:before="0" w:after="0"/>
         <w:ind w:left="480" w:hanging="480"/>
-        <w:spacing w:before="0" w:after="0"/>
       </w:pPr>
       <w:r>
         <w:rPr>
@@ -29305,8 +29307,8 @@
     <w:p>
       <w:pPr>
         <w:pStyle w:val="FirstParagraph"/>
+        <w:spacing w:before="0" w:after="0"/>
         <w:ind w:left="480" w:hanging="480"/>
-        <w:spacing w:before="0" w:after="180"/>
       </w:pPr>
       <w:r>
         <w:rPr>
@@ -33572,6 +33574,14 @@
         <w:tblStyle w:val="Table"/>
         <w:tblW w:type="pct" w:w="5000"/>
         <w:tblLayout w:type="fixed"/>
+        <w:tblBorders>
+          <w:top w:val="single" w:sz="12" w:space="0" w:color="000000"/>
+          <w:left w:val="none" w:sz="0" w:space="0" w:color="auto"/>
+          <w:bottom w:val="single" w:sz="12" w:space="0" w:color="000000"/>
+          <w:right w:val="none" w:sz="0" w:space="0" w:color="auto"/>
+          <w:insideH w:val="none" w:sz="0" w:space="0" w:color="auto"/>
+          <w:insideV w:val="none" w:sz="0" w:space="0" w:color="auto"/>
+        </w:tblBorders>
         <w:tblLook w:firstRow="1" w:lastRow="0" w:firstColumn="0" w:lastColumn="0" w:noHBand="0" w:noVBand="0" w:val="0020"/>
       </w:tblPr>
       <w:tblGrid>
@@ -33589,7 +33599,11 @@
           <w:tblHeader w:val="on"/>
         </w:trPr>
         <w:tc>
-          <w:tcPr/>
+          <w:tcPr>
+            <w:tcBorders>
+              <w:bottom w:val="single" w:sz="8" w:space="0" w:color="000000"/>
+            </w:tcBorders>
+          </w:tcPr>
           <w:p>
             <w:pPr>
               <w:pStyle w:val="Compact"/>
@@ -33605,7 +33619,11 @@
           </w:p>
         </w:tc>
         <w:tc>
-          <w:tcPr/>
+          <w:tcPr>
+            <w:tcBorders>
+              <w:bottom w:val="single" w:sz="8" w:space="0" w:color="000000"/>
+            </w:tcBorders>
+          </w:tcPr>
           <w:p>
             <w:pPr>
               <w:pStyle w:val="Compact"/>
@@ -33621,7 +33639,11 @@
           </w:p>
         </w:tc>
         <w:tc>
-          <w:tcPr/>
+          <w:tcPr>
+            <w:tcBorders>
+              <w:bottom w:val="single" w:sz="8" w:space="0" w:color="000000"/>
+            </w:tcBorders>
+          </w:tcPr>
           <w:p>
             <w:pPr>
               <w:pStyle w:val="Compact"/>
@@ -33637,7 +33659,11 @@
           </w:p>
         </w:tc>
         <w:tc>
-          <w:tcPr/>
+          <w:tcPr>
+            <w:tcBorders>
+              <w:bottom w:val="single" w:sz="8" w:space="0" w:color="000000"/>
+            </w:tcBorders>
+          </w:tcPr>
           <w:p>
             <w:pPr>
               <w:pStyle w:val="Compact"/>
@@ -33653,7 +33679,11 @@
           </w:p>
         </w:tc>
         <w:tc>
-          <w:tcPr/>
+          <w:tcPr>
+            <w:tcBorders>
+              <w:bottom w:val="single" w:sz="8" w:space="0" w:color="000000"/>
+            </w:tcBorders>
+          </w:tcPr>
           <w:p>
             <w:pPr>
               <w:pStyle w:val="Compact"/>
@@ -33669,7 +33699,11 @@
           </w:p>
         </w:tc>
         <w:tc>
-          <w:tcPr/>
+          <w:tcPr>
+            <w:tcBorders>
+              <w:bottom w:val="single" w:sz="8" w:space="0" w:color="000000"/>
+            </w:tcBorders>
+          </w:tcPr>
           <w:p>
             <w:pPr>
               <w:pStyle w:val="Compact"/>
@@ -33685,7 +33719,11 @@
           </w:p>
         </w:tc>
         <w:tc>
-          <w:tcPr/>
+          <w:tcPr>
+            <w:tcBorders>
+              <w:bottom w:val="single" w:sz="8" w:space="0" w:color="000000"/>
+            </w:tcBorders>
+          </w:tcPr>
           <w:p>
             <w:pPr>
               <w:pStyle w:val="Compact"/>
@@ -33701,7 +33739,11 @@
           </w:p>
         </w:tc>
         <w:tc>
-          <w:tcPr/>
+          <w:tcPr>
+            <w:tcBorders>
+              <w:bottom w:val="single" w:sz="8" w:space="0" w:color="000000"/>
+            </w:tcBorders>
+          </w:tcPr>
           <w:p>
             <w:pPr>
               <w:pStyle w:val="Compact"/>
@@ -48175,6 +48217,14 @@
         <w:tblStyle w:val="Table"/>
         <w:tblW w:type="pct" w:w="5000"/>
         <w:tblLayout w:type="fixed"/>
+        <w:tblBorders>
+          <w:top w:val="single" w:sz="12" w:space="0" w:color="000000"/>
+          <w:left w:val="none" w:sz="0" w:space="0" w:color="auto"/>
+          <w:bottom w:val="single" w:sz="12" w:space="0" w:color="000000"/>
+          <w:right w:val="none" w:sz="0" w:space="0" w:color="auto"/>
+          <w:insideH w:val="none" w:sz="0" w:space="0" w:color="auto"/>
+          <w:insideV w:val="none" w:sz="0" w:space="0" w:color="auto"/>
+        </w:tblBorders>
         <w:tblLook w:firstRow="1" w:lastRow="0" w:firstColumn="0" w:lastColumn="0" w:noHBand="0" w:noVBand="0" w:val="0020"/>
       </w:tblPr>
       <w:tblGrid>
@@ -48188,7 +48238,11 @@
           <w:tblHeader w:val="on"/>
         </w:trPr>
         <w:tc>
-          <w:tcPr/>
+          <w:tcPr>
+            <w:tcBorders>
+              <w:bottom w:val="single" w:sz="8" w:space="0" w:color="000000"/>
+            </w:tcBorders>
+          </w:tcPr>
           <w:p>
             <w:pPr>
               <w:pStyle w:val="Compact"/>
@@ -48204,7 +48258,11 @@
           </w:p>
         </w:tc>
         <w:tc>
-          <w:tcPr/>
+          <w:tcPr>
+            <w:tcBorders>
+              <w:bottom w:val="single" w:sz="8" w:space="0" w:color="000000"/>
+            </w:tcBorders>
+          </w:tcPr>
           <w:p>
             <w:pPr>
               <w:pStyle w:val="Compact"/>
@@ -48220,7 +48278,11 @@
           </w:p>
         </w:tc>
         <w:tc>
-          <w:tcPr/>
+          <w:tcPr>
+            <w:tcBorders>
+              <w:bottom w:val="single" w:sz="8" w:space="0" w:color="000000"/>
+            </w:tcBorders>
+          </w:tcPr>
           <w:p>
             <w:pPr>
               <w:pStyle w:val="Compact"/>
@@ -48250,7 +48312,11 @@
           </w:p>
         </w:tc>
         <w:tc>
-          <w:tcPr/>
+          <w:tcPr>
+            <w:tcBorders>
+              <w:bottom w:val="single" w:sz="8" w:space="0" w:color="000000"/>
+            </w:tcBorders>
+          </w:tcPr>
           <w:p>
             <w:pPr>
               <w:pStyle w:val="Compact"/>
@@ -49982,7 +50048,6 @@
     <w:bookmarkEnd w:id="356"/>
     <w:bookmarkEnd w:id="357"/>
     <w:sectPr>
-      <w:headerReference w:type="default" r:id="rId346"/>
       <w:footerReference w:type="default" r:id="rId9"/>
       <w:footnotePr>
         <w:numRestart w:val="eachSect"/>
@@ -50009,16 +50074,6 @@
       <w:rPr>
         <w:rFonts w:ascii="Times New Roman" w:hAnsi="Times New Roman" w:eastAsia="Times New Roman" w:cs="Times New Roman"/>
         <w:b w:val="0"/>
-        <w:color w:val="000000"/>
-        <w:sz w:val="20"/>
-      </w:rPr>
-      <w:t xml:space="preserve">第 </w:t>
-    </w:r>
-    <w:r>
-      <w:rPr>
-        <w:rFonts w:ascii="Times New Roman" w:hAnsi="Times New Roman" w:eastAsia="Times New Roman" w:cs="Times New Roman"/>
-        <w:b w:val="0"/>
-        <w:color w:val="000000"/>
         <w:sz w:val="20"/>
       </w:rPr>
       <w:fldChar w:fldCharType="begin"/>
@@ -50027,7 +50082,6 @@
       <w:rPr>
         <w:rFonts w:ascii="Times New Roman" w:hAnsi="Times New Roman" w:eastAsia="Times New Roman" w:cs="Times New Roman"/>
         <w:b w:val="0"/>
-        <w:color w:val="000000"/>
         <w:sz w:val="20"/>
       </w:rPr>
       <w:instrText xml:space="preserve"> PAGE </w:instrText>
@@ -50036,91 +50090,9 @@
       <w:rPr>
         <w:rFonts w:ascii="Times New Roman" w:hAnsi="Times New Roman" w:eastAsia="Times New Roman" w:cs="Times New Roman"/>
         <w:b w:val="0"/>
-        <w:color w:val="000000"/>
-        <w:sz w:val="20"/>
-      </w:rPr>
-      <w:fldChar w:fldCharType="separate"/>
-    </w:r>
-    <w:r>
-      <w:rPr>
-        <w:rFonts w:ascii="Times New Roman" w:hAnsi="Times New Roman" w:eastAsia="Times New Roman" w:cs="Times New Roman"/>
-        <w:b w:val="0"/>
-        <w:color w:val="000000"/>
-        <w:sz w:val="20"/>
-      </w:rPr>
-      <w:t>1</w:t>
-    </w:r>
-    <w:r>
-      <w:rPr>
-        <w:rFonts w:ascii="Times New Roman" w:hAnsi="Times New Roman" w:eastAsia="Times New Roman" w:cs="Times New Roman"/>
-        <w:b w:val="0"/>
-        <w:color w:val="000000"/>
         <w:sz w:val="20"/>
       </w:rPr>
       <w:fldChar w:fldCharType="end"/>
-    </w:r>
-    <w:r>
-      <w:rPr>
-        <w:rFonts w:ascii="Times New Roman" w:hAnsi="Times New Roman" w:eastAsia="Times New Roman" w:cs="Times New Roman"/>
-        <w:b w:val="0"/>
-        <w:color w:val="000000"/>
-        <w:sz w:val="20"/>
-      </w:rPr>
-      <w:t xml:space="preserve"> 页 / 共 </w:t>
-    </w:r>
-    <w:r>
-      <w:rPr>
-        <w:rFonts w:ascii="Times New Roman" w:hAnsi="Times New Roman" w:eastAsia="Times New Roman" w:cs="Times New Roman"/>
-        <w:b w:val="0"/>
-        <w:color w:val="000000"/>
-        <w:sz w:val="20"/>
-      </w:rPr>
-      <w:fldChar w:fldCharType="begin"/>
-    </w:r>
-    <w:r>
-      <w:rPr>
-        <w:rFonts w:ascii="Times New Roman" w:hAnsi="Times New Roman" w:eastAsia="Times New Roman" w:cs="Times New Roman"/>
-        <w:b w:val="0"/>
-        <w:color w:val="000000"/>
-        <w:sz w:val="20"/>
-      </w:rPr>
-      <w:instrText xml:space="preserve"> NUMPAGES </w:instrText>
-    </w:r>
-    <w:r>
-      <w:rPr>
-        <w:rFonts w:ascii="Times New Roman" w:hAnsi="Times New Roman" w:eastAsia="Times New Roman" w:cs="Times New Roman"/>
-        <w:b w:val="0"/>
-        <w:color w:val="000000"/>
-        <w:sz w:val="20"/>
-      </w:rPr>
-      <w:fldChar w:fldCharType="separate"/>
-    </w:r>
-    <w:r>
-      <w:rPr>
-        <w:rFonts w:ascii="Times New Roman" w:hAnsi="Times New Roman" w:eastAsia="Times New Roman" w:cs="Times New Roman"/>
-        <w:b w:val="0"/>
-        <w:color w:val="000000"/>
-        <w:sz w:val="20"/>
-      </w:rPr>
-      <w:t>1</w:t>
-    </w:r>
-    <w:r>
-      <w:rPr>
-        <w:rFonts w:ascii="Times New Roman" w:hAnsi="Times New Roman" w:eastAsia="Times New Roman" w:cs="Times New Roman"/>
-        <w:b w:val="0"/>
-        <w:color w:val="000000"/>
-        <w:sz w:val="20"/>
-      </w:rPr>
-      <w:fldChar w:fldCharType="end"/>
-    </w:r>
-    <w:r>
-      <w:rPr>
-        <w:rFonts w:ascii="Times New Roman" w:hAnsi="Times New Roman" w:eastAsia="Times New Roman" w:cs="Times New Roman"/>
-        <w:b w:val="0"/>
-        <w:color w:val="000000"/>
-        <w:sz w:val="20"/>
-      </w:rPr>
-      <w:t xml:space="preserve"> 页</w:t>
     </w:r>
   </w:p>
 </w:ftr>
@@ -50143,28 +50115,6 @@
     </w:p>
   </w:footnote>
 </w:footnotes>
-</file>
-
-<file path=word/header1.xml><?xml version="1.0" encoding="utf-8"?>
-<w:hdr xmlns:m="http://schemas.openxmlformats.org/officeDocument/2006/math" xmlns:mc="http://schemas.openxmlformats.org/markup-compatibility/2006" xmlns:mo="http://schemas.microsoft.com/office/mac/office/2008/main" xmlns:mv="urn:schemas-microsoft-com:mac:vml" xmlns:o="urn:schemas-microsoft-com:office:office" xmlns:r="http://schemas.openxmlformats.org/officeDocument/2006/relationships" xmlns:v="urn:schemas-microsoft-com:vml" xmlns:w10="urn:schemas-microsoft-com:office:word" xmlns:w14="http://schemas.microsoft.com/office/word/2010/wordml" xmlns:w="http://schemas.openxmlformats.org/wordprocessingml/2006/main" xmlns:wne="http://schemas.microsoft.com/office/word/2006/wordml" xmlns:wp14="http://schemas.microsoft.com/office/word/2010/wordprocessingDrawing" xmlns:wp="http://schemas.openxmlformats.org/drawingml/2006/wordprocessingDrawing" xmlns:wpc="http://schemas.microsoft.com/office/word/2010/wordprocessingCanvas" xmlns:wpg="http://schemas.microsoft.com/office/word/2010/wordprocessingGroup" xmlns:wpi="http://schemas.microsoft.com/office/word/2010/wordprocessingInk" xmlns:wps="http://schemas.microsoft.com/office/word/2010/wordprocessingShape" mc:Ignorable="w14 wp14">
-  <w:p>
-    <w:pPr>
-      <w:jc w:val="right"/>
-      <w:pBdr>
-        <w:bottom w:val="single" w:sz="4" w:space="2" w:color="000000"/>
-      </w:pBdr>
-    </w:pPr>
-    <w:r>
-      <w:rPr>
-        <w:rFonts w:ascii="Times New Roman" w:hAnsi="Times New Roman" w:eastAsia="Times New Roman" w:cs="Times New Roman"/>
-        <w:b w:val="0"/>
-        <w:color w:val="000000"/>
-        <w:sz w:val="18"/>
-      </w:rPr>
-      <w:t xml:space="preserve">第 5 章 亲核取代、消除与羧酸衍生物</w:t>
-    </w:r>
-  </w:p>
-</w:hdr>
 </file>
 
 <file path=word/numbering.xml><?xml version="1.0" encoding="utf-8"?>
